--- a/КурсоваФайли/Пояснювальна записка.docx
+++ b/КурсоваФайли/Пояснювальна записка.docx
@@ -326,7 +326,23 @@
           <w:sz w:val="28"/>
           <w:szCs w:val="28"/>
         </w:rPr>
-        <w:t xml:space="preserve">з дисципліни «Об’єктно-орієнтоване програмування» </w:t>
+        <w:t>з дисципліни «</w:t>
+      </w:r>
+      <w:r>
+        <w:rPr>
+          <w:color w:val="000000"/>
+          <w:sz w:val="28"/>
+          <w:szCs w:val="28"/>
+        </w:rPr>
+        <w:t>П</w:t>
+      </w:r>
+      <w:r>
+        <w:rPr>
+          <w:color w:val="000000"/>
+          <w:sz w:val="28"/>
+          <w:szCs w:val="28"/>
+        </w:rPr>
+        <w:t xml:space="preserve">рограмування» </w:t>
       </w:r>
       <w:r>
         <w:rPr>
@@ -876,7 +892,7 @@
             </w:rPr>
             <w:fldChar w:fldCharType="separate"/>
           </w:r>
-          <w:hyperlink w:anchor="_Toc229587396" w:history="1">
+          <w:hyperlink w:anchor="_Toc229753803" w:history="1">
             <w:r>
               <w:rPr>
                 <w:rStyle w:val="Hyperlink"/>
@@ -918,7 +934,7 @@
                 <w:sz w:val="28"/>
                 <w:szCs w:val="28"/>
               </w:rPr>
-              <w:instrText xml:space="preserve"> PAGEREF _Toc229587396 \h </w:instrText>
+              <w:instrText xml:space="preserve"> PAGEREF _Toc229753803 \h </w:instrText>
             </w:r>
             <w:r>
               <w:rPr>
@@ -976,7 +992,7 @@
               <w14:ligatures w14:val="standardContextual"/>
             </w:rPr>
           </w:pPr>
-          <w:hyperlink w:anchor="_Toc229587397" w:history="1">
+          <w:hyperlink w:anchor="_Toc229753804" w:history="1">
             <w:r>
               <w:rPr>
                 <w:rStyle w:val="Hyperlink"/>
@@ -1018,7 +1034,7 @@
                 <w:sz w:val="28"/>
                 <w:szCs w:val="28"/>
               </w:rPr>
-              <w:instrText xml:space="preserve"> PAGEREF _Toc229587397 \h </w:instrText>
+              <w:instrText xml:space="preserve"> PAGEREF _Toc229753804 \h </w:instrText>
             </w:r>
             <w:r>
               <w:rPr>
@@ -1076,7 +1092,7 @@
               <w14:ligatures w14:val="standardContextual"/>
             </w:rPr>
           </w:pPr>
-          <w:hyperlink w:anchor="_Toc229587398" w:history="1">
+          <w:hyperlink w:anchor="_Toc229753805" w:history="1">
             <w:r>
               <w:rPr>
                 <w:rStyle w:val="Hyperlink"/>
@@ -1118,7 +1134,7 @@
                 <w:sz w:val="28"/>
                 <w:szCs w:val="28"/>
               </w:rPr>
-              <w:instrText xml:space="preserve"> PAGEREF _Toc229587398 \h </w:instrText>
+              <w:instrText xml:space="preserve"> PAGEREF _Toc229753805 \h </w:instrText>
             </w:r>
             <w:r>
               <w:rPr>
@@ -1177,7 +1193,7 @@
               <w14:ligatures w14:val="standardContextual"/>
             </w:rPr>
           </w:pPr>
-          <w:hyperlink w:anchor="_Toc229587399" w:history="1">
+          <w:hyperlink w:anchor="_Toc229753806" w:history="1">
             <w:r>
               <w:rPr>
                 <w:rStyle w:val="Hyperlink"/>
@@ -1212,7 +1228,7 @@
                 <w:sz w:val="28"/>
                 <w:szCs w:val="28"/>
               </w:rPr>
-              <w:instrText xml:space="preserve"> PAGEREF _Toc229587399 \h </w:instrText>
+              <w:instrText xml:space="preserve"> PAGEREF _Toc229753806 \h </w:instrText>
             </w:r>
             <w:r>
               <w:rPr>
@@ -1267,7 +1283,7 @@
               <w14:ligatures w14:val="standardContextual"/>
             </w:rPr>
           </w:pPr>
-          <w:hyperlink w:anchor="_Toc229587400" w:history="1">
+          <w:hyperlink w:anchor="_Toc229753807" w:history="1">
             <w:r>
               <w:rPr>
                 <w:rStyle w:val="Hyperlink"/>
@@ -1302,7 +1318,7 @@
                 <w:sz w:val="28"/>
                 <w:szCs w:val="28"/>
               </w:rPr>
-              <w:instrText xml:space="preserve"> PAGEREF _Toc229587400 \h </w:instrText>
+              <w:instrText xml:space="preserve"> PAGEREF _Toc229753807 \h </w:instrText>
             </w:r>
             <w:r>
               <w:rPr>
@@ -1357,7 +1373,7 @@
               <w14:ligatures w14:val="standardContextual"/>
             </w:rPr>
           </w:pPr>
-          <w:hyperlink w:anchor="_Toc229587401" w:history="1">
+          <w:hyperlink w:anchor="_Toc229753808" w:history="1">
             <w:r>
               <w:rPr>
                 <w:rStyle w:val="Hyperlink"/>
@@ -1392,7 +1408,7 @@
                 <w:sz w:val="28"/>
                 <w:szCs w:val="28"/>
               </w:rPr>
-              <w:instrText xml:space="preserve"> PAGEREF _Toc229587401 \h </w:instrText>
+              <w:instrText xml:space="preserve"> PAGEREF _Toc229753808 \h </w:instrText>
             </w:r>
             <w:r>
               <w:rPr>
@@ -1446,7 +1462,7 @@
               <w14:ligatures w14:val="standardContextual"/>
             </w:rPr>
           </w:pPr>
-          <w:hyperlink w:anchor="_Toc229587402" w:history="1">
+          <w:hyperlink w:anchor="_Toc229753809" w:history="1">
             <w:r>
               <w:rPr>
                 <w:rStyle w:val="Hyperlink"/>
@@ -1488,7 +1504,7 @@
                 <w:sz w:val="28"/>
                 <w:szCs w:val="28"/>
               </w:rPr>
-              <w:instrText xml:space="preserve"> PAGEREF _Toc229587402 \h </w:instrText>
+              <w:instrText xml:space="preserve"> PAGEREF _Toc229753809 \h </w:instrText>
             </w:r>
             <w:r>
               <w:rPr>
@@ -1547,7 +1563,7 @@
               <w14:ligatures w14:val="standardContextual"/>
             </w:rPr>
           </w:pPr>
-          <w:hyperlink w:anchor="_Toc229587403" w:history="1">
+          <w:hyperlink w:anchor="_Toc229753810" w:history="1">
             <w:r>
               <w:rPr>
                 <w:rStyle w:val="Hyperlink"/>
@@ -1555,25 +1571,7 @@
                 <w:sz w:val="28"/>
                 <w:szCs w:val="28"/>
               </w:rPr>
-              <w:t>2.1 Обґрунтування вибору та опис шаблонів проєктува</w:t>
-            </w:r>
-            <w:r>
-              <w:rPr>
-                <w:rStyle w:val="Hyperlink"/>
-                <w:noProof/>
-                <w:sz w:val="28"/>
-                <w:szCs w:val="28"/>
-              </w:rPr>
-              <w:t>н</w:t>
-            </w:r>
-            <w:r>
-              <w:rPr>
-                <w:rStyle w:val="Hyperlink"/>
-                <w:noProof/>
-                <w:sz w:val="28"/>
-                <w:szCs w:val="28"/>
-              </w:rPr>
-              <w:t>ня для програмної реалізації мікрофреймворку для web-додатків</w:t>
+              <w:t>2.1 Обґрунтування вибору та опис шаблонів проєктування для програмної реалізації застосунків</w:t>
             </w:r>
             <w:r>
               <w:rPr>
@@ -1600,7 +1598,7 @@
                 <w:sz w:val="28"/>
                 <w:szCs w:val="28"/>
               </w:rPr>
-              <w:instrText xml:space="preserve"> PAGEREF _Toc229587403 \h </w:instrText>
+              <w:instrText xml:space="preserve"> PAGEREF _Toc229753810 \h </w:instrText>
             </w:r>
             <w:r>
               <w:rPr>
@@ -1655,7 +1653,7 @@
               <w14:ligatures w14:val="standardContextual"/>
             </w:rPr>
           </w:pPr>
-          <w:hyperlink w:anchor="_Toc229587404" w:history="1">
+          <w:hyperlink w:anchor="_Toc229753811" w:history="1">
             <w:r>
               <w:rPr>
                 <w:rStyle w:val="Hyperlink"/>
@@ -1690,7 +1688,7 @@
                 <w:sz w:val="28"/>
                 <w:szCs w:val="28"/>
               </w:rPr>
-              <w:instrText xml:space="preserve"> PAGEREF _Toc229587404 \h </w:instrText>
+              <w:instrText xml:space="preserve"> PAGEREF _Toc229753811 \h </w:instrText>
             </w:r>
             <w:r>
               <w:rPr>
@@ -1745,7 +1743,7 @@
               <w14:ligatures w14:val="standardContextual"/>
             </w:rPr>
           </w:pPr>
-          <w:hyperlink w:anchor="_Toc229587405" w:history="1">
+          <w:hyperlink w:anchor="_Toc229753812" w:history="1">
             <w:r>
               <w:rPr>
                 <w:rStyle w:val="Hyperlink"/>
@@ -1780,7 +1778,7 @@
                 <w:sz w:val="28"/>
                 <w:szCs w:val="28"/>
               </w:rPr>
-              <w:instrText xml:space="preserve"> PAGEREF _Toc229587405 \h </w:instrText>
+              <w:instrText xml:space="preserve"> PAGEREF _Toc229753812 \h </w:instrText>
             </w:r>
             <w:r>
               <w:rPr>
@@ -1834,7 +1832,7 @@
               <w14:ligatures w14:val="standardContextual"/>
             </w:rPr>
           </w:pPr>
-          <w:hyperlink w:anchor="_Toc229587406" w:history="1">
+          <w:hyperlink w:anchor="_Toc229753813" w:history="1">
             <w:r>
               <w:rPr>
                 <w:rStyle w:val="Hyperlink"/>
@@ -1876,7 +1874,7 @@
                 <w:sz w:val="28"/>
                 <w:szCs w:val="28"/>
               </w:rPr>
-              <w:instrText xml:space="preserve"> PAGEREF _Toc229587406 \h </w:instrText>
+              <w:instrText xml:space="preserve"> PAGEREF _Toc229753813 \h </w:instrText>
             </w:r>
             <w:r>
               <w:rPr>
@@ -1934,7 +1932,7 @@
               <w14:ligatures w14:val="standardContextual"/>
             </w:rPr>
           </w:pPr>
-          <w:hyperlink w:anchor="_Toc229587407" w:history="1">
+          <w:hyperlink w:anchor="_Toc229753814" w:history="1">
             <w:r>
               <w:rPr>
                 <w:rStyle w:val="Hyperlink"/>
@@ -1976,7 +1974,7 @@
                 <w:sz w:val="28"/>
                 <w:szCs w:val="28"/>
               </w:rPr>
-              <w:instrText xml:space="preserve"> PAGEREF _Toc229587407 \h </w:instrText>
+              <w:instrText xml:space="preserve"> PAGEREF _Toc229753814 \h </w:instrText>
             </w:r>
             <w:r>
               <w:rPr>
@@ -2079,7 +2077,7 @@
           <w:color w:val="000000" w:themeColor="text1"/>
         </w:rPr>
       </w:pPr>
-      <w:bookmarkStart w:id="1" w:name="_Toc229587396"/>
+      <w:bookmarkStart w:id="1" w:name="_Toc229753803"/>
       <w:r>
         <w:rPr>
           <w:rFonts w:ascii="Times New Roman" w:hAnsi="Times New Roman" w:cs="Times New Roman"/>
@@ -3844,7 +3842,7 @@
           <w:color w:val="000000" w:themeColor="text1"/>
         </w:rPr>
       </w:pPr>
-      <w:bookmarkStart w:id="2" w:name="_Toc229587397"/>
+      <w:bookmarkStart w:id="2" w:name="_Toc229753804"/>
       <w:r>
         <w:rPr>
           <w:rFonts w:ascii="Times New Roman" w:hAnsi="Times New Roman" w:cs="Times New Roman"/>
@@ -3860,8 +3858,9 @@
     <w:p>
       <w:pPr>
         <w:widowControl/>
-        <w:spacing w:after="160" w:line="259" w:lineRule="auto"/>
+        <w:spacing w:after="160" w:line="360" w:lineRule="auto"/>
         <w:ind w:firstLine="567"/>
+        <w:jc w:val="both"/>
         <w:rPr>
           <w:color w:val="000000"/>
           <w:sz w:val="28"/>
@@ -3898,8 +3897,9 @@
     <w:p>
       <w:pPr>
         <w:widowControl/>
-        <w:spacing w:after="160" w:line="259" w:lineRule="auto"/>
+        <w:spacing w:after="160" w:line="360" w:lineRule="auto"/>
         <w:ind w:firstLine="567"/>
+        <w:jc w:val="both"/>
         <w:rPr>
           <w:color w:val="000000"/>
           <w:sz w:val="28"/>
@@ -3962,8 +3962,9 @@
     <w:p>
       <w:pPr>
         <w:widowControl/>
-        <w:spacing w:after="160" w:line="259" w:lineRule="auto"/>
+        <w:spacing w:after="160" w:line="360" w:lineRule="auto"/>
         <w:ind w:firstLine="567"/>
+        <w:jc w:val="both"/>
         <w:rPr>
           <w:color w:val="000000"/>
           <w:sz w:val="28"/>
@@ -4294,8 +4295,9 @@
     <w:p>
       <w:pPr>
         <w:widowControl/>
-        <w:spacing w:after="160" w:line="259" w:lineRule="auto"/>
+        <w:spacing w:after="160" w:line="360" w:lineRule="auto"/>
         <w:ind w:firstLine="567"/>
+        <w:jc w:val="both"/>
         <w:rPr>
           <w:color w:val="000000"/>
           <w:sz w:val="28"/>
@@ -4332,8 +4334,9 @@
     <w:p>
       <w:pPr>
         <w:widowControl/>
-        <w:spacing w:after="160" w:line="259" w:lineRule="auto"/>
+        <w:spacing w:after="160" w:line="360" w:lineRule="auto"/>
         <w:ind w:firstLine="567"/>
+        <w:jc w:val="both"/>
         <w:rPr>
           <w:color w:val="000000"/>
           <w:sz w:val="28"/>
@@ -4424,8 +4427,9 @@
     <w:p>
       <w:pPr>
         <w:widowControl/>
-        <w:spacing w:after="160" w:line="259" w:lineRule="auto"/>
+        <w:spacing w:after="160" w:line="360" w:lineRule="auto"/>
         <w:ind w:firstLine="567"/>
+        <w:jc w:val="both"/>
         <w:rPr>
           <w:color w:val="000000"/>
           <w:sz w:val="28"/>
@@ -4516,19 +4520,21 @@
     <w:p>
       <w:pPr>
         <w:widowControl/>
-        <w:spacing w:after="160" w:line="259" w:lineRule="auto"/>
-        <w:rPr>
-          <w:color w:val="000000"/>
-          <w:sz w:val="28"/>
-          <w:szCs w:val="28"/>
-        </w:rPr>
-      </w:pPr>
-      <w:r>
-        <w:rPr>
-          <w:color w:val="000000"/>
-          <w:sz w:val="28"/>
-          <w:szCs w:val="28"/>
-        </w:rPr>
+        <w:spacing w:after="160" w:line="360" w:lineRule="auto"/>
+        <w:jc w:val="both"/>
+        <w:rPr>
+          <w:color w:val="000000"/>
+          <w:sz w:val="28"/>
+          <w:szCs w:val="28"/>
+        </w:rPr>
+      </w:pPr>
+      <w:r>
+        <w:rPr>
+          <w:color w:val="000000"/>
+          <w:sz w:val="28"/>
+          <w:szCs w:val="28"/>
+        </w:rPr>
+        <w:lastRenderedPageBreak/>
         <w:t>Для досягнення поставленої мети необхідно виконати такі завдання:</w:t>
       </w:r>
     </w:p>
@@ -4539,7 +4545,8 @@
           <w:ilvl w:val="0"/>
           <w:numId w:val="13"/>
         </w:numPr>
-        <w:spacing w:after="160" w:line="259" w:lineRule="auto"/>
+        <w:spacing w:after="160" w:line="360" w:lineRule="auto"/>
+        <w:jc w:val="both"/>
         <w:rPr>
           <w:color w:val="000000"/>
           <w:sz w:val="28"/>
@@ -4562,7 +4569,8 @@
           <w:ilvl w:val="0"/>
           <w:numId w:val="13"/>
         </w:numPr>
-        <w:spacing w:after="160" w:line="259" w:lineRule="auto"/>
+        <w:spacing w:after="160" w:line="360" w:lineRule="auto"/>
+        <w:jc w:val="both"/>
         <w:rPr>
           <w:color w:val="000000"/>
           <w:sz w:val="28"/>
@@ -4585,7 +4593,8 @@
           <w:ilvl w:val="0"/>
           <w:numId w:val="13"/>
         </w:numPr>
-        <w:spacing w:after="160" w:line="259" w:lineRule="auto"/>
+        <w:spacing w:after="160" w:line="360" w:lineRule="auto"/>
+        <w:jc w:val="both"/>
         <w:rPr>
           <w:color w:val="000000"/>
           <w:sz w:val="28"/>
@@ -4626,7 +4635,8 @@
           <w:ilvl w:val="0"/>
           <w:numId w:val="13"/>
         </w:numPr>
-        <w:spacing w:after="160" w:line="259" w:lineRule="auto"/>
+        <w:spacing w:after="160" w:line="360" w:lineRule="auto"/>
+        <w:jc w:val="both"/>
         <w:rPr>
           <w:color w:val="000000"/>
           <w:sz w:val="28"/>
@@ -4667,7 +4677,8 @@
           <w:ilvl w:val="0"/>
           <w:numId w:val="13"/>
         </w:numPr>
-        <w:spacing w:after="160" w:line="259" w:lineRule="auto"/>
+        <w:spacing w:after="160" w:line="360" w:lineRule="auto"/>
+        <w:jc w:val="both"/>
         <w:rPr>
           <w:color w:val="000000"/>
           <w:sz w:val="28"/>
@@ -4726,20 +4737,20 @@
           <w:ilvl w:val="0"/>
           <w:numId w:val="13"/>
         </w:numPr>
-        <w:spacing w:after="160" w:line="259" w:lineRule="auto"/>
-        <w:rPr>
-          <w:color w:val="000000"/>
-          <w:sz w:val="28"/>
-          <w:szCs w:val="28"/>
-        </w:rPr>
-      </w:pPr>
-      <w:r>
-        <w:rPr>
-          <w:color w:val="000000"/>
-          <w:sz w:val="28"/>
-          <w:szCs w:val="28"/>
-        </w:rPr>
-        <w:lastRenderedPageBreak/>
+        <w:spacing w:after="160" w:line="360" w:lineRule="auto"/>
+        <w:jc w:val="both"/>
+        <w:rPr>
+          <w:color w:val="000000"/>
+          <w:sz w:val="28"/>
+          <w:szCs w:val="28"/>
+        </w:rPr>
+      </w:pPr>
+      <w:r>
+        <w:rPr>
+          <w:color w:val="000000"/>
+          <w:sz w:val="28"/>
+          <w:szCs w:val="28"/>
+        </w:rPr>
         <w:t xml:space="preserve">забезпечити підтримку UI </w:t>
       </w:r>
       <w:proofErr w:type="spellStart"/>
@@ -4768,7 +4779,8 @@
           <w:ilvl w:val="0"/>
           <w:numId w:val="13"/>
         </w:numPr>
-        <w:spacing w:after="160" w:line="259" w:lineRule="auto"/>
+        <w:spacing w:after="160" w:line="360" w:lineRule="auto"/>
+        <w:jc w:val="both"/>
         <w:rPr>
           <w:color w:val="000000"/>
           <w:sz w:val="28"/>
@@ -4809,7 +4821,8 @@
           <w:ilvl w:val="0"/>
           <w:numId w:val="13"/>
         </w:numPr>
-        <w:spacing w:after="160" w:line="259" w:lineRule="auto"/>
+        <w:spacing w:after="160" w:line="360" w:lineRule="auto"/>
+        <w:jc w:val="both"/>
         <w:rPr>
           <w:color w:val="000000"/>
           <w:sz w:val="28"/>
@@ -4832,7 +4845,8 @@
           <w:ilvl w:val="0"/>
           <w:numId w:val="13"/>
         </w:numPr>
-        <w:spacing w:after="160" w:line="259" w:lineRule="auto"/>
+        <w:spacing w:after="160" w:line="360" w:lineRule="auto"/>
+        <w:jc w:val="both"/>
         <w:rPr>
           <w:color w:val="000000"/>
           <w:sz w:val="28"/>
@@ -4855,27 +4869,100 @@
           <w:ilvl w:val="0"/>
           <w:numId w:val="13"/>
         </w:numPr>
-        <w:spacing w:after="160" w:line="259" w:lineRule="auto"/>
-        <w:rPr>
-          <w:color w:val="000000"/>
-          <w:sz w:val="28"/>
-          <w:szCs w:val="28"/>
-        </w:rPr>
-      </w:pPr>
-      <w:r>
-        <w:rPr>
-          <w:color w:val="000000"/>
-          <w:sz w:val="28"/>
-          <w:szCs w:val="28"/>
-        </w:rPr>
-        <w:t xml:space="preserve">оформити документацію до курсової роботи. </w:t>
-      </w:r>
-    </w:p>
-    <w:p>
-      <w:pPr>
-        <w:widowControl/>
-        <w:spacing w:after="160" w:line="259" w:lineRule="auto"/>
+        <w:spacing w:after="160" w:line="360" w:lineRule="auto"/>
+        <w:jc w:val="both"/>
+        <w:rPr>
+          <w:color w:val="000000"/>
+          <w:sz w:val="28"/>
+          <w:szCs w:val="28"/>
+        </w:rPr>
+      </w:pPr>
+      <w:r>
+        <w:rPr>
+          <w:color w:val="000000"/>
+          <w:sz w:val="28"/>
+          <w:szCs w:val="28"/>
+        </w:rPr>
+        <w:t xml:space="preserve">оформити документацію </w:t>
+      </w:r>
+      <w:r>
+        <w:rPr>
+          <w:color w:val="000000" w:themeColor="text1"/>
+          <w:sz w:val="28"/>
+          <w:szCs w:val="28"/>
+        </w:rPr>
+        <w:t xml:space="preserve">до </w:t>
+      </w:r>
+      <w:proofErr w:type="spellStart"/>
+      <w:r>
+        <w:rPr>
+          <w:color w:val="000000" w:themeColor="text1"/>
+          <w:sz w:val="28"/>
+          <w:szCs w:val="28"/>
+        </w:rPr>
+        <w:t>курсово</w:t>
+      </w:r>
+      <w:proofErr w:type="spellEnd"/>
+      <w:r>
+        <w:rPr>
+          <w:color w:val="000000" w:themeColor="text1"/>
+          <w:sz w:val="28"/>
+          <w:szCs w:val="28"/>
+          <w:lang w:val="ru-RU"/>
+        </w:rPr>
+        <w:t>го</w:t>
+      </w:r>
+      <w:r>
+        <w:rPr>
+          <w:color w:val="000000" w:themeColor="text1"/>
+          <w:sz w:val="28"/>
+          <w:szCs w:val="28"/>
+        </w:rPr>
+        <w:t xml:space="preserve"> </w:t>
+      </w:r>
+      <w:r>
+        <w:rPr>
+          <w:color w:val="000000" w:themeColor="text1"/>
+          <w:sz w:val="28"/>
+          <w:szCs w:val="28"/>
+          <w:lang w:val="ru-RU"/>
+        </w:rPr>
+        <w:t>про</w:t>
+      </w:r>
+      <w:r>
+        <w:rPr>
+          <w:color w:val="000000" w:themeColor="text1"/>
+          <w:sz w:val="28"/>
+          <w:szCs w:val="28"/>
+        </w:rPr>
+        <w:t>є</w:t>
+      </w:r>
+      <w:proofErr w:type="spellStart"/>
+      <w:r>
+        <w:rPr>
+          <w:color w:val="000000" w:themeColor="text1"/>
+          <w:sz w:val="28"/>
+          <w:szCs w:val="28"/>
+          <w:lang w:val="ru-RU"/>
+        </w:rPr>
+        <w:t>кту</w:t>
+      </w:r>
+      <w:proofErr w:type="spellEnd"/>
+      <w:r>
+        <w:rPr>
+          <w:color w:val="000000"/>
+          <w:sz w:val="28"/>
+          <w:szCs w:val="28"/>
+        </w:rPr>
+        <w:t xml:space="preserve">. </w:t>
+      </w:r>
+    </w:p>
+    <w:p>
+      <w:pPr>
+        <w:widowControl/>
+        <w:spacing w:after="160" w:line="360" w:lineRule="auto"/>
         <w:ind w:firstLine="567"/>
+        <w:jc w:val="both"/>
         <w:rPr>
           <w:color w:val="000000"/>
           <w:sz w:val="28"/>
@@ -5085,7 +5172,8 @@
     <w:p>
       <w:pPr>
         <w:widowControl/>
-        <w:spacing w:after="160" w:line="259" w:lineRule="auto"/>
+        <w:spacing w:after="160" w:line="360" w:lineRule="auto"/>
+        <w:jc w:val="both"/>
         <w:rPr>
           <w:color w:val="000000"/>
           <w:sz w:val="28"/>
@@ -5108,7 +5196,8 @@
           <w:ilvl w:val="0"/>
           <w:numId w:val="14"/>
         </w:numPr>
-        <w:spacing w:after="160" w:line="259" w:lineRule="auto"/>
+        <w:spacing w:after="160" w:line="360" w:lineRule="auto"/>
+        <w:jc w:val="both"/>
         <w:rPr>
           <w:color w:val="000000"/>
           <w:sz w:val="28"/>
@@ -5167,7 +5256,8 @@
           <w:ilvl w:val="0"/>
           <w:numId w:val="14"/>
         </w:numPr>
-        <w:spacing w:after="160" w:line="259" w:lineRule="auto"/>
+        <w:spacing w:after="160" w:line="360" w:lineRule="auto"/>
+        <w:jc w:val="both"/>
         <w:rPr>
           <w:color w:val="000000"/>
           <w:sz w:val="28"/>
@@ -5208,7 +5298,8 @@
           <w:ilvl w:val="0"/>
           <w:numId w:val="14"/>
         </w:numPr>
-        <w:spacing w:after="160" w:line="259" w:lineRule="auto"/>
+        <w:spacing w:after="160" w:line="360" w:lineRule="auto"/>
+        <w:jc w:val="both"/>
         <w:rPr>
           <w:color w:val="000000"/>
           <w:sz w:val="28"/>
@@ -5267,7 +5358,8 @@
           <w:ilvl w:val="0"/>
           <w:numId w:val="14"/>
         </w:numPr>
-        <w:spacing w:after="160" w:line="259" w:lineRule="auto"/>
+        <w:spacing w:after="160" w:line="360" w:lineRule="auto"/>
+        <w:jc w:val="both"/>
         <w:rPr>
           <w:color w:val="000000"/>
           <w:sz w:val="28"/>
@@ -5308,7 +5400,8 @@
           <w:ilvl w:val="0"/>
           <w:numId w:val="14"/>
         </w:numPr>
-        <w:spacing w:after="160" w:line="259" w:lineRule="auto"/>
+        <w:spacing w:after="160" w:line="360" w:lineRule="auto"/>
+        <w:jc w:val="both"/>
         <w:rPr>
           <w:color w:val="000000"/>
           <w:sz w:val="28"/>
@@ -5349,7 +5442,8 @@
           <w:ilvl w:val="0"/>
           <w:numId w:val="14"/>
         </w:numPr>
-        <w:spacing w:after="160" w:line="259" w:lineRule="auto"/>
+        <w:spacing w:after="160" w:line="360" w:lineRule="auto"/>
+        <w:jc w:val="both"/>
         <w:rPr>
           <w:color w:val="000000"/>
           <w:sz w:val="28"/>
@@ -5372,7 +5466,8 @@
           <w:ilvl w:val="0"/>
           <w:numId w:val="14"/>
         </w:numPr>
-        <w:spacing w:after="160" w:line="259" w:lineRule="auto"/>
+        <w:spacing w:after="160" w:line="360" w:lineRule="auto"/>
+        <w:jc w:val="both"/>
         <w:rPr>
           <w:color w:val="000000"/>
           <w:sz w:val="28"/>
@@ -5463,20 +5558,22 @@
     <w:p>
       <w:pPr>
         <w:widowControl/>
-        <w:spacing w:after="160" w:line="259" w:lineRule="auto"/>
+        <w:spacing w:after="160" w:line="360" w:lineRule="auto"/>
         <w:ind w:firstLine="567"/>
-        <w:rPr>
-          <w:color w:val="000000"/>
-          <w:sz w:val="28"/>
-          <w:szCs w:val="28"/>
-        </w:rPr>
-      </w:pPr>
-      <w:r>
-        <w:rPr>
-          <w:color w:val="000000"/>
-          <w:sz w:val="28"/>
-          <w:szCs w:val="28"/>
-        </w:rPr>
+        <w:jc w:val="both"/>
+        <w:rPr>
+          <w:color w:val="000000"/>
+          <w:sz w:val="28"/>
+          <w:szCs w:val="28"/>
+        </w:rPr>
+      </w:pPr>
+      <w:r>
+        <w:rPr>
+          <w:color w:val="000000"/>
+          <w:sz w:val="28"/>
+          <w:szCs w:val="28"/>
+        </w:rPr>
+        <w:lastRenderedPageBreak/>
         <w:t xml:space="preserve">Для розроблення програмного забезпечення використано мову програмування C#, платформу .NET та </w:t>
       </w:r>
       <w:proofErr w:type="spellStart"/>
@@ -5501,8 +5598,9 @@
     <w:p>
       <w:pPr>
         <w:widowControl/>
-        <w:spacing w:after="160" w:line="259" w:lineRule="auto"/>
+        <w:spacing w:after="160" w:line="360" w:lineRule="auto"/>
         <w:ind w:firstLine="567"/>
+        <w:jc w:val="both"/>
         <w:rPr>
           <w:color w:val="000000"/>
           <w:sz w:val="28"/>
@@ -5521,7 +5619,8 @@
     <w:p>
       <w:pPr>
         <w:widowControl/>
-        <w:spacing w:after="160" w:line="259" w:lineRule="auto"/>
+        <w:spacing w:after="160" w:line="360" w:lineRule="auto"/>
+        <w:jc w:val="both"/>
         <w:rPr>
           <w:sz w:val="28"/>
           <w:szCs w:val="28"/>
@@ -5534,16 +5633,19 @@
     <w:p>
       <w:pPr>
         <w:pStyle w:val="Heading1"/>
+        <w:spacing w:line="360" w:lineRule="auto"/>
         <w:jc w:val="center"/>
         <w:rPr>
+          <w:rFonts w:ascii="Times New Roman" w:hAnsi="Times New Roman" w:cs="Times New Roman"/>
           <w:b/>
           <w:bCs/>
           <w:color w:val="000000" w:themeColor="text1"/>
         </w:rPr>
       </w:pPr>
-      <w:bookmarkStart w:id="3" w:name="_Toc229587398"/>
-      <w:r>
-        <w:rPr>
+      <w:bookmarkStart w:id="3" w:name="_Toc229753805"/>
+      <w:r>
+        <w:rPr>
+          <w:rFonts w:ascii="Times New Roman" w:hAnsi="Times New Roman" w:cs="Times New Roman"/>
           <w:b/>
           <w:bCs/>
           <w:color w:val="000000" w:themeColor="text1"/>
@@ -5552,36 +5654,6 @@
         <w:t>ОПИС СТРУКТУРНО-ЛОГІЧНОЇ СХЕМИ ПРОГРАМИ</w:t>
       </w:r>
       <w:bookmarkEnd w:id="3"/>
-    </w:p>
-    <w:p>
-      <w:pPr>
-        <w:pBdr>
-          <w:top w:val="nil"/>
-          <w:left w:val="nil"/>
-          <w:bottom w:val="nil"/>
-          <w:right w:val="nil"/>
-          <w:between w:val="nil"/>
-        </w:pBdr>
-        <w:ind w:left="938" w:hanging="360"/>
-        <w:rPr>
-          <w:color w:val="000000"/>
-          <w:sz w:val="28"/>
-          <w:szCs w:val="28"/>
-        </w:rPr>
-      </w:pPr>
-    </w:p>
-    <w:p>
-      <w:pPr>
-        <w:pStyle w:val="Heading2"/>
-      </w:pPr>
-      <w:bookmarkStart w:id="4" w:name="_Toc229587399"/>
-      <w:r>
-        <w:t xml:space="preserve">1.1 </w:t>
-      </w:r>
-      <w:r>
-        <w:t>Модульна організація програми</w:t>
-      </w:r>
-      <w:bookmarkEnd w:id="4"/>
     </w:p>
     <w:p>
       <w:pPr>
@@ -5593,7 +5665,41 @@
           <w:between w:val="nil"/>
         </w:pBdr>
         <w:spacing w:line="360" w:lineRule="auto"/>
-        <w:jc w:val="both"/>
+        <w:ind w:left="938" w:hanging="360"/>
+        <w:jc w:val="both"/>
+        <w:rPr>
+          <w:color w:val="000000"/>
+          <w:sz w:val="28"/>
+          <w:szCs w:val="28"/>
+        </w:rPr>
+      </w:pPr>
+    </w:p>
+    <w:p>
+      <w:pPr>
+        <w:pStyle w:val="Heading2"/>
+        <w:spacing w:line="360" w:lineRule="auto"/>
+        <w:jc w:val="both"/>
+      </w:pPr>
+      <w:bookmarkStart w:id="4" w:name="_Toc229753806"/>
+      <w:r>
+        <w:t xml:space="preserve">1.1 </w:t>
+      </w:r>
+      <w:r>
+        <w:t>Модульна організація програми</w:t>
+      </w:r>
+      <w:bookmarkEnd w:id="4"/>
+    </w:p>
+    <w:p>
+      <w:pPr>
+        <w:pBdr>
+          <w:top w:val="nil"/>
+          <w:left w:val="nil"/>
+          <w:bottom w:val="nil"/>
+          <w:right w:val="nil"/>
+          <w:between w:val="nil"/>
+        </w:pBdr>
+        <w:spacing w:line="360" w:lineRule="auto"/>
+        <w:jc w:val="center"/>
         <w:rPr>
           <w:color w:val="000000"/>
           <w:sz w:val="28"/>
@@ -5659,6 +5765,7 @@
     </w:p>
     <w:p>
       <w:pPr>
+        <w:spacing w:line="360" w:lineRule="auto"/>
         <w:jc w:val="center"/>
         <w:rPr>
           <w:i/>
@@ -5688,7 +5795,7 @@
         </w:pBdr>
         <w:spacing w:line="360" w:lineRule="auto"/>
         <w:ind w:firstLine="567"/>
-        <w:jc w:val="center"/>
+        <w:jc w:val="both"/>
         <w:rPr>
           <w:color w:val="000000"/>
           <w:sz w:val="28"/>
@@ -5706,8 +5813,9 @@
           <w:right w:val="nil"/>
           <w:between w:val="nil"/>
         </w:pBdr>
-        <w:spacing w:after="160" w:line="259" w:lineRule="auto"/>
+        <w:spacing w:after="160" w:line="360" w:lineRule="auto"/>
         <w:ind w:firstLine="567"/>
+        <w:jc w:val="both"/>
         <w:rPr>
           <w:sz w:val="28"/>
           <w:szCs w:val="28"/>
@@ -5731,8 +5839,9 @@
           <w:right w:val="nil"/>
           <w:between w:val="nil"/>
         </w:pBdr>
-        <w:spacing w:after="160" w:line="259" w:lineRule="auto"/>
+        <w:spacing w:after="160" w:line="360" w:lineRule="auto"/>
         <w:ind w:firstLine="567"/>
+        <w:jc w:val="both"/>
         <w:rPr>
           <w:sz w:val="28"/>
           <w:szCs w:val="28"/>
@@ -5760,8 +5869,9 @@
           <w:right w:val="nil"/>
           <w:between w:val="nil"/>
         </w:pBdr>
-        <w:spacing w:after="160" w:line="259" w:lineRule="auto"/>
+        <w:spacing w:after="160" w:line="360" w:lineRule="auto"/>
         <w:ind w:firstLine="567"/>
+        <w:jc w:val="both"/>
         <w:rPr>
           <w:sz w:val="28"/>
           <w:szCs w:val="28"/>
@@ -5814,8 +5924,9 @@
           <w:right w:val="nil"/>
           <w:between w:val="nil"/>
         </w:pBdr>
-        <w:spacing w:after="160" w:line="259" w:lineRule="auto"/>
+        <w:spacing w:after="160" w:line="360" w:lineRule="auto"/>
         <w:ind w:firstLine="567"/>
+        <w:jc w:val="both"/>
         <w:rPr>
           <w:sz w:val="28"/>
           <w:szCs w:val="28"/>
@@ -5884,8 +5995,9 @@
           <w:right w:val="nil"/>
           <w:between w:val="nil"/>
         </w:pBdr>
-        <w:spacing w:after="160" w:line="259" w:lineRule="auto"/>
+        <w:spacing w:after="160" w:line="360" w:lineRule="auto"/>
         <w:ind w:firstLine="567"/>
+        <w:jc w:val="both"/>
         <w:rPr>
           <w:sz w:val="28"/>
           <w:szCs w:val="28"/>
@@ -5954,8 +6066,9 @@
           <w:right w:val="nil"/>
           <w:between w:val="nil"/>
         </w:pBdr>
-        <w:spacing w:after="160" w:line="259" w:lineRule="auto"/>
+        <w:spacing w:after="160" w:line="360" w:lineRule="auto"/>
         <w:ind w:firstLine="567"/>
+        <w:jc w:val="both"/>
         <w:rPr>
           <w:sz w:val="28"/>
           <w:szCs w:val="28"/>
@@ -6008,8 +6121,9 @@
           <w:right w:val="nil"/>
           <w:between w:val="nil"/>
         </w:pBdr>
-        <w:spacing w:after="160" w:line="259" w:lineRule="auto"/>
+        <w:spacing w:after="160" w:line="360" w:lineRule="auto"/>
         <w:ind w:firstLine="567"/>
+        <w:jc w:val="both"/>
         <w:rPr>
           <w:sz w:val="28"/>
           <w:szCs w:val="28"/>
@@ -6046,8 +6160,9 @@
           <w:right w:val="nil"/>
           <w:between w:val="nil"/>
         </w:pBdr>
-        <w:spacing w:after="160" w:line="259" w:lineRule="auto"/>
+        <w:spacing w:after="160" w:line="360" w:lineRule="auto"/>
         <w:ind w:firstLine="567"/>
+        <w:jc w:val="both"/>
         <w:rPr>
           <w:sz w:val="28"/>
           <w:szCs w:val="28"/>
@@ -6084,19 +6199,21 @@
           <w:right w:val="nil"/>
           <w:between w:val="nil"/>
         </w:pBdr>
-        <w:spacing w:after="160" w:line="259" w:lineRule="auto"/>
+        <w:spacing w:after="160" w:line="360" w:lineRule="auto"/>
         <w:ind w:firstLine="567"/>
-        <w:rPr>
-          <w:sz w:val="28"/>
-          <w:szCs w:val="28"/>
-        </w:rPr>
-      </w:pPr>
-      <w:proofErr w:type="spellStart"/>
-      <w:r>
-        <w:rPr>
-          <w:sz w:val="28"/>
-          <w:szCs w:val="28"/>
-        </w:rPr>
+        <w:jc w:val="both"/>
+        <w:rPr>
+          <w:sz w:val="28"/>
+          <w:szCs w:val="28"/>
+        </w:rPr>
+      </w:pPr>
+      <w:proofErr w:type="spellStart"/>
+      <w:r>
+        <w:rPr>
+          <w:sz w:val="28"/>
+          <w:szCs w:val="28"/>
+        </w:rPr>
+        <w:lastRenderedPageBreak/>
         <w:t>Transition</w:t>
       </w:r>
       <w:proofErr w:type="spellEnd"/>
@@ -6138,8 +6255,9 @@
           <w:right w:val="nil"/>
           <w:between w:val="nil"/>
         </w:pBdr>
-        <w:spacing w:after="160" w:line="259" w:lineRule="auto"/>
+        <w:spacing w:after="160" w:line="360" w:lineRule="auto"/>
         <w:ind w:firstLine="567"/>
+        <w:jc w:val="both"/>
         <w:rPr>
           <w:sz w:val="28"/>
           <w:szCs w:val="28"/>
@@ -6188,8 +6306,9 @@
           <w:right w:val="nil"/>
           <w:between w:val="nil"/>
         </w:pBdr>
-        <w:spacing w:after="160" w:line="259" w:lineRule="auto"/>
+        <w:spacing w:after="160" w:line="360" w:lineRule="auto"/>
         <w:ind w:firstLine="567"/>
+        <w:jc w:val="both"/>
         <w:rPr>
           <w:sz w:val="28"/>
           <w:szCs w:val="28"/>
@@ -6213,8 +6332,9 @@
           <w:right w:val="nil"/>
           <w:between w:val="nil"/>
         </w:pBdr>
-        <w:spacing w:after="160" w:line="259" w:lineRule="auto"/>
+        <w:spacing w:after="160" w:line="360" w:lineRule="auto"/>
         <w:ind w:firstLine="567"/>
+        <w:jc w:val="both"/>
         <w:rPr>
           <w:sz w:val="28"/>
           <w:szCs w:val="28"/>
@@ -6231,8 +6351,9 @@
           <w:right w:val="nil"/>
           <w:between w:val="nil"/>
         </w:pBdr>
-        <w:spacing w:after="160" w:line="259" w:lineRule="auto"/>
+        <w:spacing w:after="160" w:line="360" w:lineRule="auto"/>
         <w:ind w:firstLine="567"/>
+        <w:jc w:val="both"/>
         <w:rPr>
           <w:b/>
           <w:bCs/>
@@ -6248,7 +6369,6 @@
           <w:sz w:val="28"/>
           <w:szCs w:val="28"/>
         </w:rPr>
-        <w:lastRenderedPageBreak/>
         <w:t>Presentation</w:t>
       </w:r>
       <w:proofErr w:type="spellEnd"/>
@@ -6283,8 +6403,9 @@
           <w:right w:val="nil"/>
           <w:between w:val="nil"/>
         </w:pBdr>
-        <w:spacing w:after="160" w:line="259" w:lineRule="auto"/>
+        <w:spacing w:after="160" w:line="360" w:lineRule="auto"/>
         <w:ind w:firstLine="567"/>
+        <w:jc w:val="both"/>
         <w:rPr>
           <w:sz w:val="28"/>
           <w:szCs w:val="28"/>
@@ -6349,8 +6470,9 @@
           <w:right w:val="nil"/>
           <w:between w:val="nil"/>
         </w:pBdr>
-        <w:spacing w:after="160" w:line="259" w:lineRule="auto"/>
+        <w:spacing w:after="160" w:line="360" w:lineRule="auto"/>
         <w:ind w:firstLine="567"/>
+        <w:jc w:val="both"/>
         <w:rPr>
           <w:sz w:val="28"/>
           <w:szCs w:val="28"/>
@@ -6378,8 +6500,9 @@
           <w:right w:val="nil"/>
           <w:between w:val="nil"/>
         </w:pBdr>
-        <w:spacing w:after="160" w:line="259" w:lineRule="auto"/>
+        <w:spacing w:after="160" w:line="360" w:lineRule="auto"/>
         <w:ind w:firstLine="567"/>
+        <w:jc w:val="both"/>
         <w:rPr>
           <w:sz w:val="28"/>
           <w:szCs w:val="28"/>
@@ -6416,8 +6539,9 @@
           <w:right w:val="nil"/>
           <w:between w:val="nil"/>
         </w:pBdr>
-        <w:spacing w:after="160" w:line="259" w:lineRule="auto"/>
+        <w:spacing w:after="160" w:line="360" w:lineRule="auto"/>
         <w:ind w:firstLine="567"/>
+        <w:jc w:val="both"/>
         <w:rPr>
           <w:sz w:val="28"/>
           <w:szCs w:val="28"/>
@@ -6454,8 +6578,9 @@
           <w:right w:val="nil"/>
           <w:between w:val="nil"/>
         </w:pBdr>
-        <w:spacing w:after="160" w:line="259" w:lineRule="auto"/>
+        <w:spacing w:after="160" w:line="360" w:lineRule="auto"/>
         <w:ind w:firstLine="567"/>
+        <w:jc w:val="both"/>
         <w:rPr>
           <w:sz w:val="28"/>
           <w:szCs w:val="28"/>
@@ -6495,8 +6620,9 @@
           <w:right w:val="nil"/>
           <w:between w:val="nil"/>
         </w:pBdr>
-        <w:spacing w:after="160" w:line="259" w:lineRule="auto"/>
+        <w:spacing w:after="160" w:line="360" w:lineRule="auto"/>
         <w:ind w:firstLine="567"/>
+        <w:jc w:val="both"/>
         <w:rPr>
           <w:sz w:val="28"/>
           <w:szCs w:val="28"/>
@@ -6561,8 +6687,9 @@
           <w:right w:val="nil"/>
           <w:between w:val="nil"/>
         </w:pBdr>
-        <w:spacing w:after="160" w:line="259" w:lineRule="auto"/>
+        <w:spacing w:after="160" w:line="360" w:lineRule="auto"/>
         <w:ind w:firstLine="567"/>
+        <w:jc w:val="both"/>
         <w:rPr>
           <w:sz w:val="28"/>
           <w:szCs w:val="28"/>
@@ -6579,8 +6706,9 @@
           <w:right w:val="nil"/>
           <w:between w:val="nil"/>
         </w:pBdr>
-        <w:spacing w:after="160" w:line="259" w:lineRule="auto"/>
+        <w:spacing w:after="160" w:line="360" w:lineRule="auto"/>
         <w:ind w:firstLine="567"/>
+        <w:jc w:val="both"/>
         <w:rPr>
           <w:b/>
           <w:bCs/>
@@ -6619,8 +6747,9 @@
           <w:right w:val="nil"/>
           <w:between w:val="nil"/>
         </w:pBdr>
-        <w:spacing w:after="160" w:line="259" w:lineRule="auto"/>
+        <w:spacing w:after="160" w:line="360" w:lineRule="auto"/>
         <w:ind w:firstLine="567"/>
+        <w:jc w:val="both"/>
         <w:rPr>
           <w:sz w:val="28"/>
           <w:szCs w:val="28"/>
@@ -6657,8 +6786,9 @@
           <w:right w:val="nil"/>
           <w:between w:val="nil"/>
         </w:pBdr>
-        <w:spacing w:after="160" w:line="259" w:lineRule="auto"/>
+        <w:spacing w:after="160" w:line="360" w:lineRule="auto"/>
         <w:ind w:firstLine="567"/>
+        <w:jc w:val="both"/>
         <w:rPr>
           <w:sz w:val="28"/>
           <w:szCs w:val="28"/>
@@ -6686,8 +6816,9 @@
           <w:right w:val="nil"/>
           <w:between w:val="nil"/>
         </w:pBdr>
-        <w:spacing w:after="160" w:line="259" w:lineRule="auto"/>
+        <w:spacing w:after="160" w:line="360" w:lineRule="auto"/>
         <w:ind w:firstLine="567"/>
+        <w:jc w:val="both"/>
         <w:rPr>
           <w:sz w:val="28"/>
           <w:szCs w:val="28"/>
@@ -6731,8 +6862,9 @@
           <w:right w:val="nil"/>
           <w:between w:val="nil"/>
         </w:pBdr>
-        <w:spacing w:after="160" w:line="259" w:lineRule="auto"/>
+        <w:spacing w:after="160" w:line="360" w:lineRule="auto"/>
         <w:ind w:firstLine="567"/>
+        <w:jc w:val="both"/>
         <w:rPr>
           <w:sz w:val="28"/>
           <w:szCs w:val="28"/>
@@ -6824,8 +6956,9 @@
           <w:right w:val="nil"/>
           <w:between w:val="nil"/>
         </w:pBdr>
-        <w:spacing w:after="160" w:line="259" w:lineRule="auto"/>
+        <w:spacing w:after="160" w:line="360" w:lineRule="auto"/>
         <w:ind w:firstLine="567"/>
+        <w:jc w:val="both"/>
         <w:rPr>
           <w:sz w:val="28"/>
           <w:szCs w:val="28"/>
@@ -6849,8 +6982,9 @@
           <w:right w:val="nil"/>
           <w:between w:val="nil"/>
         </w:pBdr>
-        <w:spacing w:after="160" w:line="259" w:lineRule="auto"/>
+        <w:spacing w:after="160" w:line="360" w:lineRule="auto"/>
         <w:ind w:firstLine="567"/>
+        <w:jc w:val="both"/>
         <w:rPr>
           <w:sz w:val="28"/>
           <w:szCs w:val="28"/>
@@ -6899,8 +7033,9 @@
           <w:right w:val="nil"/>
           <w:between w:val="nil"/>
         </w:pBdr>
-        <w:spacing w:after="160" w:line="259" w:lineRule="auto"/>
+        <w:spacing w:after="160" w:line="360" w:lineRule="auto"/>
         <w:ind w:firstLine="567"/>
+        <w:jc w:val="both"/>
         <w:rPr>
           <w:sz w:val="28"/>
           <w:szCs w:val="28"/>
@@ -6917,8 +7052,9 @@
           <w:right w:val="nil"/>
           <w:between w:val="nil"/>
         </w:pBdr>
-        <w:spacing w:after="160" w:line="259" w:lineRule="auto"/>
+        <w:spacing w:after="160" w:line="360" w:lineRule="auto"/>
         <w:ind w:firstLine="567"/>
+        <w:jc w:val="both"/>
         <w:rPr>
           <w:b/>
           <w:bCs/>
@@ -6934,6 +7070,7 @@
           <w:sz w:val="28"/>
           <w:szCs w:val="28"/>
         </w:rPr>
+        <w:lastRenderedPageBreak/>
         <w:t>Router</w:t>
       </w:r>
       <w:proofErr w:type="spellEnd"/>
@@ -6948,8 +7085,9 @@
           <w:right w:val="nil"/>
           <w:between w:val="nil"/>
         </w:pBdr>
-        <w:spacing w:after="160" w:line="259" w:lineRule="auto"/>
+        <w:spacing w:after="160" w:line="360" w:lineRule="auto"/>
         <w:ind w:firstLine="567"/>
+        <w:jc w:val="both"/>
         <w:rPr>
           <w:sz w:val="28"/>
           <w:szCs w:val="28"/>
@@ -6998,8 +7136,9 @@
           <w:right w:val="nil"/>
           <w:between w:val="nil"/>
         </w:pBdr>
-        <w:spacing w:after="160" w:line="259" w:lineRule="auto"/>
+        <w:spacing w:after="160" w:line="360" w:lineRule="auto"/>
         <w:ind w:firstLine="567"/>
+        <w:jc w:val="both"/>
         <w:rPr>
           <w:sz w:val="28"/>
           <w:szCs w:val="28"/>
@@ -7071,8 +7210,9 @@
           <w:right w:val="nil"/>
           <w:between w:val="nil"/>
         </w:pBdr>
-        <w:spacing w:after="160" w:line="259" w:lineRule="auto"/>
+        <w:spacing w:after="160" w:line="360" w:lineRule="auto"/>
         <w:ind w:firstLine="567"/>
+        <w:jc w:val="both"/>
         <w:rPr>
           <w:sz w:val="28"/>
           <w:szCs w:val="28"/>
@@ -7116,8 +7256,9 @@
           <w:right w:val="nil"/>
           <w:between w:val="nil"/>
         </w:pBdr>
-        <w:spacing w:after="160" w:line="259" w:lineRule="auto"/>
+        <w:spacing w:after="160" w:line="360" w:lineRule="auto"/>
         <w:ind w:firstLine="567"/>
+        <w:jc w:val="both"/>
         <w:rPr>
           <w:sz w:val="28"/>
           <w:szCs w:val="28"/>
@@ -7170,8 +7311,9 @@
           <w:right w:val="nil"/>
           <w:between w:val="nil"/>
         </w:pBdr>
-        <w:spacing w:after="160" w:line="259" w:lineRule="auto"/>
+        <w:spacing w:after="160" w:line="360" w:lineRule="auto"/>
         <w:ind w:firstLine="567"/>
+        <w:jc w:val="both"/>
         <w:rPr>
           <w:sz w:val="28"/>
           <w:szCs w:val="28"/>
@@ -7240,8 +7382,9 @@
           <w:right w:val="nil"/>
           <w:between w:val="nil"/>
         </w:pBdr>
-        <w:spacing w:after="160" w:line="259" w:lineRule="auto"/>
+        <w:spacing w:after="160" w:line="360" w:lineRule="auto"/>
         <w:ind w:firstLine="567"/>
+        <w:jc w:val="both"/>
         <w:rPr>
           <w:sz w:val="28"/>
           <w:szCs w:val="28"/>
@@ -7310,8 +7453,9 @@
           <w:right w:val="nil"/>
           <w:between w:val="nil"/>
         </w:pBdr>
-        <w:spacing w:after="160" w:line="259" w:lineRule="auto"/>
+        <w:spacing w:after="160" w:line="360" w:lineRule="auto"/>
         <w:ind w:firstLine="567"/>
+        <w:jc w:val="both"/>
         <w:rPr>
           <w:sz w:val="28"/>
           <w:szCs w:val="28"/>
@@ -7360,8 +7504,9 @@
           <w:right w:val="nil"/>
           <w:between w:val="nil"/>
         </w:pBdr>
-        <w:spacing w:after="160" w:line="259" w:lineRule="auto"/>
+        <w:spacing w:after="160" w:line="360" w:lineRule="auto"/>
         <w:ind w:firstLine="567"/>
+        <w:jc w:val="both"/>
         <w:rPr>
           <w:sz w:val="28"/>
           <w:szCs w:val="28"/>
@@ -7378,8 +7523,9 @@
           <w:right w:val="nil"/>
           <w:between w:val="nil"/>
         </w:pBdr>
-        <w:spacing w:after="160" w:line="259" w:lineRule="auto"/>
+        <w:spacing w:after="160" w:line="360" w:lineRule="auto"/>
         <w:ind w:firstLine="567"/>
+        <w:jc w:val="both"/>
         <w:rPr>
           <w:b/>
           <w:bCs/>
@@ -7396,7 +7542,6 @@
           <w:sz w:val="28"/>
           <w:szCs w:val="28"/>
         </w:rPr>
-        <w:lastRenderedPageBreak/>
         <w:t>Transition</w:t>
       </w:r>
       <w:proofErr w:type="spellEnd"/>
@@ -7441,8 +7586,9 @@
           <w:right w:val="nil"/>
           <w:between w:val="nil"/>
         </w:pBdr>
-        <w:spacing w:after="160" w:line="259" w:lineRule="auto"/>
+        <w:spacing w:after="160" w:line="360" w:lineRule="auto"/>
         <w:ind w:firstLine="567"/>
+        <w:jc w:val="both"/>
         <w:rPr>
           <w:sz w:val="28"/>
           <w:szCs w:val="28"/>
@@ -7498,8 +7644,9 @@
           <w:right w:val="nil"/>
           <w:between w:val="nil"/>
         </w:pBdr>
-        <w:spacing w:after="160" w:line="259" w:lineRule="auto"/>
+        <w:spacing w:after="160" w:line="360" w:lineRule="auto"/>
         <w:ind w:firstLine="567"/>
+        <w:jc w:val="both"/>
         <w:rPr>
           <w:sz w:val="28"/>
           <w:szCs w:val="28"/>
@@ -7543,8 +7690,9 @@
           <w:right w:val="nil"/>
           <w:between w:val="nil"/>
         </w:pBdr>
-        <w:spacing w:after="160" w:line="259" w:lineRule="auto"/>
+        <w:spacing w:after="160" w:line="360" w:lineRule="auto"/>
         <w:ind w:firstLine="567"/>
+        <w:jc w:val="both"/>
         <w:rPr>
           <w:sz w:val="28"/>
           <w:szCs w:val="28"/>
@@ -7604,8 +7752,9 @@
           <w:right w:val="nil"/>
           <w:between w:val="nil"/>
         </w:pBdr>
-        <w:spacing w:after="160" w:line="259" w:lineRule="auto"/>
+        <w:spacing w:after="160" w:line="360" w:lineRule="auto"/>
         <w:ind w:firstLine="567"/>
+        <w:jc w:val="both"/>
         <w:rPr>
           <w:sz w:val="28"/>
           <w:szCs w:val="28"/>
@@ -7633,8 +7782,9 @@
           <w:right w:val="nil"/>
           <w:between w:val="nil"/>
         </w:pBdr>
-        <w:spacing w:after="160" w:line="259" w:lineRule="auto"/>
+        <w:spacing w:after="160" w:line="360" w:lineRule="auto"/>
         <w:ind w:firstLine="567"/>
+        <w:jc w:val="both"/>
         <w:rPr>
           <w:sz w:val="28"/>
           <w:szCs w:val="28"/>
@@ -7674,8 +7824,9 @@
           <w:right w:val="nil"/>
           <w:between w:val="nil"/>
         </w:pBdr>
-        <w:spacing w:after="160" w:line="259" w:lineRule="auto"/>
+        <w:spacing w:after="160" w:line="360" w:lineRule="auto"/>
         <w:ind w:firstLine="567"/>
+        <w:jc w:val="both"/>
         <w:rPr>
           <w:sz w:val="28"/>
           <w:szCs w:val="28"/>
@@ -7731,8 +7882,9 @@
           <w:right w:val="nil"/>
           <w:between w:val="nil"/>
         </w:pBdr>
-        <w:spacing w:after="160" w:line="259" w:lineRule="auto"/>
+        <w:spacing w:after="160" w:line="360" w:lineRule="auto"/>
         <w:ind w:firstLine="567"/>
+        <w:jc w:val="both"/>
         <w:rPr>
           <w:sz w:val="28"/>
           <w:szCs w:val="28"/>
@@ -7820,8 +7972,9 @@
           <w:right w:val="nil"/>
           <w:between w:val="nil"/>
         </w:pBdr>
-        <w:spacing w:after="160" w:line="259" w:lineRule="auto"/>
+        <w:spacing w:after="160" w:line="360" w:lineRule="auto"/>
         <w:ind w:firstLine="567"/>
+        <w:jc w:val="both"/>
         <w:rPr>
           <w:sz w:val="28"/>
           <w:szCs w:val="28"/>
@@ -7838,8 +7991,9 @@
           <w:right w:val="nil"/>
           <w:between w:val="nil"/>
         </w:pBdr>
-        <w:spacing w:after="160" w:line="259" w:lineRule="auto"/>
+        <w:spacing w:after="160" w:line="360" w:lineRule="auto"/>
         <w:ind w:firstLine="567"/>
+        <w:jc w:val="both"/>
         <w:rPr>
           <w:b/>
           <w:bCs/>
@@ -7898,8 +8052,9 @@
           <w:right w:val="nil"/>
           <w:between w:val="nil"/>
         </w:pBdr>
-        <w:spacing w:after="160" w:line="259" w:lineRule="auto"/>
+        <w:spacing w:after="160" w:line="360" w:lineRule="auto"/>
         <w:ind w:firstLine="567"/>
+        <w:jc w:val="both"/>
         <w:rPr>
           <w:sz w:val="28"/>
           <w:szCs w:val="28"/>
@@ -7955,19 +8110,21 @@
           <w:right w:val="nil"/>
           <w:between w:val="nil"/>
         </w:pBdr>
-        <w:spacing w:after="160" w:line="259" w:lineRule="auto"/>
+        <w:spacing w:after="160" w:line="360" w:lineRule="auto"/>
         <w:ind w:firstLine="567"/>
-        <w:rPr>
-          <w:sz w:val="28"/>
-          <w:szCs w:val="28"/>
-        </w:rPr>
-      </w:pPr>
-      <w:proofErr w:type="spellStart"/>
-      <w:r>
-        <w:rPr>
-          <w:sz w:val="28"/>
-          <w:szCs w:val="28"/>
-        </w:rPr>
+        <w:jc w:val="both"/>
+        <w:rPr>
+          <w:sz w:val="28"/>
+          <w:szCs w:val="28"/>
+        </w:rPr>
+      </w:pPr>
+      <w:proofErr w:type="spellStart"/>
+      <w:r>
+        <w:rPr>
+          <w:sz w:val="28"/>
+          <w:szCs w:val="28"/>
+        </w:rPr>
+        <w:lastRenderedPageBreak/>
         <w:t>DataContainer</w:t>
       </w:r>
       <w:proofErr w:type="spellEnd"/>
@@ -7976,21 +8133,7 @@
           <w:sz w:val="28"/>
           <w:szCs w:val="28"/>
         </w:rPr>
-        <w:t xml:space="preserve"> підтримує зберігання DTO</w:t>
-      </w:r>
-      <w:r>
-        <w:rPr>
-          <w:sz w:val="28"/>
-          <w:szCs w:val="28"/>
-        </w:rPr>
-        <w:t xml:space="preserve"> </w:t>
-      </w:r>
-      <w:r>
-        <w:rPr>
-          <w:sz w:val="28"/>
-          <w:szCs w:val="28"/>
-        </w:rPr>
-        <w:t xml:space="preserve">та </w:t>
+        <w:t xml:space="preserve"> підтримує зберігання DTO та </w:t>
       </w:r>
       <w:proofErr w:type="spellStart"/>
       <w:r>
@@ -8006,21 +8149,7 @@
           <w:sz w:val="28"/>
           <w:szCs w:val="28"/>
         </w:rPr>
-        <w:t xml:space="preserve"> у вигляді </w:t>
-      </w:r>
-      <w:r>
-        <w:rPr>
-          <w:sz w:val="28"/>
-          <w:szCs w:val="28"/>
-        </w:rPr>
-        <w:t>с</w:t>
-      </w:r>
-      <w:r>
-        <w:rPr>
-          <w:sz w:val="28"/>
-          <w:szCs w:val="28"/>
-        </w:rPr>
-        <w:t>труктурованих колекцій.</w:t>
+        <w:t xml:space="preserve"> у вигляді структурованих колекцій.</w:t>
       </w:r>
       <w:r>
         <w:rPr>
@@ -8088,8 +8217,9 @@
           <w:right w:val="nil"/>
           <w:between w:val="nil"/>
         </w:pBdr>
-        <w:spacing w:after="160" w:line="259" w:lineRule="auto"/>
+        <w:spacing w:after="160" w:line="360" w:lineRule="auto"/>
         <w:ind w:firstLine="567"/>
+        <w:jc w:val="both"/>
         <w:rPr>
           <w:sz w:val="28"/>
           <w:szCs w:val="28"/>
@@ -8148,14 +8278,7 @@
           <w:sz w:val="28"/>
           <w:szCs w:val="28"/>
         </w:rPr>
-        <w:t xml:space="preserve"> </w:t>
-      </w:r>
-      <w:r>
-        <w:rPr>
-          <w:sz w:val="28"/>
-          <w:szCs w:val="28"/>
-        </w:rPr>
-        <w:t xml:space="preserve">у </w:t>
+        <w:t xml:space="preserve"> у </w:t>
       </w:r>
       <w:r>
         <w:rPr>
@@ -8198,8 +8321,9 @@
           <w:right w:val="nil"/>
           <w:between w:val="nil"/>
         </w:pBdr>
-        <w:spacing w:after="160" w:line="259" w:lineRule="auto"/>
+        <w:spacing w:after="160" w:line="360" w:lineRule="auto"/>
         <w:ind w:firstLine="567"/>
+        <w:jc w:val="both"/>
         <w:rPr>
           <w:sz w:val="28"/>
           <w:szCs w:val="28"/>
@@ -8216,8 +8340,9 @@
           <w:right w:val="nil"/>
           <w:between w:val="nil"/>
         </w:pBdr>
-        <w:spacing w:after="160" w:line="259" w:lineRule="auto"/>
+        <w:spacing w:after="160" w:line="360" w:lineRule="auto"/>
         <w:ind w:firstLine="567"/>
+        <w:jc w:val="both"/>
         <w:rPr>
           <w:b/>
           <w:bCs/>
@@ -8267,8 +8392,9 @@
           <w:right w:val="nil"/>
           <w:between w:val="nil"/>
         </w:pBdr>
-        <w:spacing w:after="160" w:line="259" w:lineRule="auto"/>
+        <w:spacing w:after="160" w:line="360" w:lineRule="auto"/>
         <w:ind w:firstLine="567"/>
+        <w:jc w:val="both"/>
         <w:rPr>
           <w:sz w:val="28"/>
           <w:szCs w:val="28"/>
@@ -8321,8 +8447,9 @@
           <w:right w:val="nil"/>
           <w:between w:val="nil"/>
         </w:pBdr>
-        <w:spacing w:after="160" w:line="259" w:lineRule="auto"/>
+        <w:spacing w:after="160" w:line="360" w:lineRule="auto"/>
         <w:ind w:firstLine="567"/>
+        <w:jc w:val="both"/>
         <w:rPr>
           <w:sz w:val="28"/>
           <w:szCs w:val="28"/>
@@ -8350,8 +8477,9 @@
           <w:right w:val="nil"/>
           <w:between w:val="nil"/>
         </w:pBdr>
-        <w:spacing w:after="160" w:line="259" w:lineRule="auto"/>
+        <w:spacing w:after="160" w:line="360" w:lineRule="auto"/>
         <w:ind w:firstLine="567"/>
+        <w:jc w:val="both"/>
         <w:rPr>
           <w:sz w:val="28"/>
           <w:szCs w:val="28"/>
@@ -8379,8 +8507,9 @@
           <w:right w:val="nil"/>
           <w:between w:val="nil"/>
         </w:pBdr>
-        <w:spacing w:after="160" w:line="259" w:lineRule="auto"/>
+        <w:spacing w:after="160" w:line="360" w:lineRule="auto"/>
         <w:ind w:firstLine="567"/>
+        <w:jc w:val="both"/>
         <w:rPr>
           <w:sz w:val="28"/>
           <w:szCs w:val="28"/>
@@ -8404,8 +8533,9 @@
           <w:right w:val="nil"/>
           <w:between w:val="nil"/>
         </w:pBdr>
-        <w:spacing w:after="160" w:line="259" w:lineRule="auto"/>
+        <w:spacing w:after="160" w:line="360" w:lineRule="auto"/>
         <w:ind w:firstLine="567"/>
+        <w:jc w:val="both"/>
         <w:rPr>
           <w:sz w:val="28"/>
           <w:szCs w:val="28"/>
@@ -8525,8 +8655,9 @@
           <w:right w:val="nil"/>
           <w:between w:val="nil"/>
         </w:pBdr>
-        <w:spacing w:after="160" w:line="259" w:lineRule="auto"/>
+        <w:spacing w:after="160" w:line="360" w:lineRule="auto"/>
         <w:ind w:firstLine="567"/>
+        <w:jc w:val="both"/>
         <w:rPr>
           <w:sz w:val="28"/>
           <w:szCs w:val="28"/>
@@ -8543,8 +8674,9 @@
           <w:right w:val="nil"/>
           <w:between w:val="nil"/>
         </w:pBdr>
-        <w:spacing w:after="160" w:line="259" w:lineRule="auto"/>
+        <w:spacing w:after="160" w:line="360" w:lineRule="auto"/>
         <w:ind w:firstLine="567"/>
+        <w:jc w:val="both"/>
         <w:rPr>
           <w:b/>
           <w:bCs/>
@@ -8614,8 +8746,9 @@
           <w:right w:val="nil"/>
           <w:between w:val="nil"/>
         </w:pBdr>
-        <w:spacing w:after="160" w:line="259" w:lineRule="auto"/>
+        <w:spacing w:after="160" w:line="360" w:lineRule="auto"/>
         <w:ind w:firstLine="567"/>
+        <w:jc w:val="both"/>
         <w:rPr>
           <w:sz w:val="28"/>
           <w:szCs w:val="28"/>
@@ -8643,20 +8776,20 @@
           <w:right w:val="nil"/>
           <w:between w:val="nil"/>
         </w:pBdr>
-        <w:spacing w:after="160" w:line="259" w:lineRule="auto"/>
+        <w:spacing w:after="160" w:line="360" w:lineRule="auto"/>
         <w:ind w:firstLine="567"/>
-        <w:rPr>
-          <w:sz w:val="28"/>
-          <w:szCs w:val="28"/>
-        </w:rPr>
-      </w:pPr>
-      <w:proofErr w:type="spellStart"/>
-      <w:r>
-        <w:rPr>
-          <w:sz w:val="28"/>
-          <w:szCs w:val="28"/>
-        </w:rPr>
-        <w:lastRenderedPageBreak/>
+        <w:jc w:val="both"/>
+        <w:rPr>
+          <w:sz w:val="28"/>
+          <w:szCs w:val="28"/>
+        </w:rPr>
+      </w:pPr>
+      <w:proofErr w:type="spellStart"/>
+      <w:r>
+        <w:rPr>
+          <w:sz w:val="28"/>
+          <w:szCs w:val="28"/>
+        </w:rPr>
         <w:t>Functional</w:t>
       </w:r>
       <w:proofErr w:type="spellEnd"/>
@@ -8698,8 +8831,9 @@
           <w:right w:val="nil"/>
           <w:between w:val="nil"/>
         </w:pBdr>
-        <w:spacing w:after="160" w:line="259" w:lineRule="auto"/>
+        <w:spacing w:after="160" w:line="360" w:lineRule="auto"/>
         <w:ind w:firstLine="567"/>
+        <w:jc w:val="both"/>
         <w:rPr>
           <w:sz w:val="28"/>
           <w:szCs w:val="28"/>
@@ -8748,8 +8882,9 @@
           <w:right w:val="nil"/>
           <w:between w:val="nil"/>
         </w:pBdr>
-        <w:spacing w:after="160" w:line="259" w:lineRule="auto"/>
+        <w:spacing w:after="160" w:line="360" w:lineRule="auto"/>
         <w:ind w:firstLine="567"/>
+        <w:jc w:val="both"/>
         <w:rPr>
           <w:sz w:val="28"/>
           <w:szCs w:val="28"/>
@@ -8798,8 +8933,9 @@
           <w:right w:val="nil"/>
           <w:between w:val="nil"/>
         </w:pBdr>
-        <w:spacing w:after="160" w:line="259" w:lineRule="auto"/>
+        <w:spacing w:after="160" w:line="360" w:lineRule="auto"/>
         <w:ind w:firstLine="567"/>
+        <w:jc w:val="both"/>
         <w:rPr>
           <w:sz w:val="28"/>
           <w:szCs w:val="28"/>
@@ -8852,8 +8988,9 @@
           <w:right w:val="nil"/>
           <w:between w:val="nil"/>
         </w:pBdr>
-        <w:spacing w:after="160" w:line="259" w:lineRule="auto"/>
+        <w:spacing w:after="160" w:line="360" w:lineRule="auto"/>
         <w:ind w:firstLine="567"/>
+        <w:jc w:val="both"/>
         <w:rPr>
           <w:sz w:val="28"/>
           <w:szCs w:val="28"/>
@@ -8890,8 +9027,9 @@
           <w:right w:val="nil"/>
           <w:between w:val="nil"/>
         </w:pBdr>
-        <w:spacing w:after="160" w:line="259" w:lineRule="auto"/>
+        <w:spacing w:after="160" w:line="360" w:lineRule="auto"/>
         <w:ind w:firstLine="567"/>
+        <w:jc w:val="both"/>
         <w:rPr>
           <w:sz w:val="28"/>
           <w:szCs w:val="28"/>
@@ -8928,8 +9066,9 @@
           <w:right w:val="nil"/>
           <w:between w:val="nil"/>
         </w:pBdr>
-        <w:spacing w:after="160" w:line="259" w:lineRule="auto"/>
+        <w:spacing w:after="160" w:line="360" w:lineRule="auto"/>
         <w:ind w:firstLine="567"/>
+        <w:jc w:val="both"/>
         <w:rPr>
           <w:sz w:val="28"/>
           <w:szCs w:val="28"/>
@@ -8982,19 +9121,21 @@
           <w:right w:val="nil"/>
           <w:between w:val="nil"/>
         </w:pBdr>
-        <w:spacing w:after="160" w:line="259" w:lineRule="auto"/>
+        <w:spacing w:after="160" w:line="360" w:lineRule="auto"/>
         <w:ind w:firstLine="567"/>
-        <w:rPr>
-          <w:sz w:val="28"/>
-          <w:szCs w:val="28"/>
-        </w:rPr>
-      </w:pPr>
-      <w:proofErr w:type="spellStart"/>
-      <w:r>
-        <w:rPr>
-          <w:sz w:val="28"/>
-          <w:szCs w:val="28"/>
-        </w:rPr>
+        <w:jc w:val="both"/>
+        <w:rPr>
+          <w:sz w:val="28"/>
+          <w:szCs w:val="28"/>
+        </w:rPr>
+      </w:pPr>
+      <w:proofErr w:type="spellStart"/>
+      <w:r>
+        <w:rPr>
+          <w:sz w:val="28"/>
+          <w:szCs w:val="28"/>
+        </w:rPr>
+        <w:lastRenderedPageBreak/>
         <w:t>Data</w:t>
       </w:r>
       <w:proofErr w:type="spellEnd"/>
@@ -9048,8 +9189,9 @@
           <w:right w:val="nil"/>
           <w:between w:val="nil"/>
         </w:pBdr>
-        <w:spacing w:after="160" w:line="259" w:lineRule="auto"/>
+        <w:spacing w:after="160" w:line="360" w:lineRule="auto"/>
         <w:ind w:firstLine="567"/>
+        <w:jc w:val="both"/>
         <w:rPr>
           <w:sz w:val="28"/>
           <w:szCs w:val="28"/>
@@ -9105,7 +9247,8 @@
           <w:right w:val="nil"/>
           <w:between w:val="nil"/>
         </w:pBdr>
-        <w:spacing w:after="160" w:line="259" w:lineRule="auto"/>
+        <w:spacing w:after="160" w:line="360" w:lineRule="auto"/>
+        <w:jc w:val="both"/>
       </w:pPr>
     </w:p>
     <w:p>
@@ -9118,7 +9261,8 @@
           <w:right w:val="nil"/>
           <w:between w:val="nil"/>
         </w:pBdr>
-        <w:spacing w:after="160" w:line="259" w:lineRule="auto"/>
+        <w:spacing w:after="160" w:line="360" w:lineRule="auto"/>
+        <w:jc w:val="both"/>
         <w:rPr>
           <w:b/>
           <w:bCs/>
@@ -9134,12 +9278,14 @@
     <w:p>
       <w:pPr>
         <w:pStyle w:val="Heading2"/>
+        <w:spacing w:line="360" w:lineRule="auto"/>
+        <w:jc w:val="both"/>
       </w:pPr>
       <w:r>
         <w:lastRenderedPageBreak/>
         <w:t xml:space="preserve"> </w:t>
       </w:r>
-      <w:bookmarkStart w:id="5" w:name="_Toc229587400"/>
+      <w:bookmarkStart w:id="5" w:name="_Toc229753807"/>
       <w:r>
         <w:t xml:space="preserve">1.2 </w:t>
       </w:r>
@@ -9148,7 +9294,12 @@
       </w:r>
       <w:bookmarkEnd w:id="5"/>
     </w:p>
-    <w:p/>
+    <w:p>
+      <w:pPr>
+        <w:spacing w:line="360" w:lineRule="auto"/>
+        <w:jc w:val="both"/>
+      </w:pPr>
+    </w:p>
     <w:p>
       <w:pPr>
         <w:widowControl/>
@@ -9784,6 +9935,7 @@
           <w:sz w:val="28"/>
           <w:szCs w:val="28"/>
         </w:rPr>
+        <w:lastRenderedPageBreak/>
         <w:t xml:space="preserve">формування </w:t>
       </w:r>
       <w:proofErr w:type="spellStart"/>
@@ -9838,7 +9990,6 @@
           <w:sz w:val="28"/>
           <w:szCs w:val="28"/>
         </w:rPr>
-        <w:lastRenderedPageBreak/>
         <w:t xml:space="preserve">обробка помилок; </w:t>
       </w:r>
     </w:p>
@@ -10612,6 +10763,7 @@
           <w:sz w:val="28"/>
           <w:szCs w:val="28"/>
         </w:rPr>
+        <w:lastRenderedPageBreak/>
         <w:t>container</w:t>
       </w:r>
       <w:proofErr w:type="spellEnd"/>
@@ -10643,7 +10795,6 @@
           <w:szCs w:val="28"/>
           <w:lang w:val="en-US"/>
         </w:rPr>
-        <w:lastRenderedPageBreak/>
         <w:t>dictionary</w:t>
       </w:r>
       <w:r>
@@ -11290,6 +11441,7 @@
           <w:sz w:val="28"/>
           <w:szCs w:val="28"/>
         </w:rPr>
+        <w:lastRenderedPageBreak/>
         <w:t xml:space="preserve">трансформацію контейнерів; </w:t>
       </w:r>
     </w:p>
@@ -11312,7 +11464,6 @@
           <w:sz w:val="28"/>
           <w:szCs w:val="28"/>
         </w:rPr>
-        <w:lastRenderedPageBreak/>
         <w:t xml:space="preserve">обробку структур даних. </w:t>
       </w:r>
     </w:p>
@@ -11838,6 +11989,7 @@
           <w:sz w:val="28"/>
           <w:szCs w:val="28"/>
         </w:rPr>
+        <w:lastRenderedPageBreak/>
         <w:t xml:space="preserve">підтримка UI </w:t>
       </w:r>
       <w:proofErr w:type="spellStart"/>
@@ -11876,7 +12028,6 @@
           <w:sz w:val="28"/>
           <w:szCs w:val="28"/>
         </w:rPr>
-        <w:lastRenderedPageBreak/>
         <w:t xml:space="preserve">передача даних через </w:t>
       </w:r>
       <w:proofErr w:type="spellStart"/>
@@ -11990,8 +12141,10 @@
     <w:p>
       <w:pPr>
         <w:pStyle w:val="Heading2"/>
-      </w:pPr>
-      <w:bookmarkStart w:id="6" w:name="_Toc229587401"/>
+        <w:spacing w:line="360" w:lineRule="auto"/>
+        <w:jc w:val="both"/>
+      </w:pPr>
+      <w:bookmarkStart w:id="6" w:name="_Toc229753808"/>
       <w:r>
         <w:lastRenderedPageBreak/>
         <w:t xml:space="preserve">1.3 </w:t>
@@ -12001,7 +12154,12 @@
       </w:r>
       <w:bookmarkEnd w:id="6"/>
     </w:p>
-    <w:p/>
+    <w:p>
+      <w:pPr>
+        <w:spacing w:line="360" w:lineRule="auto"/>
+        <w:jc w:val="both"/>
+      </w:pPr>
+    </w:p>
     <w:p>
       <w:pPr>
         <w:widowControl/>
@@ -12124,7 +12282,7 @@
     <w:p>
       <w:pPr>
         <w:widowControl/>
-        <w:spacing w:after="160" w:line="259" w:lineRule="auto"/>
+        <w:spacing w:after="160" w:line="360" w:lineRule="auto"/>
         <w:jc w:val="center"/>
         <w:rPr>
           <w:i/>
@@ -12235,7 +12393,7 @@
         </w:pBdr>
         <w:spacing w:after="200" w:line="360" w:lineRule="auto"/>
         <w:ind w:left="360"/>
-        <w:jc w:val="center"/>
+        <w:jc w:val="both"/>
         <w:rPr>
           <w:color w:val="000000"/>
           <w:sz w:val="28"/>
@@ -13623,7 +13781,7 @@
     <w:p>
       <w:pPr>
         <w:widowControl/>
-        <w:spacing w:after="160" w:line="259" w:lineRule="auto"/>
+        <w:spacing w:after="160" w:line="360" w:lineRule="auto"/>
         <w:jc w:val="center"/>
         <w:rPr>
           <w:i/>
@@ -13734,7 +13892,7 @@
         </w:pBdr>
         <w:spacing w:after="200" w:line="360" w:lineRule="auto"/>
         <w:ind w:firstLine="567"/>
-        <w:jc w:val="center"/>
+        <w:jc w:val="both"/>
         <w:rPr>
           <w:b/>
           <w:bCs/>
@@ -15421,7 +15579,7 @@
         </w:pBdr>
         <w:spacing w:after="200" w:line="360" w:lineRule="auto"/>
         <w:ind w:left="360"/>
-        <w:jc w:val="center"/>
+        <w:jc w:val="both"/>
         <w:rPr>
           <w:b/>
           <w:bCs/>
@@ -16421,7 +16579,7 @@
         </w:pBdr>
         <w:spacing w:after="200" w:line="360" w:lineRule="auto"/>
         <w:ind w:left="360"/>
-        <w:jc w:val="center"/>
+        <w:jc w:val="both"/>
         <w:rPr>
           <w:b/>
           <w:bCs/>
@@ -18496,7 +18654,7 @@
         </w:pBdr>
         <w:spacing w:after="200" w:line="360" w:lineRule="auto"/>
         <w:ind w:left="360"/>
-        <w:jc w:val="center"/>
+        <w:jc w:val="both"/>
         <w:rPr>
           <w:color w:val="000000"/>
           <w:sz w:val="28"/>
@@ -19687,7 +19845,7 @@
         </w:pBdr>
         <w:spacing w:after="200" w:line="360" w:lineRule="auto"/>
         <w:ind w:left="360"/>
-        <w:jc w:val="center"/>
+        <w:jc w:val="both"/>
         <w:rPr>
           <w:b/>
           <w:bCs/>
@@ -21308,7 +21466,7 @@
         </w:pBdr>
         <w:spacing w:after="200" w:line="360" w:lineRule="auto"/>
         <w:ind w:left="360"/>
-        <w:jc w:val="center"/>
+        <w:jc w:val="both"/>
         <w:rPr>
           <w:b/>
           <w:bCs/>
@@ -22765,7 +22923,8 @@
     <w:p>
       <w:pPr>
         <w:widowControl/>
-        <w:spacing w:after="160" w:line="259" w:lineRule="auto"/>
+        <w:spacing w:after="160" w:line="360" w:lineRule="auto"/>
+        <w:jc w:val="both"/>
         <w:rPr>
           <w:sz w:val="28"/>
           <w:szCs w:val="28"/>
@@ -22778,7 +22937,8 @@
     <w:p>
       <w:pPr>
         <w:pStyle w:val="Heading1"/>
-        <w:jc w:val="center"/>
+        <w:spacing w:line="360" w:lineRule="auto"/>
+        <w:jc w:val="both"/>
         <w:rPr>
           <w:rFonts w:ascii="Times New Roman" w:hAnsi="Times New Roman" w:cs="Times New Roman"/>
           <w:b/>
@@ -22786,7 +22946,7 @@
           <w:color w:val="000000" w:themeColor="text1"/>
         </w:rPr>
       </w:pPr>
-      <w:bookmarkStart w:id="7" w:name="_Toc229587402"/>
+      <w:bookmarkStart w:id="7" w:name="_Toc229753809"/>
       <w:r>
         <w:rPr>
           <w:rFonts w:ascii="Times New Roman" w:hAnsi="Times New Roman" w:cs="Times New Roman"/>
@@ -22819,6 +22979,8 @@
     </w:p>
     <w:p>
       <w:pPr>
+        <w:spacing w:line="360" w:lineRule="auto"/>
+        <w:jc w:val="both"/>
         <w:rPr>
           <w:sz w:val="28"/>
           <w:szCs w:val="28"/>
@@ -22837,6 +22999,7 @@
         </w:pBdr>
         <w:spacing w:line="360" w:lineRule="auto"/>
         <w:ind w:left="567"/>
+        <w:jc w:val="both"/>
         <w:rPr>
           <w:b/>
           <w:bCs/>
@@ -22849,9 +23012,11 @@
     <w:p>
       <w:pPr>
         <w:pStyle w:val="Heading2"/>
+        <w:spacing w:line="360" w:lineRule="auto"/>
         <w:ind w:left="0" w:firstLine="567"/>
-      </w:pPr>
-      <w:bookmarkStart w:id="8" w:name="_Toc229587403"/>
+        <w:jc w:val="both"/>
+      </w:pPr>
+      <w:bookmarkStart w:id="8" w:name="_Toc229753810"/>
       <w:r>
         <w:t xml:space="preserve">2.1 </w:t>
       </w:r>
@@ -22869,24 +23034,27 @@
       <w:r>
         <w:t xml:space="preserve"> для програмної реалізації </w:t>
       </w:r>
+      <w:r>
+        <w:t>застосунків</w:t>
+      </w:r>
       <w:bookmarkEnd w:id="8"/>
-      <w:r>
-        <w:t>застосунків</w:t>
-      </w:r>
-    </w:p>
-    <w:p>
-      <w:pPr>
-        <w:rPr>
-          <w:sz w:val="28"/>
-          <w:szCs w:val="28"/>
-        </w:rPr>
-      </w:pPr>
-    </w:p>
-    <w:p>
-      <w:pPr>
-        <w:widowControl/>
-        <w:spacing w:after="160" w:line="259" w:lineRule="auto"/>
+    </w:p>
+    <w:p>
+      <w:pPr>
+        <w:spacing w:line="360" w:lineRule="auto"/>
+        <w:jc w:val="both"/>
+        <w:rPr>
+          <w:sz w:val="28"/>
+          <w:szCs w:val="28"/>
+        </w:rPr>
+      </w:pPr>
+    </w:p>
+    <w:p>
+      <w:pPr>
+        <w:widowControl/>
+        <w:spacing w:after="160" w:line="360" w:lineRule="auto"/>
         <w:ind w:firstLine="567"/>
+        <w:jc w:val="both"/>
         <w:rPr>
           <w:sz w:val="28"/>
           <w:szCs w:val="28"/>
@@ -22919,7 +23087,8 @@
     <w:p>
       <w:pPr>
         <w:widowControl/>
-        <w:spacing w:after="160" w:line="259" w:lineRule="auto"/>
+        <w:spacing w:after="160" w:line="360" w:lineRule="auto"/>
+        <w:jc w:val="both"/>
         <w:rPr>
           <w:sz w:val="28"/>
           <w:szCs w:val="28"/>
@@ -22956,7 +23125,8 @@
           <w:ilvl w:val="0"/>
           <w:numId w:val="67"/>
         </w:numPr>
-        <w:spacing w:after="160" w:line="259" w:lineRule="auto"/>
+        <w:spacing w:after="160" w:line="360" w:lineRule="auto"/>
+        <w:jc w:val="both"/>
         <w:rPr>
           <w:sz w:val="28"/>
           <w:szCs w:val="28"/>
@@ -22993,7 +23163,8 @@
           <w:ilvl w:val="0"/>
           <w:numId w:val="67"/>
         </w:numPr>
-        <w:spacing w:after="160" w:line="259" w:lineRule="auto"/>
+        <w:spacing w:after="160" w:line="360" w:lineRule="auto"/>
+        <w:jc w:val="both"/>
         <w:rPr>
           <w:sz w:val="28"/>
           <w:szCs w:val="28"/>
@@ -23030,7 +23201,8 @@
           <w:ilvl w:val="0"/>
           <w:numId w:val="67"/>
         </w:numPr>
-        <w:spacing w:after="160" w:line="259" w:lineRule="auto"/>
+        <w:spacing w:after="160" w:line="360" w:lineRule="auto"/>
+        <w:jc w:val="both"/>
         <w:rPr>
           <w:sz w:val="28"/>
           <w:szCs w:val="28"/>
@@ -23051,7 +23223,8 @@
           <w:ilvl w:val="0"/>
           <w:numId w:val="67"/>
         </w:numPr>
-        <w:spacing w:after="160" w:line="259" w:lineRule="auto"/>
+        <w:spacing w:after="160" w:line="360" w:lineRule="auto"/>
+        <w:jc w:val="both"/>
         <w:rPr>
           <w:sz w:val="28"/>
           <w:szCs w:val="28"/>
@@ -23088,7 +23261,8 @@
           <w:ilvl w:val="0"/>
           <w:numId w:val="67"/>
         </w:numPr>
-        <w:spacing w:after="160" w:line="259" w:lineRule="auto"/>
+        <w:spacing w:after="160" w:line="360" w:lineRule="auto"/>
+        <w:jc w:val="both"/>
         <w:rPr>
           <w:sz w:val="28"/>
           <w:szCs w:val="28"/>
@@ -23105,7 +23279,8 @@
     <w:p>
       <w:pPr>
         <w:widowControl/>
-        <w:spacing w:after="160" w:line="259" w:lineRule="auto"/>
+        <w:spacing w:after="160" w:line="360" w:lineRule="auto"/>
+        <w:jc w:val="both"/>
         <w:rPr>
           <w:sz w:val="28"/>
           <w:szCs w:val="28"/>
@@ -23142,7 +23317,8 @@
           <w:ilvl w:val="0"/>
           <w:numId w:val="68"/>
         </w:numPr>
-        <w:spacing w:after="160" w:line="259" w:lineRule="auto"/>
+        <w:spacing w:after="160" w:line="360" w:lineRule="auto"/>
+        <w:jc w:val="both"/>
         <w:rPr>
           <w:sz w:val="28"/>
           <w:szCs w:val="28"/>
@@ -23172,7 +23348,8 @@
           <w:ilvl w:val="0"/>
           <w:numId w:val="68"/>
         </w:numPr>
-        <w:spacing w:after="160" w:line="259" w:lineRule="auto"/>
+        <w:spacing w:after="160" w:line="360" w:lineRule="auto"/>
+        <w:jc w:val="both"/>
         <w:rPr>
           <w:sz w:val="28"/>
           <w:szCs w:val="28"/>
@@ -23202,7 +23379,8 @@
           <w:ilvl w:val="0"/>
           <w:numId w:val="68"/>
         </w:numPr>
-        <w:spacing w:after="160" w:line="259" w:lineRule="auto"/>
+        <w:spacing w:after="160" w:line="360" w:lineRule="auto"/>
+        <w:jc w:val="both"/>
         <w:rPr>
           <w:sz w:val="28"/>
           <w:szCs w:val="28"/>
@@ -23248,7 +23426,8 @@
           <w:ilvl w:val="0"/>
           <w:numId w:val="68"/>
         </w:numPr>
-        <w:spacing w:after="160" w:line="259" w:lineRule="auto"/>
+        <w:spacing w:after="160" w:line="360" w:lineRule="auto"/>
+        <w:jc w:val="both"/>
         <w:rPr>
           <w:sz w:val="28"/>
           <w:szCs w:val="28"/>
@@ -23278,7 +23457,8 @@
           <w:ilvl w:val="0"/>
           <w:numId w:val="68"/>
         </w:numPr>
-        <w:spacing w:after="160" w:line="259" w:lineRule="auto"/>
+        <w:spacing w:after="160" w:line="360" w:lineRule="auto"/>
+        <w:jc w:val="both"/>
         <w:rPr>
           <w:sz w:val="28"/>
           <w:szCs w:val="28"/>
@@ -23324,7 +23504,8 @@
           <w:ilvl w:val="0"/>
           <w:numId w:val="68"/>
         </w:numPr>
-        <w:spacing w:after="160" w:line="259" w:lineRule="auto"/>
+        <w:spacing w:after="160" w:line="360" w:lineRule="auto"/>
+        <w:jc w:val="both"/>
         <w:rPr>
           <w:sz w:val="28"/>
           <w:szCs w:val="28"/>
@@ -23354,7 +23535,8 @@
           <w:ilvl w:val="0"/>
           <w:numId w:val="68"/>
         </w:numPr>
-        <w:spacing w:after="160" w:line="259" w:lineRule="auto"/>
+        <w:spacing w:after="160" w:line="360" w:lineRule="auto"/>
+        <w:jc w:val="both"/>
         <w:rPr>
           <w:sz w:val="28"/>
           <w:szCs w:val="28"/>
@@ -23380,13 +23562,15 @@
     <w:p>
       <w:pPr>
         <w:widowControl/>
-        <w:spacing w:after="160" w:line="259" w:lineRule="auto"/>
-      </w:pPr>
-    </w:p>
-    <w:p>
-      <w:pPr>
-        <w:widowControl/>
-        <w:spacing w:after="160" w:line="259" w:lineRule="auto"/>
+        <w:spacing w:after="160" w:line="360" w:lineRule="auto"/>
+        <w:jc w:val="both"/>
+      </w:pPr>
+    </w:p>
+    <w:p>
+      <w:pPr>
+        <w:widowControl/>
+        <w:spacing w:after="160" w:line="360" w:lineRule="auto"/>
+        <w:jc w:val="both"/>
         <w:rPr>
           <w:b/>
           <w:bCs/>
@@ -23401,6 +23585,7 @@
           <w:sz w:val="28"/>
           <w:szCs w:val="28"/>
         </w:rPr>
+        <w:lastRenderedPageBreak/>
         <w:t xml:space="preserve">Реалізація шаблону </w:t>
       </w:r>
       <w:proofErr w:type="spellStart"/>
@@ -23418,8 +23603,9 @@
     <w:p>
       <w:pPr>
         <w:widowControl/>
-        <w:spacing w:after="160" w:line="259" w:lineRule="auto"/>
+        <w:spacing w:after="160" w:line="360" w:lineRule="auto"/>
         <w:ind w:firstLine="567"/>
+        <w:jc w:val="both"/>
         <w:rPr>
           <w:sz w:val="28"/>
           <w:szCs w:val="28"/>
@@ -23440,7 +23626,8 @@
           <w:ilvl w:val="0"/>
           <w:numId w:val="69"/>
         </w:numPr>
-        <w:spacing w:after="160" w:line="259" w:lineRule="auto"/>
+        <w:spacing w:after="160" w:line="360" w:lineRule="auto"/>
+        <w:jc w:val="both"/>
         <w:rPr>
           <w:sz w:val="28"/>
           <w:szCs w:val="28"/>
@@ -23477,7 +23664,8 @@
           <w:ilvl w:val="0"/>
           <w:numId w:val="69"/>
         </w:numPr>
-        <w:spacing w:after="160" w:line="259" w:lineRule="auto"/>
+        <w:spacing w:after="160" w:line="360" w:lineRule="auto"/>
+        <w:jc w:val="both"/>
         <w:rPr>
           <w:sz w:val="28"/>
           <w:szCs w:val="28"/>
@@ -23546,7 +23734,8 @@
           <w:ilvl w:val="0"/>
           <w:numId w:val="69"/>
         </w:numPr>
-        <w:spacing w:after="160" w:line="259" w:lineRule="auto"/>
+        <w:spacing w:after="160" w:line="360" w:lineRule="auto"/>
+        <w:jc w:val="both"/>
         <w:rPr>
           <w:sz w:val="28"/>
           <w:szCs w:val="28"/>
@@ -23583,7 +23772,8 @@
           <w:ilvl w:val="0"/>
           <w:numId w:val="69"/>
         </w:numPr>
-        <w:spacing w:after="160" w:line="259" w:lineRule="auto"/>
+        <w:spacing w:after="160" w:line="360" w:lineRule="auto"/>
+        <w:jc w:val="both"/>
         <w:rPr>
           <w:sz w:val="28"/>
           <w:szCs w:val="28"/>
@@ -23616,26 +23806,27 @@
     <w:p>
       <w:pPr>
         <w:widowControl/>
-        <w:spacing w:after="160" w:line="259" w:lineRule="auto"/>
+        <w:spacing w:after="160" w:line="360" w:lineRule="auto"/>
         <w:ind w:firstLine="567"/>
-        <w:rPr>
-          <w:sz w:val="28"/>
-          <w:szCs w:val="28"/>
-        </w:rPr>
-      </w:pPr>
-      <w:r>
-        <w:rPr>
-          <w:sz w:val="28"/>
-          <w:szCs w:val="28"/>
-        </w:rPr>
-        <w:lastRenderedPageBreak/>
+        <w:jc w:val="both"/>
+        <w:rPr>
+          <w:sz w:val="28"/>
+          <w:szCs w:val="28"/>
+        </w:rPr>
+      </w:pPr>
+      <w:r>
+        <w:rPr>
+          <w:sz w:val="28"/>
+          <w:szCs w:val="28"/>
+        </w:rPr>
         <w:t>Використання звичайного конструктора для створення програмної системи призвело б до надмірної зв’язності між компонентами та ускладнення процесу конфігурації.</w:t>
       </w:r>
     </w:p>
     <w:p>
       <w:pPr>
         <w:widowControl/>
-        <w:spacing w:after="160" w:line="259" w:lineRule="auto"/>
+        <w:spacing w:after="160" w:line="360" w:lineRule="auto"/>
+        <w:jc w:val="both"/>
         <w:rPr>
           <w:sz w:val="28"/>
           <w:szCs w:val="28"/>
@@ -23684,8 +23875,9 @@
     <w:p>
       <w:pPr>
         <w:widowControl/>
-        <w:spacing w:after="160" w:line="259" w:lineRule="auto"/>
+        <w:spacing w:after="160" w:line="360" w:lineRule="auto"/>
         <w:ind w:firstLine="567"/>
+        <w:jc w:val="both"/>
         <w:rPr>
           <w:sz w:val="28"/>
           <w:szCs w:val="28"/>
@@ -23734,7 +23926,8 @@
     <w:p>
       <w:pPr>
         <w:widowControl/>
-        <w:spacing w:after="160" w:line="259" w:lineRule="auto"/>
+        <w:spacing w:after="160" w:line="360" w:lineRule="auto"/>
+        <w:jc w:val="both"/>
         <w:rPr>
           <w:sz w:val="28"/>
           <w:szCs w:val="28"/>
@@ -23771,7 +23964,8 @@
           <w:ilvl w:val="0"/>
           <w:numId w:val="70"/>
         </w:numPr>
-        <w:spacing w:after="160" w:line="259" w:lineRule="auto"/>
+        <w:spacing w:after="160" w:line="360" w:lineRule="auto"/>
+        <w:jc w:val="both"/>
         <w:rPr>
           <w:sz w:val="28"/>
           <w:szCs w:val="28"/>
@@ -23808,7 +24002,8 @@
           <w:ilvl w:val="0"/>
           <w:numId w:val="70"/>
         </w:numPr>
-        <w:spacing w:after="160" w:line="259" w:lineRule="auto"/>
+        <w:spacing w:after="160" w:line="360" w:lineRule="auto"/>
+        <w:jc w:val="both"/>
         <w:rPr>
           <w:sz w:val="28"/>
           <w:szCs w:val="28"/>
@@ -23877,7 +24072,8 @@
           <w:ilvl w:val="0"/>
           <w:numId w:val="70"/>
         </w:numPr>
-        <w:spacing w:after="160" w:line="259" w:lineRule="auto"/>
+        <w:spacing w:after="160" w:line="360" w:lineRule="auto"/>
+        <w:jc w:val="both"/>
         <w:rPr>
           <w:sz w:val="28"/>
           <w:szCs w:val="28"/>
@@ -23914,7 +24110,8 @@
           <w:ilvl w:val="0"/>
           <w:numId w:val="70"/>
         </w:numPr>
-        <w:spacing w:after="160" w:line="259" w:lineRule="auto"/>
+        <w:spacing w:after="160" w:line="360" w:lineRule="auto"/>
+        <w:jc w:val="both"/>
         <w:rPr>
           <w:sz w:val="28"/>
           <w:szCs w:val="28"/>
@@ -23947,7 +24144,8 @@
     <w:p>
       <w:pPr>
         <w:widowControl/>
-        <w:spacing w:after="160" w:line="259" w:lineRule="auto"/>
+        <w:spacing w:after="160" w:line="360" w:lineRule="auto"/>
+        <w:jc w:val="both"/>
         <w:rPr>
           <w:sz w:val="28"/>
           <w:szCs w:val="28"/>
@@ -23980,7 +24178,8 @@
     <w:p>
       <w:pPr>
         <w:widowControl/>
-        <w:spacing w:after="160" w:line="259" w:lineRule="auto"/>
+        <w:spacing w:after="160" w:line="360" w:lineRule="auto"/>
+        <w:jc w:val="both"/>
         <w:rPr>
           <w:sz w:val="28"/>
           <w:szCs w:val="28"/>
@@ -24017,7 +24216,8 @@
           <w:ilvl w:val="0"/>
           <w:numId w:val="71"/>
         </w:numPr>
-        <w:spacing w:after="160" w:line="259" w:lineRule="auto"/>
+        <w:spacing w:after="160" w:line="360" w:lineRule="auto"/>
+        <w:jc w:val="both"/>
         <w:rPr>
           <w:sz w:val="28"/>
           <w:szCs w:val="28"/>
@@ -24038,7 +24238,8 @@
           <w:ilvl w:val="0"/>
           <w:numId w:val="71"/>
         </w:numPr>
-        <w:spacing w:after="160" w:line="259" w:lineRule="auto"/>
+        <w:spacing w:after="160" w:line="360" w:lineRule="auto"/>
+        <w:jc w:val="both"/>
         <w:rPr>
           <w:sz w:val="28"/>
           <w:szCs w:val="28"/>
@@ -24059,7 +24260,8 @@
           <w:ilvl w:val="0"/>
           <w:numId w:val="71"/>
         </w:numPr>
-        <w:spacing w:after="160" w:line="259" w:lineRule="auto"/>
+        <w:spacing w:after="160" w:line="360" w:lineRule="auto"/>
+        <w:jc w:val="both"/>
         <w:rPr>
           <w:sz w:val="28"/>
           <w:szCs w:val="28"/>
@@ -24080,25 +24282,27 @@
           <w:ilvl w:val="0"/>
           <w:numId w:val="71"/>
         </w:numPr>
-        <w:spacing w:after="160" w:line="259" w:lineRule="auto"/>
-        <w:rPr>
-          <w:sz w:val="28"/>
-          <w:szCs w:val="28"/>
-        </w:rPr>
-      </w:pPr>
-      <w:r>
-        <w:rPr>
-          <w:sz w:val="28"/>
-          <w:szCs w:val="28"/>
-        </w:rPr>
+        <w:spacing w:after="160" w:line="360" w:lineRule="auto"/>
+        <w:jc w:val="both"/>
+        <w:rPr>
+          <w:sz w:val="28"/>
+          <w:szCs w:val="28"/>
+        </w:rPr>
+      </w:pPr>
+      <w:r>
+        <w:rPr>
+          <w:sz w:val="28"/>
+          <w:szCs w:val="28"/>
+        </w:rPr>
+        <w:lastRenderedPageBreak/>
         <w:t>зменшення зв’язності між компонентами.</w:t>
       </w:r>
     </w:p>
     <w:p>
       <w:pPr>
         <w:widowControl/>
-        <w:spacing w:after="160" w:line="259" w:lineRule="auto"/>
-        <w:jc w:val="center"/>
+        <w:spacing w:after="160" w:line="360" w:lineRule="auto"/>
+        <w:jc w:val="both"/>
         <w:rPr>
           <w:noProof/>
         </w:rPr>
@@ -24107,7 +24311,7 @@
     <w:p>
       <w:pPr>
         <w:widowControl/>
-        <w:spacing w:after="160" w:line="259" w:lineRule="auto"/>
+        <w:spacing w:after="160" w:line="360" w:lineRule="auto"/>
         <w:jc w:val="center"/>
       </w:pPr>
       <w:r>
@@ -24167,7 +24371,7 @@
     <w:p>
       <w:pPr>
         <w:widowControl/>
-        <w:spacing w:after="160" w:line="259" w:lineRule="auto"/>
+        <w:spacing w:after="160" w:line="360" w:lineRule="auto"/>
         <w:jc w:val="center"/>
         <w:rPr>
           <w:i/>
@@ -24184,34 +24388,7 @@
           <w:sz w:val="28"/>
           <w:szCs w:val="28"/>
         </w:rPr>
-        <w:t>Рис. 2.</w:t>
-      </w:r>
-      <w:r>
-        <w:rPr>
-          <w:i/>
-          <w:iCs/>
-          <w:sz w:val="28"/>
-          <w:szCs w:val="28"/>
-        </w:rPr>
-        <w:t>1</w:t>
-      </w:r>
-      <w:r>
-        <w:rPr>
-          <w:i/>
-          <w:iCs/>
-          <w:sz w:val="28"/>
-          <w:szCs w:val="28"/>
-        </w:rPr>
-        <w:t xml:space="preserve">.1, </w:t>
-      </w:r>
-      <w:r>
-        <w:rPr>
-          <w:i/>
-          <w:iCs/>
-          <w:sz w:val="28"/>
-          <w:szCs w:val="28"/>
-        </w:rPr>
-        <w:t xml:space="preserve">Діаграма шаблону </w:t>
+        <w:t xml:space="preserve">Рис. 2.1.1, Діаграма шаблону </w:t>
       </w:r>
       <w:r>
         <w:rPr>
@@ -24228,14 +24405,15 @@
     <w:p>
       <w:pPr>
         <w:widowControl/>
-        <w:spacing w:after="160" w:line="259" w:lineRule="auto"/>
-        <w:jc w:val="center"/>
-      </w:pPr>
-    </w:p>
-    <w:p>
-      <w:pPr>
-        <w:widowControl/>
-        <w:spacing w:after="160" w:line="259" w:lineRule="auto"/>
+        <w:spacing w:after="160" w:line="360" w:lineRule="auto"/>
+        <w:jc w:val="both"/>
+      </w:pPr>
+    </w:p>
+    <w:p>
+      <w:pPr>
+        <w:widowControl/>
+        <w:spacing w:after="160" w:line="360" w:lineRule="auto"/>
+        <w:jc w:val="both"/>
       </w:pPr>
       <w:proofErr w:type="spellStart"/>
       <w:r>
@@ -24265,7 +24443,8 @@
     <w:p>
       <w:pPr>
         <w:widowControl/>
-        <w:spacing w:after="160" w:line="259" w:lineRule="auto"/>
+        <w:spacing w:after="160" w:line="360" w:lineRule="auto"/>
+        <w:jc w:val="both"/>
       </w:pPr>
       <w:r>
         <w:t>{</w:t>
@@ -24274,7 +24453,8 @@
     <w:p>
       <w:pPr>
         <w:widowControl/>
-        <w:spacing w:after="160" w:line="259" w:lineRule="auto"/>
+        <w:spacing w:after="160" w:line="360" w:lineRule="auto"/>
+        <w:jc w:val="both"/>
       </w:pPr>
       <w:r>
         <w:t xml:space="preserve">    </w:t>
@@ -24307,7 +24487,8 @@
     <w:p>
       <w:pPr>
         <w:widowControl/>
-        <w:spacing w:after="160" w:line="259" w:lineRule="auto"/>
+        <w:spacing w:after="160" w:line="360" w:lineRule="auto"/>
+        <w:jc w:val="both"/>
       </w:pPr>
       <w:r>
         <w:t xml:space="preserve">    </w:t>
@@ -24348,13 +24529,15 @@
     <w:p>
       <w:pPr>
         <w:widowControl/>
-        <w:spacing w:after="160" w:line="259" w:lineRule="auto"/>
-      </w:pPr>
-    </w:p>
-    <w:p>
-      <w:pPr>
-        <w:widowControl/>
-        <w:spacing w:after="160" w:line="259" w:lineRule="auto"/>
+        <w:spacing w:after="160" w:line="360" w:lineRule="auto"/>
+        <w:jc w:val="both"/>
+      </w:pPr>
+    </w:p>
+    <w:p>
+      <w:pPr>
+        <w:widowControl/>
+        <w:spacing w:after="160" w:line="360" w:lineRule="auto"/>
+        <w:jc w:val="both"/>
       </w:pPr>
       <w:r>
         <w:t xml:space="preserve">    </w:t>
@@ -24379,10 +24562,10 @@
     <w:p>
       <w:pPr>
         <w:widowControl/>
-        <w:spacing w:after="160" w:line="259" w:lineRule="auto"/>
-      </w:pPr>
-      <w:r>
-        <w:lastRenderedPageBreak/>
+        <w:spacing w:after="160" w:line="360" w:lineRule="auto"/>
+        <w:jc w:val="both"/>
+      </w:pPr>
+      <w:r>
         <w:t xml:space="preserve">    </w:t>
       </w:r>
       <w:proofErr w:type="spellStart"/>
@@ -24405,7 +24588,8 @@
     <w:p>
       <w:pPr>
         <w:widowControl/>
-        <w:spacing w:after="160" w:line="259" w:lineRule="auto"/>
+        <w:spacing w:after="160" w:line="360" w:lineRule="auto"/>
+        <w:jc w:val="both"/>
       </w:pPr>
       <w:r>
         <w:t xml:space="preserve">    </w:t>
@@ -24430,7 +24614,8 @@
     <w:p>
       <w:pPr>
         <w:widowControl/>
-        <w:spacing w:after="160" w:line="259" w:lineRule="auto"/>
+        <w:spacing w:after="160" w:line="360" w:lineRule="auto"/>
+        <w:jc w:val="both"/>
       </w:pPr>
       <w:r>
         <w:t>}</w:t>
@@ -24439,13 +24624,15 @@
     <w:p>
       <w:pPr>
         <w:widowControl/>
-        <w:spacing w:after="160" w:line="259" w:lineRule="auto"/>
-      </w:pPr>
-    </w:p>
-    <w:p>
-      <w:pPr>
-        <w:widowControl/>
-        <w:spacing w:after="160" w:line="259" w:lineRule="auto"/>
+        <w:spacing w:after="160" w:line="360" w:lineRule="auto"/>
+        <w:jc w:val="both"/>
+      </w:pPr>
+    </w:p>
+    <w:p>
+      <w:pPr>
+        <w:widowControl/>
+        <w:spacing w:after="160" w:line="360" w:lineRule="auto"/>
+        <w:jc w:val="both"/>
         <w:rPr>
           <w:b/>
           <w:bCs/>
@@ -24477,7 +24664,8 @@
     <w:p>
       <w:pPr>
         <w:widowControl/>
-        <w:spacing w:after="160" w:line="259" w:lineRule="auto"/>
+        <w:spacing w:after="160" w:line="360" w:lineRule="auto"/>
+        <w:jc w:val="both"/>
         <w:rPr>
           <w:sz w:val="28"/>
           <w:szCs w:val="28"/>
@@ -24510,7 +24698,8 @@
     <w:p>
       <w:pPr>
         <w:widowControl/>
-        <w:spacing w:after="160" w:line="259" w:lineRule="auto"/>
+        <w:spacing w:after="160" w:line="360" w:lineRule="auto"/>
+        <w:jc w:val="both"/>
         <w:rPr>
           <w:sz w:val="28"/>
           <w:szCs w:val="28"/>
@@ -24531,7 +24720,8 @@
           <w:ilvl w:val="0"/>
           <w:numId w:val="72"/>
         </w:numPr>
-        <w:spacing w:after="160" w:line="259" w:lineRule="auto"/>
+        <w:spacing w:after="160" w:line="360" w:lineRule="auto"/>
+        <w:jc w:val="both"/>
         <w:rPr>
           <w:sz w:val="28"/>
           <w:szCs w:val="28"/>
@@ -24568,7 +24758,8 @@
           <w:ilvl w:val="0"/>
           <w:numId w:val="72"/>
         </w:numPr>
-        <w:spacing w:after="160" w:line="259" w:lineRule="auto"/>
+        <w:spacing w:after="160" w:line="360" w:lineRule="auto"/>
+        <w:jc w:val="both"/>
         <w:rPr>
           <w:sz w:val="28"/>
           <w:szCs w:val="28"/>
@@ -24605,7 +24796,8 @@
           <w:ilvl w:val="0"/>
           <w:numId w:val="72"/>
         </w:numPr>
-        <w:spacing w:after="160" w:line="259" w:lineRule="auto"/>
+        <w:spacing w:after="160" w:line="360" w:lineRule="auto"/>
+        <w:jc w:val="both"/>
         <w:rPr>
           <w:sz w:val="28"/>
           <w:szCs w:val="28"/>
@@ -24642,17 +24834,19 @@
           <w:ilvl w:val="0"/>
           <w:numId w:val="72"/>
         </w:numPr>
-        <w:spacing w:after="160" w:line="259" w:lineRule="auto"/>
-        <w:rPr>
-          <w:sz w:val="28"/>
-          <w:szCs w:val="28"/>
-        </w:rPr>
-      </w:pPr>
-      <w:r>
-        <w:rPr>
-          <w:sz w:val="28"/>
-          <w:szCs w:val="28"/>
-        </w:rPr>
+        <w:spacing w:after="160" w:line="360" w:lineRule="auto"/>
+        <w:jc w:val="both"/>
+        <w:rPr>
+          <w:sz w:val="28"/>
+          <w:szCs w:val="28"/>
+        </w:rPr>
+      </w:pPr>
+      <w:r>
+        <w:rPr>
+          <w:sz w:val="28"/>
+          <w:szCs w:val="28"/>
+        </w:rPr>
+        <w:lastRenderedPageBreak/>
         <w:t xml:space="preserve">некоректної роботи </w:t>
       </w:r>
       <w:proofErr w:type="spellStart"/>
@@ -24675,7 +24869,8 @@
     <w:p>
       <w:pPr>
         <w:widowControl/>
-        <w:spacing w:after="160" w:line="259" w:lineRule="auto"/>
+        <w:spacing w:after="160" w:line="360" w:lineRule="auto"/>
+        <w:jc w:val="both"/>
         <w:rPr>
           <w:sz w:val="28"/>
           <w:szCs w:val="28"/>
@@ -24724,7 +24919,8 @@
     <w:p>
       <w:pPr>
         <w:widowControl/>
-        <w:spacing w:after="160" w:line="259" w:lineRule="auto"/>
+        <w:spacing w:after="160" w:line="360" w:lineRule="auto"/>
+        <w:jc w:val="both"/>
         <w:rPr>
           <w:sz w:val="28"/>
           <w:szCs w:val="28"/>
@@ -24773,7 +24969,8 @@
     <w:p>
       <w:pPr>
         <w:widowControl/>
-        <w:spacing w:after="160" w:line="259" w:lineRule="auto"/>
+        <w:spacing w:after="160" w:line="360" w:lineRule="auto"/>
+        <w:jc w:val="both"/>
         <w:rPr>
           <w:sz w:val="28"/>
           <w:szCs w:val="28"/>
@@ -24806,7 +25003,8 @@
     <w:p>
       <w:pPr>
         <w:widowControl/>
-        <w:spacing w:after="160" w:line="259" w:lineRule="auto"/>
+        <w:spacing w:after="160" w:line="360" w:lineRule="auto"/>
+        <w:jc w:val="both"/>
         <w:rPr>
           <w:sz w:val="28"/>
           <w:szCs w:val="28"/>
@@ -24843,7 +25041,8 @@
           <w:ilvl w:val="0"/>
           <w:numId w:val="73"/>
         </w:numPr>
-        <w:spacing w:after="160" w:line="259" w:lineRule="auto"/>
+        <w:spacing w:after="160" w:line="360" w:lineRule="auto"/>
+        <w:jc w:val="both"/>
         <w:rPr>
           <w:sz w:val="28"/>
           <w:szCs w:val="28"/>
@@ -24880,7 +25079,8 @@
           <w:ilvl w:val="0"/>
           <w:numId w:val="73"/>
         </w:numPr>
-        <w:spacing w:after="160" w:line="259" w:lineRule="auto"/>
+        <w:spacing w:after="160" w:line="360" w:lineRule="auto"/>
+        <w:jc w:val="both"/>
         <w:rPr>
           <w:sz w:val="28"/>
           <w:szCs w:val="28"/>
@@ -24917,7 +25117,8 @@
           <w:ilvl w:val="0"/>
           <w:numId w:val="73"/>
         </w:numPr>
-        <w:spacing w:after="160" w:line="259" w:lineRule="auto"/>
+        <w:spacing w:after="160" w:line="360" w:lineRule="auto"/>
+        <w:jc w:val="both"/>
         <w:rPr>
           <w:sz w:val="28"/>
           <w:szCs w:val="28"/>
@@ -24954,7 +25155,8 @@
           <w:ilvl w:val="0"/>
           <w:numId w:val="73"/>
         </w:numPr>
-        <w:spacing w:after="160" w:line="259" w:lineRule="auto"/>
+        <w:spacing w:after="160" w:line="360" w:lineRule="auto"/>
+        <w:jc w:val="both"/>
         <w:rPr>
           <w:sz w:val="28"/>
           <w:szCs w:val="28"/>
@@ -24975,7 +25177,8 @@
           <w:ilvl w:val="0"/>
           <w:numId w:val="73"/>
         </w:numPr>
-        <w:spacing w:after="160" w:line="259" w:lineRule="auto"/>
+        <w:spacing w:after="160" w:line="360" w:lineRule="auto"/>
+        <w:jc w:val="both"/>
         <w:rPr>
           <w:sz w:val="28"/>
           <w:szCs w:val="28"/>
@@ -25040,7 +25243,8 @@
     <w:p>
       <w:pPr>
         <w:widowControl/>
-        <w:spacing w:after="160" w:line="259" w:lineRule="auto"/>
+        <w:spacing w:after="160" w:line="360" w:lineRule="auto"/>
+        <w:jc w:val="both"/>
         <w:rPr>
           <w:sz w:val="28"/>
           <w:szCs w:val="28"/>
@@ -25077,7 +25281,8 @@
           <w:ilvl w:val="0"/>
           <w:numId w:val="74"/>
         </w:numPr>
-        <w:spacing w:after="160" w:line="259" w:lineRule="auto"/>
+        <w:spacing w:after="160" w:line="360" w:lineRule="auto"/>
+        <w:jc w:val="both"/>
         <w:rPr>
           <w:sz w:val="28"/>
           <w:szCs w:val="28"/>
@@ -25098,7 +25303,8 @@
           <w:ilvl w:val="0"/>
           <w:numId w:val="74"/>
         </w:numPr>
-        <w:spacing w:after="160" w:line="259" w:lineRule="auto"/>
+        <w:spacing w:after="160" w:line="360" w:lineRule="auto"/>
+        <w:jc w:val="both"/>
         <w:rPr>
           <w:sz w:val="28"/>
           <w:szCs w:val="28"/>
@@ -25151,7 +25357,8 @@
           <w:ilvl w:val="0"/>
           <w:numId w:val="74"/>
         </w:numPr>
-        <w:spacing w:after="160" w:line="259" w:lineRule="auto"/>
+        <w:spacing w:after="160" w:line="360" w:lineRule="auto"/>
+        <w:jc w:val="both"/>
         <w:rPr>
           <w:sz w:val="28"/>
           <w:szCs w:val="28"/>
@@ -25172,7 +25379,8 @@
           <w:ilvl w:val="0"/>
           <w:numId w:val="74"/>
         </w:numPr>
-        <w:spacing w:after="160" w:line="259" w:lineRule="auto"/>
+        <w:spacing w:after="160" w:line="360" w:lineRule="auto"/>
+        <w:jc w:val="both"/>
         <w:rPr>
           <w:sz w:val="28"/>
           <w:szCs w:val="28"/>
@@ -25189,14 +25397,13 @@
     <w:p>
       <w:pPr>
         <w:widowControl/>
-        <w:spacing w:after="160" w:line="259" w:lineRule="auto"/>
+        <w:spacing w:after="160" w:line="360" w:lineRule="auto"/>
         <w:jc w:val="center"/>
       </w:pPr>
       <w:r>
         <w:rPr>
           <w:noProof/>
         </w:rPr>
-        <w:lastRenderedPageBreak/>
         <w:drawing>
           <wp:inline distT="0" distB="0" distL="0" distR="0" wp14:anchorId="4377E8EE" wp14:editId="06122D46">
             <wp:extent cx="1247775" cy="1057275"/>
@@ -25250,7 +25457,7 @@
     <w:p>
       <w:pPr>
         <w:widowControl/>
-        <w:spacing w:after="160" w:line="259" w:lineRule="auto"/>
+        <w:spacing w:after="160" w:line="360" w:lineRule="auto"/>
         <w:jc w:val="center"/>
         <w:rPr>
           <w:i/>
@@ -25323,8 +25530,8 @@
     <w:p>
       <w:pPr>
         <w:widowControl/>
-        <w:spacing w:after="160" w:line="259" w:lineRule="auto"/>
-        <w:jc w:val="center"/>
+        <w:spacing w:after="160" w:line="360" w:lineRule="auto"/>
+        <w:jc w:val="both"/>
         <w:rPr>
           <w:lang w:val="en-US"/>
         </w:rPr>
@@ -25333,11 +25540,12 @@
     <w:p>
       <w:pPr>
         <w:widowControl/>
-        <w:spacing w:after="160" w:line="259" w:lineRule="auto"/>
-        <w:jc w:val="both"/>
-      </w:pPr>
-      <w:proofErr w:type="spellStart"/>
-      <w:r>
+        <w:spacing w:after="160" w:line="360" w:lineRule="auto"/>
+        <w:jc w:val="both"/>
+      </w:pPr>
+      <w:proofErr w:type="spellStart"/>
+      <w:r>
+        <w:lastRenderedPageBreak/>
         <w:t>static</w:t>
       </w:r>
       <w:proofErr w:type="spellEnd"/>
@@ -25372,14 +25580,14 @@
     <w:p>
       <w:pPr>
         <w:widowControl/>
-        <w:spacing w:after="160" w:line="259" w:lineRule="auto"/>
-        <w:jc w:val="both"/>
-      </w:pPr>
-    </w:p>
-    <w:p>
-      <w:pPr>
-        <w:widowControl/>
-        <w:spacing w:after="160" w:line="259" w:lineRule="auto"/>
+        <w:spacing w:after="160" w:line="360" w:lineRule="auto"/>
+        <w:jc w:val="both"/>
+      </w:pPr>
+    </w:p>
+    <w:p>
+      <w:pPr>
+        <w:widowControl/>
+        <w:spacing w:after="160" w:line="360" w:lineRule="auto"/>
         <w:jc w:val="both"/>
       </w:pPr>
       <w:proofErr w:type="spellStart"/>
@@ -25402,7 +25610,7 @@
     <w:p>
       <w:pPr>
         <w:widowControl/>
-        <w:spacing w:after="160" w:line="259" w:lineRule="auto"/>
+        <w:spacing w:after="160" w:line="360" w:lineRule="auto"/>
         <w:jc w:val="both"/>
       </w:pPr>
       <w:r>
@@ -25412,7 +25620,7 @@
     <w:p>
       <w:pPr>
         <w:widowControl/>
-        <w:spacing w:after="160" w:line="259" w:lineRule="auto"/>
+        <w:spacing w:after="160" w:line="360" w:lineRule="auto"/>
         <w:jc w:val="both"/>
       </w:pPr>
       <w:r>
@@ -25422,14 +25630,14 @@
     <w:p>
       <w:pPr>
         <w:widowControl/>
-        <w:spacing w:after="160" w:line="259" w:lineRule="auto"/>
-        <w:jc w:val="both"/>
-      </w:pPr>
-    </w:p>
-    <w:p>
-      <w:pPr>
-        <w:widowControl/>
-        <w:spacing w:after="160" w:line="259" w:lineRule="auto"/>
+        <w:spacing w:after="160" w:line="360" w:lineRule="auto"/>
+        <w:jc w:val="both"/>
+      </w:pPr>
+    </w:p>
+    <w:p>
+      <w:pPr>
+        <w:widowControl/>
+        <w:spacing w:after="160" w:line="360" w:lineRule="auto"/>
         <w:jc w:val="both"/>
       </w:pPr>
       <w:proofErr w:type="spellStart"/>
@@ -25468,7 +25676,7 @@
     <w:p>
       <w:pPr>
         <w:widowControl/>
-        <w:spacing w:after="160" w:line="259" w:lineRule="auto"/>
+        <w:spacing w:after="160" w:line="360" w:lineRule="auto"/>
         <w:jc w:val="both"/>
       </w:pPr>
       <w:r>
@@ -25478,7 +25686,7 @@
     <w:p>
       <w:pPr>
         <w:widowControl/>
-        <w:spacing w:after="160" w:line="259" w:lineRule="auto"/>
+        <w:spacing w:after="160" w:line="360" w:lineRule="auto"/>
         <w:jc w:val="both"/>
       </w:pPr>
       <w:r>
@@ -25512,7 +25720,7 @@
     <w:p>
       <w:pPr>
         <w:widowControl/>
-        <w:spacing w:after="160" w:line="259" w:lineRule="auto"/>
+        <w:spacing w:after="160" w:line="360" w:lineRule="auto"/>
         <w:jc w:val="both"/>
       </w:pPr>
       <w:r>
@@ -25522,7 +25730,7 @@
     <w:p>
       <w:pPr>
         <w:widowControl/>
-        <w:spacing w:after="160" w:line="259" w:lineRule="auto"/>
+        <w:spacing w:after="160" w:line="360" w:lineRule="auto"/>
         <w:jc w:val="both"/>
       </w:pPr>
       <w:r>
@@ -25540,7 +25748,7 @@
     <w:p>
       <w:pPr>
         <w:widowControl/>
-        <w:spacing w:after="160" w:line="259" w:lineRule="auto"/>
+        <w:spacing w:after="160" w:line="360" w:lineRule="auto"/>
         <w:jc w:val="both"/>
       </w:pPr>
       <w:r>
@@ -25566,7 +25774,7 @@
     <w:p>
       <w:pPr>
         <w:widowControl/>
-        <w:spacing w:after="160" w:line="259" w:lineRule="auto"/>
+        <w:spacing w:after="160" w:line="360" w:lineRule="auto"/>
         <w:jc w:val="both"/>
       </w:pPr>
       <w:r>
@@ -25576,14 +25784,14 @@
     <w:p>
       <w:pPr>
         <w:widowControl/>
-        <w:spacing w:after="160" w:line="259" w:lineRule="auto"/>
-        <w:jc w:val="both"/>
-      </w:pPr>
-    </w:p>
-    <w:p>
-      <w:pPr>
-        <w:widowControl/>
-        <w:spacing w:after="160" w:line="259" w:lineRule="auto"/>
+        <w:spacing w:after="160" w:line="360" w:lineRule="auto"/>
+        <w:jc w:val="both"/>
+      </w:pPr>
+    </w:p>
+    <w:p>
+      <w:pPr>
+        <w:widowControl/>
+        <w:spacing w:after="160" w:line="360" w:lineRule="auto"/>
         <w:jc w:val="both"/>
       </w:pPr>
       <w:r>
@@ -25609,7 +25817,7 @@
     <w:p>
       <w:pPr>
         <w:widowControl/>
-        <w:spacing w:after="160" w:line="259" w:lineRule="auto"/>
+        <w:spacing w:after="160" w:line="360" w:lineRule="auto"/>
         <w:jc w:val="both"/>
       </w:pPr>
       <w:r>
@@ -25619,14 +25827,14 @@
     <w:p>
       <w:pPr>
         <w:widowControl/>
-        <w:spacing w:after="160" w:line="259" w:lineRule="auto"/>
-        <w:jc w:val="center"/>
-      </w:pPr>
-    </w:p>
-    <w:p>
-      <w:pPr>
-        <w:widowControl/>
-        <w:spacing w:after="160" w:line="259" w:lineRule="auto"/>
+        <w:spacing w:after="160" w:line="360" w:lineRule="auto"/>
+        <w:jc w:val="both"/>
+      </w:pPr>
+    </w:p>
+    <w:p>
+      <w:pPr>
+        <w:widowControl/>
+        <w:spacing w:after="160" w:line="360" w:lineRule="auto"/>
         <w:ind w:firstLine="567"/>
         <w:jc w:val="both"/>
         <w:rPr>
@@ -25718,14 +25926,14 @@
     <w:p>
       <w:pPr>
         <w:widowControl/>
-        <w:spacing w:after="160" w:line="259" w:lineRule="auto"/>
-        <w:jc w:val="both"/>
-      </w:pPr>
-    </w:p>
-    <w:p>
-      <w:pPr>
-        <w:widowControl/>
-        <w:spacing w:after="160" w:line="259" w:lineRule="auto"/>
+        <w:spacing w:after="160" w:line="360" w:lineRule="auto"/>
+        <w:jc w:val="both"/>
+      </w:pPr>
+    </w:p>
+    <w:p>
+      <w:pPr>
+        <w:widowControl/>
+        <w:spacing w:after="160" w:line="360" w:lineRule="auto"/>
         <w:jc w:val="both"/>
         <w:rPr>
           <w:b/>
@@ -25778,7 +25986,7 @@
     <w:p>
       <w:pPr>
         <w:widowControl/>
-        <w:spacing w:after="160" w:line="259" w:lineRule="auto"/>
+        <w:spacing w:after="160" w:line="360" w:lineRule="auto"/>
         <w:jc w:val="both"/>
         <w:rPr>
           <w:sz w:val="28"/>
@@ -25832,7 +26040,7 @@
           <w:ilvl w:val="0"/>
           <w:numId w:val="75"/>
         </w:numPr>
-        <w:spacing w:after="160" w:line="259" w:lineRule="auto"/>
+        <w:spacing w:after="160" w:line="360" w:lineRule="auto"/>
         <w:jc w:val="both"/>
         <w:rPr>
           <w:sz w:val="28"/>
@@ -25879,7 +26087,7 @@
           <w:ilvl w:val="0"/>
           <w:numId w:val="75"/>
         </w:numPr>
-        <w:spacing w:after="160" w:line="259" w:lineRule="auto"/>
+        <w:spacing w:after="160" w:line="360" w:lineRule="auto"/>
         <w:jc w:val="both"/>
         <w:rPr>
           <w:sz w:val="28"/>
@@ -25926,18 +26134,19 @@
           <w:ilvl w:val="0"/>
           <w:numId w:val="75"/>
         </w:numPr>
-        <w:spacing w:after="160" w:line="259" w:lineRule="auto"/>
-        <w:jc w:val="both"/>
-        <w:rPr>
-          <w:sz w:val="28"/>
-          <w:szCs w:val="28"/>
-        </w:rPr>
-      </w:pPr>
-      <w:r>
-        <w:rPr>
-          <w:sz w:val="28"/>
-          <w:szCs w:val="28"/>
-        </w:rPr>
+        <w:spacing w:after="160" w:line="360" w:lineRule="auto"/>
+        <w:jc w:val="both"/>
+        <w:rPr>
+          <w:sz w:val="28"/>
+          <w:szCs w:val="28"/>
+        </w:rPr>
+      </w:pPr>
+      <w:r>
+        <w:rPr>
+          <w:sz w:val="28"/>
+          <w:szCs w:val="28"/>
+        </w:rPr>
+        <w:lastRenderedPageBreak/>
         <w:t xml:space="preserve">поточного </w:t>
       </w:r>
       <w:proofErr w:type="spellStart"/>
@@ -25976,7 +26185,7 @@
     <w:p>
       <w:pPr>
         <w:widowControl/>
-        <w:spacing w:after="160" w:line="259" w:lineRule="auto"/>
+        <w:spacing w:after="160" w:line="360" w:lineRule="auto"/>
         <w:ind w:firstLine="567"/>
         <w:jc w:val="both"/>
         <w:rPr>
@@ -25989,7 +26198,6 @@
           <w:sz w:val="28"/>
           <w:szCs w:val="28"/>
         </w:rPr>
-        <w:lastRenderedPageBreak/>
         <w:t xml:space="preserve">Створення </w:t>
       </w:r>
       <w:proofErr w:type="spellStart"/>
@@ -26016,7 +26224,7 @@
           <w:ilvl w:val="0"/>
           <w:numId w:val="76"/>
         </w:numPr>
-        <w:spacing w:after="160" w:line="259" w:lineRule="auto"/>
+        <w:spacing w:after="160" w:line="360" w:lineRule="auto"/>
         <w:jc w:val="both"/>
         <w:rPr>
           <w:sz w:val="28"/>
@@ -26038,7 +26246,7 @@
           <w:ilvl w:val="0"/>
           <w:numId w:val="76"/>
         </w:numPr>
-        <w:spacing w:after="160" w:line="259" w:lineRule="auto"/>
+        <w:spacing w:after="160" w:line="360" w:lineRule="auto"/>
         <w:jc w:val="both"/>
         <w:rPr>
           <w:sz w:val="28"/>
@@ -26060,7 +26268,7 @@
           <w:ilvl w:val="0"/>
           <w:numId w:val="76"/>
         </w:numPr>
-        <w:spacing w:after="160" w:line="259" w:lineRule="auto"/>
+        <w:spacing w:after="160" w:line="360" w:lineRule="auto"/>
         <w:jc w:val="both"/>
         <w:rPr>
           <w:sz w:val="28"/>
@@ -26110,7 +26318,7 @@
     <w:p>
       <w:pPr>
         <w:widowControl/>
-        <w:spacing w:after="160" w:line="259" w:lineRule="auto"/>
+        <w:spacing w:after="160" w:line="360" w:lineRule="auto"/>
         <w:ind w:firstLine="567"/>
         <w:jc w:val="both"/>
         <w:rPr>
@@ -26177,7 +26385,7 @@
     <w:p>
       <w:pPr>
         <w:widowControl/>
-        <w:spacing w:after="160" w:line="259" w:lineRule="auto"/>
+        <w:spacing w:after="160" w:line="360" w:lineRule="auto"/>
         <w:ind w:firstLine="567"/>
         <w:jc w:val="both"/>
         <w:rPr>
@@ -26292,7 +26500,7 @@
     <w:p>
       <w:pPr>
         <w:widowControl/>
-        <w:spacing w:after="160" w:line="259" w:lineRule="auto"/>
+        <w:spacing w:after="160" w:line="360" w:lineRule="auto"/>
         <w:ind w:firstLine="567"/>
         <w:jc w:val="both"/>
         <w:rPr>
@@ -26359,7 +26567,7 @@
     <w:p>
       <w:pPr>
         <w:widowControl/>
-        <w:spacing w:after="160" w:line="259" w:lineRule="auto"/>
+        <w:spacing w:after="160" w:line="360" w:lineRule="auto"/>
         <w:ind w:firstLine="567"/>
         <w:jc w:val="both"/>
         <w:rPr>
@@ -26442,7 +26650,7 @@
     <w:p>
       <w:pPr>
         <w:widowControl/>
-        <w:spacing w:after="160" w:line="259" w:lineRule="auto"/>
+        <w:spacing w:after="160" w:line="360" w:lineRule="auto"/>
         <w:ind w:firstLine="567"/>
         <w:jc w:val="both"/>
         <w:rPr>
@@ -26486,7 +26694,7 @@
     <w:p>
       <w:pPr>
         <w:widowControl/>
-        <w:spacing w:after="160" w:line="259" w:lineRule="auto"/>
+        <w:spacing w:after="160" w:line="360" w:lineRule="auto"/>
         <w:jc w:val="both"/>
         <w:rPr>
           <w:sz w:val="28"/>
@@ -26540,7 +26748,7 @@
           <w:ilvl w:val="0"/>
           <w:numId w:val="77"/>
         </w:numPr>
-        <w:spacing w:after="160" w:line="259" w:lineRule="auto"/>
+        <w:spacing w:after="160" w:line="360" w:lineRule="auto"/>
         <w:jc w:val="both"/>
         <w:rPr>
           <w:sz w:val="28"/>
@@ -26571,7 +26779,7 @@
           <w:ilvl w:val="0"/>
           <w:numId w:val="77"/>
         </w:numPr>
-        <w:spacing w:after="160" w:line="259" w:lineRule="auto"/>
+        <w:spacing w:after="160" w:line="360" w:lineRule="auto"/>
         <w:jc w:val="both"/>
         <w:rPr>
           <w:sz w:val="28"/>
@@ -26598,7 +26806,7 @@
     <w:p>
       <w:pPr>
         <w:widowControl/>
-        <w:spacing w:after="160" w:line="259" w:lineRule="auto"/>
+        <w:spacing w:after="160" w:line="360" w:lineRule="auto"/>
         <w:jc w:val="both"/>
         <w:rPr>
           <w:sz w:val="28"/>
@@ -26680,7 +26888,7 @@
     <w:p>
       <w:pPr>
         <w:widowControl/>
-        <w:spacing w:after="160" w:line="259" w:lineRule="auto"/>
+        <w:spacing w:after="160" w:line="360" w:lineRule="auto"/>
         <w:jc w:val="both"/>
         <w:rPr>
           <w:sz w:val="28"/>
@@ -26734,7 +26942,7 @@
           <w:ilvl w:val="0"/>
           <w:numId w:val="78"/>
         </w:numPr>
-        <w:spacing w:after="160" w:line="259" w:lineRule="auto"/>
+        <w:spacing w:after="160" w:line="360" w:lineRule="auto"/>
         <w:jc w:val="both"/>
         <w:rPr>
           <w:sz w:val="28"/>
@@ -26772,7 +26980,7 @@
           <w:ilvl w:val="0"/>
           <w:numId w:val="78"/>
         </w:numPr>
-        <w:spacing w:after="160" w:line="259" w:lineRule="auto"/>
+        <w:spacing w:after="160" w:line="360" w:lineRule="auto"/>
         <w:jc w:val="both"/>
         <w:rPr>
           <w:sz w:val="28"/>
@@ -26810,7 +27018,7 @@
           <w:ilvl w:val="0"/>
           <w:numId w:val="78"/>
         </w:numPr>
-        <w:spacing w:after="160" w:line="259" w:lineRule="auto"/>
+        <w:spacing w:after="160" w:line="360" w:lineRule="auto"/>
         <w:jc w:val="both"/>
         <w:rPr>
           <w:sz w:val="28"/>
@@ -26844,18 +27052,19 @@
     <w:p>
       <w:pPr>
         <w:widowControl/>
-        <w:spacing w:after="160" w:line="259" w:lineRule="auto"/>
-        <w:jc w:val="both"/>
-        <w:rPr>
-          <w:sz w:val="28"/>
-          <w:szCs w:val="28"/>
-        </w:rPr>
-      </w:pPr>
-      <w:r>
-        <w:rPr>
-          <w:sz w:val="28"/>
-          <w:szCs w:val="28"/>
-        </w:rPr>
+        <w:spacing w:after="160" w:line="360" w:lineRule="auto"/>
+        <w:jc w:val="both"/>
+        <w:rPr>
+          <w:sz w:val="28"/>
+          <w:szCs w:val="28"/>
+        </w:rPr>
+      </w:pPr>
+      <w:r>
+        <w:rPr>
+          <w:sz w:val="28"/>
+          <w:szCs w:val="28"/>
+        </w:rPr>
+        <w:lastRenderedPageBreak/>
         <w:t xml:space="preserve">Перевагами використання </w:t>
       </w:r>
       <w:proofErr w:type="spellStart"/>
@@ -26898,7 +27107,7 @@
           <w:ilvl w:val="0"/>
           <w:numId w:val="79"/>
         </w:numPr>
-        <w:spacing w:after="160" w:line="259" w:lineRule="auto"/>
+        <w:spacing w:after="160" w:line="360" w:lineRule="auto"/>
         <w:jc w:val="both"/>
         <w:rPr>
           <w:sz w:val="28"/>
@@ -26920,7 +27129,7 @@
           <w:ilvl w:val="0"/>
           <w:numId w:val="79"/>
         </w:numPr>
-        <w:spacing w:after="160" w:line="259" w:lineRule="auto"/>
+        <w:spacing w:after="160" w:line="360" w:lineRule="auto"/>
         <w:jc w:val="both"/>
         <w:rPr>
           <w:sz w:val="28"/>
@@ -26958,7 +27167,7 @@
           <w:ilvl w:val="0"/>
           <w:numId w:val="79"/>
         </w:numPr>
-        <w:spacing w:after="160" w:line="259" w:lineRule="auto"/>
+        <w:spacing w:after="160" w:line="360" w:lineRule="auto"/>
         <w:jc w:val="both"/>
         <w:rPr>
           <w:sz w:val="28"/>
@@ -26980,7 +27189,7 @@
           <w:ilvl w:val="0"/>
           <w:numId w:val="79"/>
         </w:numPr>
-        <w:spacing w:after="160" w:line="259" w:lineRule="auto"/>
+        <w:spacing w:after="160" w:line="360" w:lineRule="auto"/>
         <w:jc w:val="both"/>
         <w:rPr>
           <w:sz w:val="28"/>
@@ -26998,21 +27207,20 @@
     <w:p>
       <w:pPr>
         <w:widowControl/>
-        <w:spacing w:after="160" w:line="259" w:lineRule="auto"/>
-        <w:jc w:val="both"/>
-      </w:pPr>
-    </w:p>
-    <w:p>
-      <w:pPr>
-        <w:widowControl/>
-        <w:spacing w:after="160" w:line="259" w:lineRule="auto"/>
-        <w:jc w:val="both"/>
+        <w:spacing w:after="160" w:line="360" w:lineRule="auto"/>
+        <w:jc w:val="both"/>
+      </w:pPr>
+    </w:p>
+    <w:p>
+      <w:pPr>
+        <w:widowControl/>
+        <w:spacing w:after="160" w:line="360" w:lineRule="auto"/>
+        <w:jc w:val="center"/>
       </w:pPr>
       <w:r>
         <w:rPr>
           <w:noProof/>
         </w:rPr>
-        <w:lastRenderedPageBreak/>
         <w:drawing>
           <wp:inline distT="0" distB="0" distL="0" distR="0" wp14:anchorId="637ED161" wp14:editId="550569D9">
             <wp:extent cx="6115050" cy="5543550"/>
@@ -27066,7 +27274,7 @@
     <w:p>
       <w:pPr>
         <w:widowControl/>
-        <w:spacing w:after="160" w:line="259" w:lineRule="auto"/>
+        <w:spacing w:after="160" w:line="360" w:lineRule="auto"/>
         <w:jc w:val="center"/>
         <w:rPr>
           <w:i/>
@@ -27138,14 +27346,14 @@
     <w:p>
       <w:pPr>
         <w:widowControl/>
-        <w:spacing w:after="160" w:line="259" w:lineRule="auto"/>
-        <w:jc w:val="both"/>
-      </w:pPr>
-    </w:p>
-    <w:p>
-      <w:pPr>
-        <w:widowControl/>
-        <w:spacing w:after="160" w:line="259" w:lineRule="auto"/>
+        <w:spacing w:after="160" w:line="360" w:lineRule="auto"/>
+        <w:jc w:val="both"/>
+      </w:pPr>
+    </w:p>
+    <w:p>
+      <w:pPr>
+        <w:widowControl/>
+        <w:spacing w:after="160" w:line="360" w:lineRule="auto"/>
         <w:jc w:val="both"/>
       </w:pPr>
       <w:proofErr w:type="spellStart"/>
@@ -27168,10 +27376,11 @@
     <w:p>
       <w:pPr>
         <w:widowControl/>
-        <w:spacing w:after="160" w:line="259" w:lineRule="auto"/>
-        <w:jc w:val="both"/>
-      </w:pPr>
-      <w:r>
+        <w:spacing w:after="160" w:line="360" w:lineRule="auto"/>
+        <w:jc w:val="both"/>
+      </w:pPr>
+      <w:r>
+        <w:lastRenderedPageBreak/>
         <w:t xml:space="preserve">    </w:t>
       </w:r>
       <w:proofErr w:type="spellStart"/>
@@ -27183,7 +27392,7 @@
     <w:p>
       <w:pPr>
         <w:widowControl/>
-        <w:spacing w:after="160" w:line="259" w:lineRule="auto"/>
+        <w:spacing w:after="160" w:line="360" w:lineRule="auto"/>
         <w:jc w:val="both"/>
       </w:pPr>
       <w:r>
@@ -27209,7 +27418,7 @@
     <w:p>
       <w:pPr>
         <w:widowControl/>
-        <w:spacing w:after="160" w:line="259" w:lineRule="auto"/>
+        <w:spacing w:after="160" w:line="360" w:lineRule="auto"/>
         <w:jc w:val="both"/>
       </w:pPr>
       <w:r>
@@ -27219,7 +27428,7 @@
     <w:p>
       <w:pPr>
         <w:widowControl/>
-        <w:spacing w:after="160" w:line="259" w:lineRule="auto"/>
+        <w:spacing w:after="160" w:line="360" w:lineRule="auto"/>
         <w:jc w:val="both"/>
       </w:pPr>
       <w:r>
@@ -27237,7 +27446,7 @@
     <w:p>
       <w:pPr>
         <w:widowControl/>
-        <w:spacing w:after="160" w:line="259" w:lineRule="auto"/>
+        <w:spacing w:after="160" w:line="360" w:lineRule="auto"/>
         <w:jc w:val="both"/>
       </w:pPr>
       <w:r>
@@ -27252,7 +27461,7 @@
     <w:p>
       <w:pPr>
         <w:widowControl/>
-        <w:spacing w:after="160" w:line="259" w:lineRule="auto"/>
+        <w:spacing w:after="160" w:line="360" w:lineRule="auto"/>
         <w:jc w:val="both"/>
       </w:pPr>
       <w:r>
@@ -27262,7 +27471,7 @@
     <w:p>
       <w:pPr>
         <w:widowControl/>
-        <w:spacing w:after="160" w:line="259" w:lineRule="auto"/>
+        <w:spacing w:after="160" w:line="360" w:lineRule="auto"/>
         <w:jc w:val="both"/>
       </w:pPr>
       <w:proofErr w:type="spellStart"/>
@@ -27274,7 +27483,7 @@
     <w:p>
       <w:pPr>
         <w:widowControl/>
-        <w:spacing w:after="160" w:line="259" w:lineRule="auto"/>
+        <w:spacing w:after="160" w:line="360" w:lineRule="auto"/>
         <w:jc w:val="both"/>
       </w:pPr>
       <w:r>
@@ -27284,7 +27493,7 @@
     <w:p>
       <w:pPr>
         <w:widowControl/>
-        <w:spacing w:after="160" w:line="259" w:lineRule="auto"/>
+        <w:spacing w:after="160" w:line="360" w:lineRule="auto"/>
         <w:jc w:val="both"/>
       </w:pPr>
       <w:r>
@@ -27302,7 +27511,7 @@
     <w:p>
       <w:pPr>
         <w:widowControl/>
-        <w:spacing w:after="160" w:line="259" w:lineRule="auto"/>
+        <w:spacing w:after="160" w:line="360" w:lineRule="auto"/>
         <w:jc w:val="both"/>
       </w:pPr>
       <w:r>
@@ -27317,18 +27526,17 @@
     <w:p>
       <w:pPr>
         <w:widowControl/>
-        <w:spacing w:after="160" w:line="259" w:lineRule="auto"/>
-        <w:jc w:val="both"/>
-      </w:pPr>
-      <w:r>
-        <w:lastRenderedPageBreak/>
+        <w:spacing w:after="160" w:line="360" w:lineRule="auto"/>
+        <w:jc w:val="both"/>
+      </w:pPr>
+      <w:r>
         <w:t>&gt;</w:t>
       </w:r>
     </w:p>
     <w:p>
       <w:pPr>
         <w:widowControl/>
-        <w:spacing w:after="160" w:line="259" w:lineRule="auto"/>
+        <w:spacing w:after="160" w:line="360" w:lineRule="auto"/>
         <w:jc w:val="both"/>
       </w:pPr>
       <w:r>
@@ -27338,7 +27546,7 @@
     <w:p>
       <w:pPr>
         <w:widowControl/>
-        <w:spacing w:after="160" w:line="259" w:lineRule="auto"/>
+        <w:spacing w:after="160" w:line="360" w:lineRule="auto"/>
         <w:jc w:val="both"/>
       </w:pPr>
       <w:r>
@@ -27356,7 +27564,7 @@
     <w:p>
       <w:pPr>
         <w:widowControl/>
-        <w:spacing w:after="160" w:line="259" w:lineRule="auto"/>
+        <w:spacing w:after="160" w:line="360" w:lineRule="auto"/>
         <w:jc w:val="both"/>
       </w:pPr>
       <w:r>
@@ -27371,7 +27579,7 @@
     <w:p>
       <w:pPr>
         <w:widowControl/>
-        <w:spacing w:after="160" w:line="259" w:lineRule="auto"/>
+        <w:spacing w:after="160" w:line="360" w:lineRule="auto"/>
         <w:jc w:val="both"/>
       </w:pPr>
       <w:r>
@@ -27381,7 +27589,7 @@
     <w:p>
       <w:pPr>
         <w:widowControl/>
-        <w:spacing w:after="160" w:line="259" w:lineRule="auto"/>
+        <w:spacing w:after="160" w:line="360" w:lineRule="auto"/>
         <w:ind w:firstLine="567"/>
         <w:jc w:val="both"/>
         <w:rPr>
@@ -27553,7 +27761,7 @@
     <w:p>
       <w:pPr>
         <w:widowControl/>
-        <w:spacing w:after="160" w:line="259" w:lineRule="auto"/>
+        <w:spacing w:after="160" w:line="360" w:lineRule="auto"/>
         <w:ind w:firstLine="567"/>
         <w:jc w:val="both"/>
         <w:rPr>
@@ -27565,7 +27773,7 @@
     <w:p>
       <w:pPr>
         <w:widowControl/>
-        <w:spacing w:after="160" w:line="259" w:lineRule="auto"/>
+        <w:spacing w:after="160" w:line="360" w:lineRule="auto"/>
         <w:ind w:firstLine="567"/>
         <w:jc w:val="both"/>
         <w:rPr>
@@ -27599,7 +27807,7 @@
     <w:p>
       <w:pPr>
         <w:widowControl/>
-        <w:spacing w:after="160" w:line="259" w:lineRule="auto"/>
+        <w:spacing w:after="160" w:line="360" w:lineRule="auto"/>
         <w:ind w:firstLine="567"/>
         <w:jc w:val="both"/>
         <w:rPr>
@@ -27622,7 +27830,7 @@
           <w:ilvl w:val="0"/>
           <w:numId w:val="80"/>
         </w:numPr>
-        <w:spacing w:after="160" w:line="259" w:lineRule="auto"/>
+        <w:spacing w:after="160" w:line="360" w:lineRule="auto"/>
         <w:jc w:val="both"/>
         <w:rPr>
           <w:sz w:val="28"/>
@@ -27653,7 +27861,7 @@
           <w:ilvl w:val="0"/>
           <w:numId w:val="80"/>
         </w:numPr>
-        <w:spacing w:after="160" w:line="259" w:lineRule="auto"/>
+        <w:spacing w:after="160" w:line="360" w:lineRule="auto"/>
         <w:jc w:val="both"/>
         <w:rPr>
           <w:sz w:val="28"/>
@@ -27700,7 +27908,7 @@
           <w:ilvl w:val="0"/>
           <w:numId w:val="80"/>
         </w:numPr>
-        <w:spacing w:after="160" w:line="259" w:lineRule="auto"/>
+        <w:spacing w:after="160" w:line="360" w:lineRule="auto"/>
         <w:jc w:val="both"/>
         <w:rPr>
           <w:sz w:val="28"/>
@@ -27747,7 +27955,7 @@
           <w:ilvl w:val="0"/>
           <w:numId w:val="80"/>
         </w:numPr>
-        <w:spacing w:after="160" w:line="259" w:lineRule="auto"/>
+        <w:spacing w:after="160" w:line="360" w:lineRule="auto"/>
         <w:jc w:val="both"/>
         <w:rPr>
           <w:sz w:val="28"/>
@@ -27810,7 +28018,7 @@
           <w:ilvl w:val="0"/>
           <w:numId w:val="80"/>
         </w:numPr>
-        <w:spacing w:after="160" w:line="259" w:lineRule="auto"/>
+        <w:spacing w:after="160" w:line="360" w:lineRule="auto"/>
         <w:jc w:val="both"/>
         <w:rPr>
           <w:sz w:val="28"/>
@@ -27841,19 +28049,20 @@
           <w:ilvl w:val="0"/>
           <w:numId w:val="80"/>
         </w:numPr>
-        <w:spacing w:after="160" w:line="259" w:lineRule="auto"/>
-        <w:jc w:val="both"/>
-        <w:rPr>
-          <w:sz w:val="28"/>
-          <w:szCs w:val="28"/>
-        </w:rPr>
-      </w:pPr>
-      <w:proofErr w:type="spellStart"/>
-      <w:r>
-        <w:rPr>
-          <w:sz w:val="28"/>
-          <w:szCs w:val="28"/>
-        </w:rPr>
+        <w:spacing w:after="160" w:line="360" w:lineRule="auto"/>
+        <w:jc w:val="both"/>
+        <w:rPr>
+          <w:sz w:val="28"/>
+          <w:szCs w:val="28"/>
+        </w:rPr>
+      </w:pPr>
+      <w:proofErr w:type="spellStart"/>
+      <w:r>
+        <w:rPr>
+          <w:sz w:val="28"/>
+          <w:szCs w:val="28"/>
+        </w:rPr>
+        <w:lastRenderedPageBreak/>
         <w:t>transition</w:t>
       </w:r>
       <w:proofErr w:type="spellEnd"/>
@@ -27900,7 +28109,7 @@
     <w:p>
       <w:pPr>
         <w:widowControl/>
-        <w:spacing w:after="160" w:line="259" w:lineRule="auto"/>
+        <w:spacing w:after="160" w:line="360" w:lineRule="auto"/>
         <w:ind w:firstLine="567"/>
         <w:jc w:val="both"/>
         <w:rPr>
@@ -27955,7 +28164,7 @@
           <w:ilvl w:val="0"/>
           <w:numId w:val="81"/>
         </w:numPr>
-        <w:spacing w:after="160" w:line="259" w:lineRule="auto"/>
+        <w:spacing w:after="160" w:line="360" w:lineRule="auto"/>
         <w:jc w:val="both"/>
         <w:rPr>
           <w:sz w:val="28"/>
@@ -27977,7 +28186,7 @@
           <w:ilvl w:val="0"/>
           <w:numId w:val="81"/>
         </w:numPr>
-        <w:spacing w:after="160" w:line="259" w:lineRule="auto"/>
+        <w:spacing w:after="160" w:line="360" w:lineRule="auto"/>
         <w:jc w:val="both"/>
         <w:rPr>
           <w:sz w:val="28"/>
@@ -27999,7 +28208,7 @@
           <w:ilvl w:val="0"/>
           <w:numId w:val="81"/>
         </w:numPr>
-        <w:spacing w:after="160" w:line="259" w:lineRule="auto"/>
+        <w:spacing w:after="160" w:line="360" w:lineRule="auto"/>
         <w:jc w:val="both"/>
         <w:rPr>
           <w:sz w:val="28"/>
@@ -28017,7 +28226,7 @@
     <w:p>
       <w:pPr>
         <w:widowControl/>
-        <w:spacing w:after="160" w:line="259" w:lineRule="auto"/>
+        <w:spacing w:after="160" w:line="360" w:lineRule="auto"/>
         <w:ind w:firstLine="567"/>
         <w:jc w:val="both"/>
         <w:rPr>
@@ -28068,7 +28277,7 @@
     <w:p>
       <w:pPr>
         <w:widowControl/>
-        <w:spacing w:after="160" w:line="259" w:lineRule="auto"/>
+        <w:spacing w:after="160" w:line="360" w:lineRule="auto"/>
         <w:ind w:firstLine="567"/>
         <w:jc w:val="both"/>
         <w:rPr>
@@ -28183,7 +28392,7 @@
     <w:p>
       <w:pPr>
         <w:widowControl/>
-        <w:spacing w:after="160" w:line="259" w:lineRule="auto"/>
+        <w:spacing w:after="160" w:line="360" w:lineRule="auto"/>
         <w:ind w:firstLine="567"/>
         <w:jc w:val="both"/>
         <w:rPr>
@@ -28215,7 +28424,7 @@
           <w:ilvl w:val="0"/>
           <w:numId w:val="82"/>
         </w:numPr>
-        <w:spacing w:after="160" w:line="259" w:lineRule="auto"/>
+        <w:spacing w:after="160" w:line="360" w:lineRule="auto"/>
         <w:jc w:val="both"/>
         <w:rPr>
           <w:sz w:val="28"/>
@@ -28246,7 +28455,7 @@
           <w:ilvl w:val="0"/>
           <w:numId w:val="82"/>
         </w:numPr>
-        <w:spacing w:after="160" w:line="259" w:lineRule="auto"/>
+        <w:spacing w:after="160" w:line="360" w:lineRule="auto"/>
         <w:jc w:val="both"/>
         <w:rPr>
           <w:sz w:val="28"/>
@@ -28284,7 +28493,7 @@
           <w:ilvl w:val="0"/>
           <w:numId w:val="82"/>
         </w:numPr>
-        <w:spacing w:after="160" w:line="259" w:lineRule="auto"/>
+        <w:spacing w:after="160" w:line="360" w:lineRule="auto"/>
         <w:jc w:val="both"/>
         <w:rPr>
           <w:sz w:val="28"/>
@@ -28322,7 +28531,7 @@
           <w:ilvl w:val="0"/>
           <w:numId w:val="82"/>
         </w:numPr>
-        <w:spacing w:after="160" w:line="259" w:lineRule="auto"/>
+        <w:spacing w:after="160" w:line="360" w:lineRule="auto"/>
         <w:jc w:val="both"/>
         <w:rPr>
           <w:sz w:val="28"/>
@@ -28388,7 +28597,7 @@
     <w:p>
       <w:pPr>
         <w:widowControl/>
-        <w:spacing w:after="160" w:line="259" w:lineRule="auto"/>
+        <w:spacing w:after="160" w:line="360" w:lineRule="auto"/>
         <w:ind w:firstLine="567"/>
         <w:jc w:val="both"/>
         <w:rPr>
@@ -28401,7 +28610,6 @@
           <w:sz w:val="28"/>
           <w:szCs w:val="28"/>
         </w:rPr>
-        <w:lastRenderedPageBreak/>
         <w:t xml:space="preserve">Компоненти </w:t>
       </w:r>
       <w:proofErr w:type="spellStart"/>
@@ -28488,7 +28696,7 @@
     <w:p>
       <w:pPr>
         <w:widowControl/>
-        <w:spacing w:after="160" w:line="259" w:lineRule="auto"/>
+        <w:spacing w:after="160" w:line="360" w:lineRule="auto"/>
         <w:ind w:firstLine="567"/>
         <w:jc w:val="both"/>
         <w:rPr>
@@ -28527,7 +28735,7 @@
           <w:ilvl w:val="0"/>
           <w:numId w:val="83"/>
         </w:numPr>
-        <w:spacing w:after="160" w:line="259" w:lineRule="auto"/>
+        <w:spacing w:after="160" w:line="360" w:lineRule="auto"/>
         <w:jc w:val="both"/>
         <w:rPr>
           <w:sz w:val="28"/>
@@ -28565,7 +28773,7 @@
           <w:ilvl w:val="0"/>
           <w:numId w:val="83"/>
         </w:numPr>
-        <w:spacing w:after="160" w:line="259" w:lineRule="auto"/>
+        <w:spacing w:after="160" w:line="360" w:lineRule="auto"/>
         <w:jc w:val="both"/>
         <w:rPr>
           <w:sz w:val="28"/>
@@ -28603,7 +28811,7 @@
           <w:ilvl w:val="0"/>
           <w:numId w:val="83"/>
         </w:numPr>
-        <w:spacing w:after="160" w:line="259" w:lineRule="auto"/>
+        <w:spacing w:after="160" w:line="360" w:lineRule="auto"/>
         <w:jc w:val="both"/>
         <w:rPr>
           <w:sz w:val="28"/>
@@ -28657,7 +28865,7 @@
           <w:ilvl w:val="0"/>
           <w:numId w:val="83"/>
         </w:numPr>
-        <w:spacing w:after="160" w:line="259" w:lineRule="auto"/>
+        <w:spacing w:after="160" w:line="360" w:lineRule="auto"/>
         <w:jc w:val="both"/>
         <w:rPr>
           <w:sz w:val="28"/>
@@ -28691,7 +28899,7 @@
     <w:p>
       <w:pPr>
         <w:widowControl/>
-        <w:spacing w:after="160" w:line="259" w:lineRule="auto"/>
+        <w:spacing w:after="160" w:line="360" w:lineRule="auto"/>
         <w:ind w:firstLine="567"/>
         <w:jc w:val="both"/>
         <w:rPr>
@@ -28730,7 +28938,7 @@
           <w:ilvl w:val="0"/>
           <w:numId w:val="84"/>
         </w:numPr>
-        <w:spacing w:after="160" w:line="259" w:lineRule="auto"/>
+        <w:spacing w:after="160" w:line="360" w:lineRule="auto"/>
         <w:jc w:val="both"/>
         <w:rPr>
           <w:sz w:val="28"/>
@@ -28752,18 +28960,19 @@
           <w:ilvl w:val="0"/>
           <w:numId w:val="84"/>
         </w:numPr>
-        <w:spacing w:after="160" w:line="259" w:lineRule="auto"/>
-        <w:jc w:val="both"/>
-        <w:rPr>
-          <w:sz w:val="28"/>
-          <w:szCs w:val="28"/>
-        </w:rPr>
-      </w:pPr>
-      <w:r>
-        <w:rPr>
-          <w:sz w:val="28"/>
-          <w:szCs w:val="28"/>
-        </w:rPr>
+        <w:spacing w:after="160" w:line="360" w:lineRule="auto"/>
+        <w:jc w:val="both"/>
+        <w:rPr>
+          <w:sz w:val="28"/>
+          <w:szCs w:val="28"/>
+        </w:rPr>
+      </w:pPr>
+      <w:r>
+        <w:rPr>
+          <w:sz w:val="28"/>
+          <w:szCs w:val="28"/>
+        </w:rPr>
+        <w:lastRenderedPageBreak/>
         <w:t xml:space="preserve">спрощення взаємодії між підсистемами; </w:t>
       </w:r>
     </w:p>
@@ -28774,7 +28983,7 @@
           <w:ilvl w:val="0"/>
           <w:numId w:val="84"/>
         </w:numPr>
-        <w:spacing w:after="160" w:line="259" w:lineRule="auto"/>
+        <w:spacing w:after="160" w:line="360" w:lineRule="auto"/>
         <w:jc w:val="both"/>
         <w:rPr>
           <w:sz w:val="28"/>
@@ -28828,7 +29037,7 @@
           <w:ilvl w:val="0"/>
           <w:numId w:val="84"/>
         </w:numPr>
-        <w:spacing w:after="160" w:line="259" w:lineRule="auto"/>
+        <w:spacing w:after="160" w:line="360" w:lineRule="auto"/>
         <w:jc w:val="both"/>
         <w:rPr>
           <w:sz w:val="28"/>
@@ -28862,8 +29071,8 @@
     <w:p>
       <w:pPr>
         <w:widowControl/>
-        <w:spacing w:after="160" w:line="259" w:lineRule="auto"/>
-        <w:jc w:val="both"/>
+        <w:spacing w:after="160" w:line="360" w:lineRule="auto"/>
+        <w:jc w:val="center"/>
         <w:rPr>
           <w:sz w:val="28"/>
           <w:szCs w:val="28"/>
@@ -28875,7 +29084,6 @@
           <w:sz w:val="28"/>
           <w:szCs w:val="28"/>
         </w:rPr>
-        <w:lastRenderedPageBreak/>
         <w:drawing>
           <wp:inline distT="0" distB="0" distL="0" distR="0" wp14:anchorId="7F9A5F79" wp14:editId="775CF2E8">
             <wp:extent cx="6115050" cy="6581775"/>
@@ -28929,7 +29137,7 @@
     <w:p>
       <w:pPr>
         <w:widowControl/>
-        <w:spacing w:after="160" w:line="259" w:lineRule="auto"/>
+        <w:spacing w:after="160" w:line="360" w:lineRule="auto"/>
         <w:jc w:val="center"/>
         <w:rPr>
           <w:i/>
@@ -28945,43 +29153,7 @@
           <w:sz w:val="28"/>
           <w:szCs w:val="28"/>
         </w:rPr>
-        <w:t>Рис. 2.</w:t>
-      </w:r>
-      <w:r>
-        <w:rPr>
-          <w:i/>
-          <w:iCs/>
-          <w:sz w:val="28"/>
-          <w:szCs w:val="28"/>
-        </w:rPr>
-        <w:t>1</w:t>
-      </w:r>
-      <w:r>
-        <w:rPr>
-          <w:i/>
-          <w:iCs/>
-          <w:sz w:val="28"/>
-          <w:szCs w:val="28"/>
-        </w:rPr>
-        <w:t>.</w:t>
-      </w:r>
-      <w:r>
-        <w:rPr>
-          <w:i/>
-          <w:iCs/>
-          <w:sz w:val="28"/>
-          <w:szCs w:val="28"/>
-        </w:rPr>
-        <w:t>4</w:t>
-      </w:r>
-      <w:r>
-        <w:rPr>
-          <w:i/>
-          <w:iCs/>
-          <w:sz w:val="28"/>
-          <w:szCs w:val="28"/>
-        </w:rPr>
-        <w:t xml:space="preserve">, Діаграма шаблону </w:t>
+        <w:t xml:space="preserve">Рис. 2.1.4, Діаграма шаблону </w:t>
       </w:r>
       <w:r>
         <w:rPr>
@@ -28998,7 +29170,7 @@
     <w:p>
       <w:pPr>
         <w:widowControl/>
-        <w:spacing w:after="160" w:line="259" w:lineRule="auto"/>
+        <w:spacing w:after="160" w:line="360" w:lineRule="auto"/>
         <w:ind w:firstLine="567"/>
         <w:jc w:val="both"/>
         <w:rPr>
@@ -29010,7 +29182,7 @@
     <w:p>
       <w:pPr>
         <w:widowControl/>
-        <w:spacing w:after="160" w:line="259" w:lineRule="auto"/>
+        <w:spacing w:after="160" w:line="360" w:lineRule="auto"/>
         <w:ind w:firstLine="567"/>
         <w:jc w:val="both"/>
         <w:rPr>
@@ -29023,6 +29195,7 @@
           <w:sz w:val="28"/>
           <w:szCs w:val="28"/>
         </w:rPr>
+        <w:lastRenderedPageBreak/>
         <w:t xml:space="preserve">Компоненти </w:t>
       </w:r>
       <w:proofErr w:type="spellStart"/>
@@ -29125,7 +29298,7 @@
     <w:p>
       <w:pPr>
         <w:widowControl/>
-        <w:spacing w:after="160" w:line="259" w:lineRule="auto"/>
+        <w:spacing w:after="160" w:line="360" w:lineRule="auto"/>
         <w:ind w:firstLine="567"/>
         <w:jc w:val="both"/>
         <w:rPr>
@@ -29137,7 +29310,7 @@
     <w:p>
       <w:pPr>
         <w:widowControl/>
-        <w:spacing w:after="160" w:line="259" w:lineRule="auto"/>
+        <w:spacing w:after="160" w:line="360" w:lineRule="auto"/>
         <w:ind w:firstLine="567"/>
         <w:jc w:val="both"/>
         <w:rPr>
@@ -29191,7 +29364,7 @@
     <w:p>
       <w:pPr>
         <w:widowControl/>
-        <w:spacing w:after="160" w:line="259" w:lineRule="auto"/>
+        <w:spacing w:after="160" w:line="360" w:lineRule="auto"/>
         <w:ind w:firstLine="567"/>
         <w:jc w:val="both"/>
         <w:rPr>
@@ -29204,7 +29377,6 @@
           <w:sz w:val="28"/>
           <w:szCs w:val="28"/>
         </w:rPr>
-        <w:lastRenderedPageBreak/>
         <w:t xml:space="preserve">У процесі обробки </w:t>
       </w:r>
       <w:proofErr w:type="spellStart"/>
@@ -29259,7 +29431,7 @@
     <w:p>
       <w:pPr>
         <w:widowControl/>
-        <w:spacing w:after="160" w:line="259" w:lineRule="auto"/>
+        <w:spacing w:after="160" w:line="360" w:lineRule="auto"/>
         <w:ind w:firstLine="567"/>
         <w:jc w:val="both"/>
         <w:rPr>
@@ -29314,7 +29486,7 @@
           <w:ilvl w:val="0"/>
           <w:numId w:val="85"/>
         </w:numPr>
-        <w:spacing w:after="160" w:line="259" w:lineRule="auto"/>
+        <w:spacing w:after="160" w:line="360" w:lineRule="auto"/>
         <w:jc w:val="both"/>
         <w:rPr>
           <w:sz w:val="28"/>
@@ -29377,7 +29549,7 @@
           <w:ilvl w:val="0"/>
           <w:numId w:val="85"/>
         </w:numPr>
-        <w:spacing w:after="160" w:line="259" w:lineRule="auto"/>
+        <w:spacing w:after="160" w:line="360" w:lineRule="auto"/>
         <w:jc w:val="both"/>
         <w:rPr>
           <w:sz w:val="28"/>
@@ -29440,7 +29612,7 @@
           <w:ilvl w:val="0"/>
           <w:numId w:val="85"/>
         </w:numPr>
-        <w:spacing w:after="160" w:line="259" w:lineRule="auto"/>
+        <w:spacing w:after="160" w:line="360" w:lineRule="auto"/>
         <w:jc w:val="both"/>
         <w:rPr>
           <w:sz w:val="28"/>
@@ -29483,7 +29655,7 @@
     <w:p>
       <w:pPr>
         <w:widowControl/>
-        <w:spacing w:after="160" w:line="259" w:lineRule="auto"/>
+        <w:spacing w:after="160" w:line="360" w:lineRule="auto"/>
         <w:ind w:firstLine="567"/>
         <w:jc w:val="both"/>
         <w:rPr>
@@ -29538,7 +29710,7 @@
           <w:ilvl w:val="0"/>
           <w:numId w:val="86"/>
         </w:numPr>
-        <w:spacing w:after="160" w:line="259" w:lineRule="auto"/>
+        <w:spacing w:after="160" w:line="360" w:lineRule="auto"/>
         <w:jc w:val="both"/>
         <w:rPr>
           <w:sz w:val="28"/>
@@ -29617,7 +29789,7 @@
           <w:ilvl w:val="0"/>
           <w:numId w:val="86"/>
         </w:numPr>
-        <w:spacing w:after="160" w:line="259" w:lineRule="auto"/>
+        <w:spacing w:after="160" w:line="360" w:lineRule="auto"/>
         <w:jc w:val="both"/>
         <w:rPr>
           <w:sz w:val="28"/>
@@ -29680,7 +29852,7 @@
           <w:ilvl w:val="0"/>
           <w:numId w:val="86"/>
         </w:numPr>
-        <w:spacing w:after="160" w:line="259" w:lineRule="auto"/>
+        <w:spacing w:after="160" w:line="360" w:lineRule="auto"/>
         <w:jc w:val="both"/>
         <w:rPr>
           <w:sz w:val="28"/>
@@ -29723,7 +29895,7 @@
     <w:p>
       <w:pPr>
         <w:widowControl/>
-        <w:spacing w:after="160" w:line="259" w:lineRule="auto"/>
+        <w:spacing w:after="160" w:line="360" w:lineRule="auto"/>
         <w:ind w:firstLine="567"/>
         <w:jc w:val="both"/>
         <w:rPr>
@@ -29762,7 +29934,7 @@
           <w:ilvl w:val="0"/>
           <w:numId w:val="87"/>
         </w:numPr>
-        <w:spacing w:after="160" w:line="259" w:lineRule="auto"/>
+        <w:spacing w:after="160" w:line="360" w:lineRule="auto"/>
         <w:jc w:val="both"/>
         <w:rPr>
           <w:sz w:val="28"/>
@@ -29784,7 +29956,7 @@
           <w:ilvl w:val="0"/>
           <w:numId w:val="87"/>
         </w:numPr>
-        <w:spacing w:after="160" w:line="259" w:lineRule="auto"/>
+        <w:spacing w:after="160" w:line="360" w:lineRule="auto"/>
         <w:jc w:val="both"/>
         <w:rPr>
           <w:sz w:val="28"/>
@@ -29806,7 +29978,7 @@
           <w:ilvl w:val="0"/>
           <w:numId w:val="87"/>
         </w:numPr>
-        <w:spacing w:after="160" w:line="259" w:lineRule="auto"/>
+        <w:spacing w:after="160" w:line="360" w:lineRule="auto"/>
         <w:jc w:val="both"/>
         <w:rPr>
           <w:sz w:val="28"/>
@@ -29840,7 +30012,7 @@
     <w:p>
       <w:pPr>
         <w:widowControl/>
-        <w:spacing w:after="160" w:line="259" w:lineRule="auto"/>
+        <w:spacing w:after="160" w:line="360" w:lineRule="auto"/>
         <w:ind w:firstLine="567"/>
         <w:jc w:val="both"/>
         <w:rPr>
@@ -29907,7 +30079,7 @@
     <w:p>
       <w:pPr>
         <w:widowControl/>
-        <w:spacing w:after="160" w:line="259" w:lineRule="auto"/>
+        <w:spacing w:after="160" w:line="360" w:lineRule="auto"/>
         <w:ind w:firstLine="567"/>
         <w:jc w:val="both"/>
         <w:rPr>
@@ -29920,6 +30092,7 @@
           <w:sz w:val="28"/>
           <w:szCs w:val="28"/>
         </w:rPr>
+        <w:lastRenderedPageBreak/>
         <w:t xml:space="preserve">У програмній системі </w:t>
       </w:r>
       <w:proofErr w:type="spellStart"/>
@@ -29990,7 +30163,7 @@
     <w:p>
       <w:pPr>
         <w:widowControl/>
-        <w:spacing w:after="160" w:line="259" w:lineRule="auto"/>
+        <w:spacing w:after="160" w:line="360" w:lineRule="auto"/>
         <w:ind w:firstLine="567"/>
         <w:jc w:val="both"/>
         <w:rPr>
@@ -30029,7 +30202,7 @@
           <w:ilvl w:val="0"/>
           <w:numId w:val="88"/>
         </w:numPr>
-        <w:spacing w:after="160" w:line="259" w:lineRule="auto"/>
+        <w:spacing w:after="160" w:line="360" w:lineRule="auto"/>
         <w:jc w:val="both"/>
         <w:rPr>
           <w:sz w:val="28"/>
@@ -30067,7 +30240,7 @@
           <w:ilvl w:val="0"/>
           <w:numId w:val="88"/>
         </w:numPr>
-        <w:spacing w:after="160" w:line="259" w:lineRule="auto"/>
+        <w:spacing w:after="160" w:line="360" w:lineRule="auto"/>
         <w:jc w:val="both"/>
         <w:rPr>
           <w:sz w:val="28"/>
@@ -30089,7 +30262,7 @@
           <w:ilvl w:val="0"/>
           <w:numId w:val="88"/>
         </w:numPr>
-        <w:spacing w:after="160" w:line="259" w:lineRule="auto"/>
+        <w:spacing w:after="160" w:line="360" w:lineRule="auto"/>
         <w:jc w:val="both"/>
         <w:rPr>
           <w:sz w:val="28"/>
@@ -30143,7 +30316,7 @@
           <w:ilvl w:val="0"/>
           <w:numId w:val="88"/>
         </w:numPr>
-        <w:spacing w:after="160" w:line="259" w:lineRule="auto"/>
+        <w:spacing w:after="160" w:line="360" w:lineRule="auto"/>
         <w:jc w:val="both"/>
         <w:rPr>
           <w:sz w:val="28"/>
@@ -30193,7 +30366,7 @@
     <w:p>
       <w:pPr>
         <w:widowControl/>
-        <w:spacing w:after="160" w:line="259" w:lineRule="auto"/>
+        <w:spacing w:after="160" w:line="360" w:lineRule="auto"/>
         <w:ind w:firstLine="567"/>
         <w:jc w:val="both"/>
         <w:rPr>
@@ -30260,7 +30433,7 @@
     <w:p>
       <w:pPr>
         <w:widowControl/>
-        <w:spacing w:after="160" w:line="259" w:lineRule="auto"/>
+        <w:spacing w:after="160" w:line="360" w:lineRule="auto"/>
         <w:ind w:firstLine="567"/>
         <w:jc w:val="both"/>
         <w:rPr>
@@ -30343,7 +30516,7 @@
     <w:p>
       <w:pPr>
         <w:widowControl/>
-        <w:spacing w:after="160" w:line="259" w:lineRule="auto"/>
+        <w:spacing w:after="160" w:line="360" w:lineRule="auto"/>
         <w:ind w:firstLine="567"/>
         <w:jc w:val="both"/>
         <w:rPr>
@@ -30414,7 +30587,7 @@
           <w:ilvl w:val="0"/>
           <w:numId w:val="89"/>
         </w:numPr>
-        <w:spacing w:after="160" w:line="259" w:lineRule="auto"/>
+        <w:spacing w:after="160" w:line="360" w:lineRule="auto"/>
         <w:jc w:val="both"/>
         <w:rPr>
           <w:sz w:val="28"/>
@@ -30493,20 +30666,19 @@
           <w:ilvl w:val="0"/>
           <w:numId w:val="89"/>
         </w:numPr>
-        <w:spacing w:after="160" w:line="259" w:lineRule="auto"/>
-        <w:jc w:val="both"/>
-        <w:rPr>
-          <w:sz w:val="28"/>
-          <w:szCs w:val="28"/>
-        </w:rPr>
-      </w:pPr>
-      <w:proofErr w:type="spellStart"/>
-      <w:r>
-        <w:rPr>
-          <w:sz w:val="28"/>
-          <w:szCs w:val="28"/>
-        </w:rPr>
-        <w:lastRenderedPageBreak/>
+        <w:spacing w:after="160" w:line="360" w:lineRule="auto"/>
+        <w:jc w:val="both"/>
+        <w:rPr>
+          <w:sz w:val="28"/>
+          <w:szCs w:val="28"/>
+        </w:rPr>
+      </w:pPr>
+      <w:proofErr w:type="spellStart"/>
+      <w:r>
+        <w:rPr>
+          <w:sz w:val="28"/>
+          <w:szCs w:val="28"/>
+        </w:rPr>
         <w:t>LoggingTransitionHandler</w:t>
       </w:r>
       <w:proofErr w:type="spellEnd"/>
@@ -30573,7 +30745,7 @@
           <w:ilvl w:val="0"/>
           <w:numId w:val="89"/>
         </w:numPr>
-        <w:spacing w:after="160" w:line="259" w:lineRule="auto"/>
+        <w:spacing w:after="160" w:line="360" w:lineRule="auto"/>
         <w:jc w:val="both"/>
         <w:rPr>
           <w:sz w:val="28"/>
@@ -30632,7 +30804,7 @@
     <w:p>
       <w:pPr>
         <w:widowControl/>
-        <w:spacing w:after="160" w:line="259" w:lineRule="auto"/>
+        <w:spacing w:after="160" w:line="360" w:lineRule="auto"/>
         <w:ind w:firstLine="567"/>
         <w:jc w:val="both"/>
         <w:rPr>
@@ -30699,7 +30871,7 @@
     <w:p>
       <w:pPr>
         <w:widowControl/>
-        <w:spacing w:after="160" w:line="259" w:lineRule="auto"/>
+        <w:spacing w:after="160" w:line="360" w:lineRule="auto"/>
         <w:ind w:firstLine="567"/>
         <w:jc w:val="both"/>
         <w:rPr>
@@ -30754,7 +30926,7 @@
           <w:ilvl w:val="0"/>
           <w:numId w:val="90"/>
         </w:numPr>
-        <w:spacing w:after="160" w:line="259" w:lineRule="auto"/>
+        <w:spacing w:after="160" w:line="360" w:lineRule="auto"/>
         <w:jc w:val="both"/>
         <w:rPr>
           <w:sz w:val="28"/>
@@ -30792,7 +30964,7 @@
           <w:ilvl w:val="0"/>
           <w:numId w:val="90"/>
         </w:numPr>
-        <w:spacing w:after="160" w:line="259" w:lineRule="auto"/>
+        <w:spacing w:after="160" w:line="360" w:lineRule="auto"/>
         <w:jc w:val="both"/>
         <w:rPr>
           <w:sz w:val="28"/>
@@ -30830,7 +31002,7 @@
           <w:ilvl w:val="0"/>
           <w:numId w:val="90"/>
         </w:numPr>
-        <w:spacing w:after="160" w:line="259" w:lineRule="auto"/>
+        <w:spacing w:after="160" w:line="360" w:lineRule="auto"/>
         <w:jc w:val="both"/>
         <w:rPr>
           <w:sz w:val="28"/>
@@ -30868,7 +31040,7 @@
           <w:ilvl w:val="0"/>
           <w:numId w:val="90"/>
         </w:numPr>
-        <w:spacing w:after="160" w:line="259" w:lineRule="auto"/>
+        <w:spacing w:after="160" w:line="360" w:lineRule="auto"/>
         <w:jc w:val="both"/>
         <w:rPr>
           <w:sz w:val="28"/>
@@ -30902,8 +31074,8 @@
     <w:p>
       <w:pPr>
         <w:widowControl/>
-        <w:spacing w:after="160" w:line="259" w:lineRule="auto"/>
-        <w:jc w:val="both"/>
+        <w:spacing w:after="160" w:line="360" w:lineRule="auto"/>
+        <w:jc w:val="center"/>
         <w:rPr>
           <w:sz w:val="28"/>
           <w:szCs w:val="28"/>
@@ -30969,7 +31141,7 @@
     <w:p>
       <w:pPr>
         <w:widowControl/>
-        <w:spacing w:after="160" w:line="259" w:lineRule="auto"/>
+        <w:spacing w:after="160" w:line="360" w:lineRule="auto"/>
         <w:jc w:val="center"/>
         <w:rPr>
           <w:i/>
@@ -31064,18 +31236,18 @@
     <w:p>
       <w:pPr>
         <w:widowControl/>
-        <w:spacing w:after="160" w:line="259" w:lineRule="auto"/>
-        <w:jc w:val="both"/>
-        <w:rPr>
-          <w:sz w:val="28"/>
-          <w:szCs w:val="28"/>
-        </w:rPr>
-      </w:pPr>
-    </w:p>
-    <w:p>
-      <w:pPr>
-        <w:widowControl/>
-        <w:spacing w:after="160" w:line="259" w:lineRule="auto"/>
+        <w:spacing w:after="160" w:line="360" w:lineRule="auto"/>
+        <w:jc w:val="both"/>
+        <w:rPr>
+          <w:sz w:val="28"/>
+          <w:szCs w:val="28"/>
+        </w:rPr>
+      </w:pPr>
+    </w:p>
+    <w:p>
+      <w:pPr>
+        <w:widowControl/>
+        <w:spacing w:after="160" w:line="360" w:lineRule="auto"/>
         <w:jc w:val="both"/>
         <w:rPr>
           <w:sz w:val="28"/>
@@ -31118,7 +31290,7 @@
     <w:p>
       <w:pPr>
         <w:widowControl/>
-        <w:spacing w:after="160" w:line="259" w:lineRule="auto"/>
+        <w:spacing w:after="160" w:line="360" w:lineRule="auto"/>
         <w:jc w:val="both"/>
         <w:rPr>
           <w:sz w:val="28"/>
@@ -31136,18 +31308,19 @@
     <w:p>
       <w:pPr>
         <w:widowControl/>
-        <w:spacing w:after="160" w:line="259" w:lineRule="auto"/>
-        <w:jc w:val="both"/>
-        <w:rPr>
-          <w:sz w:val="28"/>
-          <w:szCs w:val="28"/>
-        </w:rPr>
-      </w:pPr>
-      <w:r>
-        <w:rPr>
-          <w:sz w:val="28"/>
-          <w:szCs w:val="28"/>
-        </w:rPr>
+        <w:spacing w:after="160" w:line="360" w:lineRule="auto"/>
+        <w:jc w:val="both"/>
+        <w:rPr>
+          <w:sz w:val="28"/>
+          <w:szCs w:val="28"/>
+        </w:rPr>
+      </w:pPr>
+      <w:r>
+        <w:rPr>
+          <w:sz w:val="28"/>
+          <w:szCs w:val="28"/>
+        </w:rPr>
+        <w:lastRenderedPageBreak/>
         <w:t xml:space="preserve">    </w:t>
       </w:r>
       <w:proofErr w:type="spellStart"/>
@@ -31170,19 +31343,18 @@
     <w:p>
       <w:pPr>
         <w:widowControl/>
-        <w:spacing w:after="160" w:line="259" w:lineRule="auto"/>
-        <w:jc w:val="both"/>
-        <w:rPr>
-          <w:sz w:val="28"/>
-          <w:szCs w:val="28"/>
-        </w:rPr>
-      </w:pPr>
-      <w:r>
-        <w:rPr>
-          <w:sz w:val="28"/>
-          <w:szCs w:val="28"/>
-        </w:rPr>
-        <w:lastRenderedPageBreak/>
+        <w:spacing w:after="160" w:line="360" w:lineRule="auto"/>
+        <w:jc w:val="both"/>
+        <w:rPr>
+          <w:sz w:val="28"/>
+          <w:szCs w:val="28"/>
+        </w:rPr>
+      </w:pPr>
+      <w:r>
+        <w:rPr>
+          <w:sz w:val="28"/>
+          <w:szCs w:val="28"/>
+        </w:rPr>
         <w:t xml:space="preserve">        </w:t>
       </w:r>
       <w:proofErr w:type="spellStart"/>
@@ -31205,7 +31377,7 @@
     <w:p>
       <w:pPr>
         <w:widowControl/>
-        <w:spacing w:after="160" w:line="259" w:lineRule="auto"/>
+        <w:spacing w:after="160" w:line="360" w:lineRule="auto"/>
         <w:jc w:val="both"/>
         <w:rPr>
           <w:sz w:val="28"/>
@@ -31239,7 +31411,7 @@
     <w:p>
       <w:pPr>
         <w:widowControl/>
-        <w:spacing w:after="160" w:line="259" w:lineRule="auto"/>
+        <w:spacing w:after="160" w:line="360" w:lineRule="auto"/>
         <w:jc w:val="both"/>
         <w:rPr>
           <w:sz w:val="28"/>
@@ -31273,18 +31445,18 @@
     <w:p>
       <w:pPr>
         <w:widowControl/>
-        <w:spacing w:after="160" w:line="259" w:lineRule="auto"/>
-        <w:jc w:val="both"/>
-        <w:rPr>
-          <w:sz w:val="28"/>
-          <w:szCs w:val="28"/>
-        </w:rPr>
-      </w:pPr>
-    </w:p>
-    <w:p>
-      <w:pPr>
-        <w:widowControl/>
-        <w:spacing w:after="160" w:line="259" w:lineRule="auto"/>
+        <w:spacing w:after="160" w:line="360" w:lineRule="auto"/>
+        <w:jc w:val="both"/>
+        <w:rPr>
+          <w:sz w:val="28"/>
+          <w:szCs w:val="28"/>
+        </w:rPr>
+      </w:pPr>
+    </w:p>
+    <w:p>
+      <w:pPr>
+        <w:widowControl/>
+        <w:spacing w:after="160" w:line="360" w:lineRule="auto"/>
         <w:jc w:val="both"/>
         <w:rPr>
           <w:sz w:val="28"/>
@@ -31334,7 +31506,7 @@
     <w:p>
       <w:pPr>
         <w:widowControl/>
-        <w:spacing w:after="160" w:line="259" w:lineRule="auto"/>
+        <w:spacing w:after="160" w:line="360" w:lineRule="auto"/>
         <w:jc w:val="both"/>
         <w:rPr>
           <w:sz w:val="28"/>
@@ -31368,7 +31540,7 @@
     <w:p>
       <w:pPr>
         <w:widowControl/>
-        <w:spacing w:after="160" w:line="259" w:lineRule="auto"/>
+        <w:spacing w:after="160" w:line="360" w:lineRule="auto"/>
         <w:jc w:val="both"/>
         <w:rPr>
           <w:sz w:val="28"/>
@@ -31402,7 +31574,7 @@
     <w:p>
       <w:pPr>
         <w:widowControl/>
-        <w:spacing w:after="160" w:line="259" w:lineRule="auto"/>
+        <w:spacing w:after="160" w:line="360" w:lineRule="auto"/>
         <w:jc w:val="both"/>
         <w:rPr>
           <w:sz w:val="28"/>
@@ -31436,18 +31608,18 @@
     <w:p>
       <w:pPr>
         <w:widowControl/>
-        <w:spacing w:after="160" w:line="259" w:lineRule="auto"/>
-        <w:jc w:val="both"/>
-        <w:rPr>
-          <w:sz w:val="28"/>
-          <w:szCs w:val="28"/>
-        </w:rPr>
-      </w:pPr>
-    </w:p>
-    <w:p>
-      <w:pPr>
-        <w:widowControl/>
-        <w:spacing w:after="160" w:line="259" w:lineRule="auto"/>
+        <w:spacing w:after="160" w:line="360" w:lineRule="auto"/>
+        <w:jc w:val="both"/>
+        <w:rPr>
+          <w:sz w:val="28"/>
+          <w:szCs w:val="28"/>
+        </w:rPr>
+      </w:pPr>
+    </w:p>
+    <w:p>
+      <w:pPr>
+        <w:widowControl/>
+        <w:spacing w:after="160" w:line="360" w:lineRule="auto"/>
         <w:jc w:val="both"/>
         <w:rPr>
           <w:sz w:val="28"/>
@@ -31497,7 +31669,7 @@
     <w:p>
       <w:pPr>
         <w:widowControl/>
-        <w:spacing w:after="160" w:line="259" w:lineRule="auto"/>
+        <w:spacing w:after="160" w:line="360" w:lineRule="auto"/>
         <w:jc w:val="both"/>
         <w:rPr>
           <w:sz w:val="28"/>
@@ -31531,7 +31703,7 @@
     <w:p>
       <w:pPr>
         <w:widowControl/>
-        <w:spacing w:after="160" w:line="259" w:lineRule="auto"/>
+        <w:spacing w:after="160" w:line="360" w:lineRule="auto"/>
         <w:jc w:val="both"/>
         <w:rPr>
           <w:sz w:val="28"/>
@@ -31565,7 +31737,7 @@
     <w:p>
       <w:pPr>
         <w:widowControl/>
-        <w:spacing w:after="160" w:line="259" w:lineRule="auto"/>
+        <w:spacing w:after="160" w:line="360" w:lineRule="auto"/>
         <w:jc w:val="both"/>
         <w:rPr>
           <w:sz w:val="28"/>
@@ -31599,7 +31771,7 @@
     <w:p>
       <w:pPr>
         <w:widowControl/>
-        <w:spacing w:after="160" w:line="259" w:lineRule="auto"/>
+        <w:spacing w:after="160" w:line="360" w:lineRule="auto"/>
         <w:jc w:val="both"/>
         <w:rPr>
           <w:sz w:val="28"/>
@@ -31617,7 +31789,7 @@
     <w:p>
       <w:pPr>
         <w:widowControl/>
-        <w:spacing w:after="160" w:line="259" w:lineRule="auto"/>
+        <w:spacing w:after="160" w:line="360" w:lineRule="auto"/>
         <w:jc w:val="both"/>
         <w:rPr>
           <w:sz w:val="28"/>
@@ -31637,7 +31809,7 @@
     <w:p>
       <w:pPr>
         <w:widowControl/>
-        <w:spacing w:after="160" w:line="259" w:lineRule="auto"/>
+        <w:spacing w:after="160" w:line="360" w:lineRule="auto"/>
         <w:jc w:val="both"/>
         <w:rPr>
           <w:sz w:val="28"/>
@@ -31687,18 +31859,18 @@
     <w:p>
       <w:pPr>
         <w:widowControl/>
-        <w:spacing w:after="160" w:line="259" w:lineRule="auto"/>
-        <w:jc w:val="both"/>
-        <w:rPr>
-          <w:sz w:val="28"/>
-          <w:szCs w:val="28"/>
-        </w:rPr>
-      </w:pPr>
-    </w:p>
-    <w:p>
-      <w:pPr>
-        <w:widowControl/>
-        <w:spacing w:after="160" w:line="259" w:lineRule="auto"/>
+        <w:spacing w:after="160" w:line="360" w:lineRule="auto"/>
+        <w:jc w:val="both"/>
+        <w:rPr>
+          <w:sz w:val="28"/>
+          <w:szCs w:val="28"/>
+        </w:rPr>
+      </w:pPr>
+    </w:p>
+    <w:p>
+      <w:pPr>
+        <w:widowControl/>
+        <w:spacing w:after="160" w:line="360" w:lineRule="auto"/>
         <w:ind w:firstLine="567"/>
         <w:jc w:val="both"/>
         <w:rPr>
@@ -31774,7 +31946,7 @@
     <w:p>
       <w:pPr>
         <w:widowControl/>
-        <w:spacing w:after="160" w:line="259" w:lineRule="auto"/>
+        <w:spacing w:after="160" w:line="360" w:lineRule="auto"/>
         <w:ind w:firstLine="567"/>
         <w:jc w:val="both"/>
         <w:rPr>
@@ -31786,7 +31958,7 @@
     <w:p>
       <w:pPr>
         <w:widowControl/>
-        <w:spacing w:after="160" w:line="259" w:lineRule="auto"/>
+        <w:spacing w:after="160" w:line="360" w:lineRule="auto"/>
         <w:ind w:firstLine="567"/>
         <w:jc w:val="both"/>
         <w:rPr>
@@ -31820,7 +31992,7 @@
     <w:p>
       <w:pPr>
         <w:widowControl/>
-        <w:spacing w:after="160" w:line="259" w:lineRule="auto"/>
+        <w:spacing w:after="160" w:line="360" w:lineRule="auto"/>
         <w:ind w:firstLine="567"/>
         <w:jc w:val="both"/>
         <w:rPr>
@@ -31833,6 +32005,7 @@
           <w:sz w:val="28"/>
           <w:szCs w:val="28"/>
         </w:rPr>
+        <w:lastRenderedPageBreak/>
         <w:t xml:space="preserve">У програмній системі </w:t>
       </w:r>
       <w:proofErr w:type="spellStart"/>
@@ -31887,7 +32060,7 @@
     <w:p>
       <w:pPr>
         <w:widowControl/>
-        <w:spacing w:after="160" w:line="259" w:lineRule="auto"/>
+        <w:spacing w:after="160" w:line="360" w:lineRule="auto"/>
         <w:ind w:firstLine="567"/>
         <w:jc w:val="both"/>
         <w:rPr>
@@ -31910,7 +32083,7 @@
           <w:ilvl w:val="0"/>
           <w:numId w:val="91"/>
         </w:numPr>
-        <w:spacing w:after="160" w:line="259" w:lineRule="auto"/>
+        <w:spacing w:after="160" w:line="360" w:lineRule="auto"/>
         <w:jc w:val="both"/>
         <w:rPr>
           <w:sz w:val="28"/>
@@ -31948,7 +32121,7 @@
           <w:ilvl w:val="0"/>
           <w:numId w:val="91"/>
         </w:numPr>
-        <w:spacing w:after="160" w:line="259" w:lineRule="auto"/>
+        <w:spacing w:after="160" w:line="360" w:lineRule="auto"/>
         <w:jc w:val="both"/>
         <w:rPr>
           <w:sz w:val="28"/>
@@ -31970,7 +32143,7 @@
           <w:ilvl w:val="0"/>
           <w:numId w:val="91"/>
         </w:numPr>
-        <w:spacing w:after="160" w:line="259" w:lineRule="auto"/>
+        <w:spacing w:after="160" w:line="360" w:lineRule="auto"/>
         <w:jc w:val="both"/>
         <w:rPr>
           <w:sz w:val="28"/>
@@ -32020,7 +32193,7 @@
     <w:p>
       <w:pPr>
         <w:widowControl/>
-        <w:spacing w:after="160" w:line="259" w:lineRule="auto"/>
+        <w:spacing w:after="160" w:line="360" w:lineRule="auto"/>
         <w:ind w:firstLine="567"/>
         <w:jc w:val="both"/>
         <w:rPr>
@@ -32071,7 +32244,7 @@
     <w:p>
       <w:pPr>
         <w:widowControl/>
-        <w:spacing w:after="160" w:line="259" w:lineRule="auto"/>
+        <w:spacing w:after="160" w:line="360" w:lineRule="auto"/>
         <w:ind w:firstLine="567"/>
         <w:jc w:val="both"/>
         <w:rPr>
@@ -32084,7 +32257,6 @@
           <w:sz w:val="28"/>
           <w:szCs w:val="28"/>
         </w:rPr>
-        <w:lastRenderedPageBreak/>
         <w:t xml:space="preserve">У програмній системі </w:t>
       </w:r>
       <w:proofErr w:type="spellStart"/>
@@ -32123,7 +32295,7 @@
     <w:p>
       <w:pPr>
         <w:widowControl/>
-        <w:spacing w:after="160" w:line="259" w:lineRule="auto"/>
+        <w:spacing w:after="160" w:line="360" w:lineRule="auto"/>
         <w:ind w:firstLine="567"/>
         <w:jc w:val="both"/>
         <w:rPr>
@@ -32158,7 +32330,7 @@
     <w:p>
       <w:pPr>
         <w:widowControl/>
-        <w:spacing w:after="160" w:line="259" w:lineRule="auto"/>
+        <w:spacing w:after="160" w:line="360" w:lineRule="auto"/>
         <w:ind w:firstLine="567"/>
         <w:jc w:val="both"/>
         <w:rPr>
@@ -32242,7 +32414,7 @@
     <w:p>
       <w:pPr>
         <w:widowControl/>
-        <w:spacing w:after="160" w:line="259" w:lineRule="auto"/>
+        <w:spacing w:after="160" w:line="360" w:lineRule="auto"/>
         <w:ind w:firstLine="567"/>
         <w:jc w:val="both"/>
         <w:rPr>
@@ -32318,7 +32490,7 @@
     <w:p>
       <w:pPr>
         <w:widowControl/>
-        <w:spacing w:after="160" w:line="259" w:lineRule="auto"/>
+        <w:spacing w:after="160" w:line="360" w:lineRule="auto"/>
         <w:ind w:firstLine="567"/>
         <w:jc w:val="both"/>
         <w:rPr>
@@ -32385,7 +32557,7 @@
     <w:p>
       <w:pPr>
         <w:widowControl/>
-        <w:spacing w:after="160" w:line="259" w:lineRule="auto"/>
+        <w:spacing w:after="160" w:line="360" w:lineRule="auto"/>
         <w:ind w:firstLine="567"/>
         <w:jc w:val="both"/>
         <w:rPr>
@@ -32424,7 +32596,7 @@
           <w:ilvl w:val="0"/>
           <w:numId w:val="92"/>
         </w:numPr>
-        <w:spacing w:after="160" w:line="259" w:lineRule="auto"/>
+        <w:spacing w:after="160" w:line="360" w:lineRule="auto"/>
         <w:jc w:val="both"/>
         <w:rPr>
           <w:sz w:val="28"/>
@@ -32471,7 +32643,7 @@
           <w:ilvl w:val="0"/>
           <w:numId w:val="92"/>
         </w:numPr>
-        <w:spacing w:after="160" w:line="259" w:lineRule="auto"/>
+        <w:spacing w:after="160" w:line="360" w:lineRule="auto"/>
         <w:jc w:val="both"/>
         <w:rPr>
           <w:sz w:val="28"/>
@@ -32502,7 +32674,7 @@
           <w:ilvl w:val="0"/>
           <w:numId w:val="92"/>
         </w:numPr>
-        <w:spacing w:after="160" w:line="259" w:lineRule="auto"/>
+        <w:spacing w:after="160" w:line="360" w:lineRule="auto"/>
         <w:jc w:val="both"/>
         <w:rPr>
           <w:sz w:val="28"/>
@@ -32540,7 +32712,7 @@
           <w:ilvl w:val="0"/>
           <w:numId w:val="92"/>
         </w:numPr>
-        <w:spacing w:after="160" w:line="259" w:lineRule="auto"/>
+        <w:spacing w:after="160" w:line="360" w:lineRule="auto"/>
         <w:jc w:val="both"/>
         <w:rPr>
           <w:sz w:val="28"/>
@@ -32583,7 +32755,7 @@
     <w:p>
       <w:pPr>
         <w:widowControl/>
-        <w:spacing w:after="160" w:line="259" w:lineRule="auto"/>
+        <w:spacing w:after="160" w:line="360" w:lineRule="auto"/>
         <w:ind w:firstLine="567"/>
         <w:jc w:val="both"/>
         <w:rPr>
@@ -32606,7 +32778,7 @@
           <w:ilvl w:val="0"/>
           <w:numId w:val="93"/>
         </w:numPr>
-        <w:spacing w:after="160" w:line="259" w:lineRule="auto"/>
+        <w:spacing w:after="160" w:line="360" w:lineRule="auto"/>
         <w:jc w:val="both"/>
         <w:rPr>
           <w:sz w:val="28"/>
@@ -32637,7 +32809,7 @@
           <w:ilvl w:val="0"/>
           <w:numId w:val="93"/>
         </w:numPr>
-        <w:spacing w:after="160" w:line="259" w:lineRule="auto"/>
+        <w:spacing w:after="160" w:line="360" w:lineRule="auto"/>
         <w:jc w:val="both"/>
         <w:rPr>
           <w:sz w:val="28"/>
@@ -32664,7 +32836,7 @@
     <w:p>
       <w:pPr>
         <w:widowControl/>
-        <w:spacing w:after="160" w:line="259" w:lineRule="auto"/>
+        <w:spacing w:after="160" w:line="360" w:lineRule="auto"/>
         <w:ind w:firstLine="567"/>
         <w:jc w:val="both"/>
         <w:rPr>
@@ -32677,6 +32849,7 @@
           <w:sz w:val="28"/>
           <w:szCs w:val="28"/>
         </w:rPr>
+        <w:lastRenderedPageBreak/>
         <w:t xml:space="preserve">Використання шаблону </w:t>
       </w:r>
       <w:proofErr w:type="spellStart"/>
@@ -32703,7 +32876,7 @@
           <w:ilvl w:val="0"/>
           <w:numId w:val="94"/>
         </w:numPr>
-        <w:spacing w:after="160" w:line="259" w:lineRule="auto"/>
+        <w:spacing w:after="160" w:line="360" w:lineRule="auto"/>
         <w:jc w:val="both"/>
         <w:rPr>
           <w:sz w:val="28"/>
@@ -32725,7 +32898,7 @@
           <w:ilvl w:val="0"/>
           <w:numId w:val="94"/>
         </w:numPr>
-        <w:spacing w:after="160" w:line="259" w:lineRule="auto"/>
+        <w:spacing w:after="160" w:line="360" w:lineRule="auto"/>
         <w:jc w:val="both"/>
         <w:rPr>
           <w:sz w:val="28"/>
@@ -32756,7 +32929,7 @@
           <w:ilvl w:val="0"/>
           <w:numId w:val="94"/>
         </w:numPr>
-        <w:spacing w:after="160" w:line="259" w:lineRule="auto"/>
+        <w:spacing w:after="160" w:line="360" w:lineRule="auto"/>
         <w:jc w:val="both"/>
         <w:rPr>
           <w:sz w:val="28"/>
@@ -32810,7 +32983,7 @@
           <w:ilvl w:val="0"/>
           <w:numId w:val="94"/>
         </w:numPr>
-        <w:spacing w:after="160" w:line="259" w:lineRule="auto"/>
+        <w:spacing w:after="160" w:line="360" w:lineRule="auto"/>
         <w:jc w:val="both"/>
         <w:rPr>
           <w:sz w:val="28"/>
@@ -32844,7 +33017,7 @@
     <w:p>
       <w:pPr>
         <w:widowControl/>
-        <w:spacing w:after="160" w:line="259" w:lineRule="auto"/>
+        <w:spacing w:after="160" w:line="360" w:lineRule="auto"/>
         <w:ind w:firstLine="567"/>
         <w:jc w:val="both"/>
         <w:rPr>
@@ -32856,7 +33029,7 @@
     <w:p>
       <w:pPr>
         <w:widowControl/>
-        <w:spacing w:after="160" w:line="259" w:lineRule="auto"/>
+        <w:spacing w:after="160" w:line="360" w:lineRule="auto"/>
         <w:ind w:firstLine="567"/>
         <w:jc w:val="center"/>
         <w:rPr>
@@ -32870,7 +33043,6 @@
           <w:sz w:val="28"/>
           <w:szCs w:val="28"/>
         </w:rPr>
-        <w:lastRenderedPageBreak/>
         <w:drawing>
           <wp:inline distT="0" distB="0" distL="0" distR="0" wp14:anchorId="26EB8ED8" wp14:editId="35D3AB2B">
             <wp:extent cx="1533525" cy="2771775"/>
@@ -32924,7 +33096,7 @@
     <w:p>
       <w:pPr>
         <w:widowControl/>
-        <w:spacing w:after="160" w:line="259" w:lineRule="auto"/>
+        <w:spacing w:after="160" w:line="360" w:lineRule="auto"/>
         <w:jc w:val="center"/>
         <w:rPr>
           <w:i/>
@@ -32979,16 +33151,7 @@
           <w:sz w:val="28"/>
           <w:szCs w:val="28"/>
         </w:rPr>
-        <w:t xml:space="preserve">, </w:t>
-      </w:r>
-      <w:r>
-        <w:rPr>
-          <w:i/>
-          <w:iCs/>
-          <w:sz w:val="28"/>
-          <w:szCs w:val="28"/>
-        </w:rPr>
-        <w:t xml:space="preserve">Діаграма шаблону </w:t>
+        <w:t xml:space="preserve">, Діаграма шаблону </w:t>
       </w:r>
       <w:r>
         <w:rPr>
@@ -33005,7 +33168,7 @@
     <w:p>
       <w:pPr>
         <w:widowControl/>
-        <w:spacing w:after="160" w:line="259" w:lineRule="auto"/>
+        <w:spacing w:after="160" w:line="360" w:lineRule="auto"/>
         <w:ind w:firstLine="567"/>
         <w:jc w:val="both"/>
         <w:rPr>
@@ -33017,7 +33180,7 @@
     <w:p>
       <w:pPr>
         <w:widowControl/>
-        <w:spacing w:after="160" w:line="259" w:lineRule="auto"/>
+        <w:spacing w:after="160" w:line="360" w:lineRule="auto"/>
         <w:ind w:firstLine="567"/>
         <w:jc w:val="both"/>
         <w:rPr>
@@ -33070,7 +33233,7 @@
     <w:p>
       <w:pPr>
         <w:widowControl/>
-        <w:spacing w:after="160" w:line="259" w:lineRule="auto"/>
+        <w:spacing w:after="160" w:line="360" w:lineRule="auto"/>
         <w:ind w:firstLine="567"/>
         <w:jc w:val="both"/>
         <w:rPr>
@@ -33089,7 +33252,7 @@
     <w:p>
       <w:pPr>
         <w:widowControl/>
-        <w:spacing w:after="160" w:line="259" w:lineRule="auto"/>
+        <w:spacing w:after="160" w:line="360" w:lineRule="auto"/>
         <w:ind w:firstLine="567"/>
         <w:jc w:val="both"/>
         <w:rPr>
@@ -33133,7 +33296,7 @@
     <w:p>
       <w:pPr>
         <w:widowControl/>
-        <w:spacing w:after="160" w:line="259" w:lineRule="auto"/>
+        <w:spacing w:after="160" w:line="360" w:lineRule="auto"/>
         <w:ind w:firstLine="567"/>
         <w:jc w:val="both"/>
         <w:rPr>
@@ -33152,7 +33315,7 @@
     <w:p>
       <w:pPr>
         <w:widowControl/>
-        <w:spacing w:after="160" w:line="259" w:lineRule="auto"/>
+        <w:spacing w:after="160" w:line="360" w:lineRule="auto"/>
         <w:ind w:firstLine="567"/>
         <w:jc w:val="both"/>
         <w:rPr>
@@ -33171,7 +33334,7 @@
     <w:p>
       <w:pPr>
         <w:widowControl/>
-        <w:spacing w:after="160" w:line="259" w:lineRule="auto"/>
+        <w:spacing w:after="160" w:line="360" w:lineRule="auto"/>
         <w:ind w:firstLine="567"/>
         <w:jc w:val="both"/>
         <w:rPr>
@@ -33199,7 +33362,7 @@
     <w:p>
       <w:pPr>
         <w:widowControl/>
-        <w:spacing w:after="160" w:line="259" w:lineRule="auto"/>
+        <w:spacing w:after="160" w:line="360" w:lineRule="auto"/>
         <w:ind w:firstLine="567"/>
         <w:jc w:val="both"/>
         <w:rPr>
@@ -33234,7 +33397,7 @@
     <w:p>
       <w:pPr>
         <w:widowControl/>
-        <w:spacing w:after="160" w:line="259" w:lineRule="auto"/>
+        <w:spacing w:after="160" w:line="360" w:lineRule="auto"/>
         <w:ind w:firstLine="567"/>
         <w:jc w:val="both"/>
         <w:rPr>
@@ -33247,13 +33410,14 @@
           <w:sz w:val="28"/>
           <w:szCs w:val="28"/>
         </w:rPr>
+        <w:lastRenderedPageBreak/>
         <w:t>}</w:t>
       </w:r>
     </w:p>
     <w:p>
       <w:pPr>
         <w:widowControl/>
-        <w:spacing w:after="160" w:line="259" w:lineRule="auto"/>
+        <w:spacing w:after="160" w:line="360" w:lineRule="auto"/>
         <w:ind w:firstLine="567"/>
         <w:jc w:val="both"/>
         <w:rPr>
@@ -33274,7 +33438,7 @@
     <w:p>
       <w:pPr>
         <w:widowControl/>
-        <w:spacing w:after="160" w:line="259" w:lineRule="auto"/>
+        <w:spacing w:after="160" w:line="360" w:lineRule="auto"/>
         <w:ind w:firstLine="567"/>
         <w:jc w:val="both"/>
         <w:rPr>
@@ -33309,7 +33473,7 @@
     <w:p>
       <w:pPr>
         <w:widowControl/>
-        <w:spacing w:after="160" w:line="259" w:lineRule="auto"/>
+        <w:spacing w:after="160" w:line="360" w:lineRule="auto"/>
         <w:ind w:firstLine="567"/>
         <w:jc w:val="both"/>
         <w:rPr>
@@ -33433,7 +33597,7 @@
     <w:p>
       <w:pPr>
         <w:widowControl/>
-        <w:spacing w:after="160" w:line="259" w:lineRule="auto"/>
+        <w:spacing w:after="160" w:line="360" w:lineRule="auto"/>
         <w:ind w:firstLine="567"/>
         <w:jc w:val="both"/>
         <w:rPr>
@@ -33445,7 +33609,7 @@
     <w:p>
       <w:pPr>
         <w:widowControl/>
-        <w:spacing w:after="160" w:line="259" w:lineRule="auto"/>
+        <w:spacing w:after="160" w:line="360" w:lineRule="auto"/>
         <w:ind w:firstLine="567"/>
         <w:jc w:val="both"/>
         <w:rPr>
@@ -33479,7 +33643,7 @@
     <w:p>
       <w:pPr>
         <w:widowControl/>
-        <w:spacing w:after="160" w:line="259" w:lineRule="auto"/>
+        <w:spacing w:after="160" w:line="360" w:lineRule="auto"/>
         <w:ind w:firstLine="567"/>
         <w:jc w:val="both"/>
         <w:rPr>
@@ -33518,7 +33682,7 @@
           <w:ilvl w:val="0"/>
           <w:numId w:val="95"/>
         </w:numPr>
-        <w:spacing w:after="160" w:line="259" w:lineRule="auto"/>
+        <w:spacing w:after="160" w:line="360" w:lineRule="auto"/>
         <w:jc w:val="both"/>
         <w:rPr>
           <w:sz w:val="28"/>
@@ -33565,7 +33729,7 @@
           <w:ilvl w:val="0"/>
           <w:numId w:val="95"/>
         </w:numPr>
-        <w:spacing w:after="160" w:line="259" w:lineRule="auto"/>
+        <w:spacing w:after="160" w:line="360" w:lineRule="auto"/>
         <w:jc w:val="both"/>
         <w:rPr>
           <w:sz w:val="28"/>
@@ -33612,20 +33776,19 @@
           <w:ilvl w:val="0"/>
           <w:numId w:val="95"/>
         </w:numPr>
-        <w:spacing w:after="160" w:line="259" w:lineRule="auto"/>
-        <w:jc w:val="both"/>
-        <w:rPr>
-          <w:sz w:val="28"/>
-          <w:szCs w:val="28"/>
-        </w:rPr>
-      </w:pPr>
-      <w:proofErr w:type="spellStart"/>
-      <w:r>
-        <w:rPr>
-          <w:sz w:val="28"/>
-          <w:szCs w:val="28"/>
-        </w:rPr>
-        <w:lastRenderedPageBreak/>
+        <w:spacing w:after="160" w:line="360" w:lineRule="auto"/>
+        <w:jc w:val="both"/>
+        <w:rPr>
+          <w:sz w:val="28"/>
+          <w:szCs w:val="28"/>
+        </w:rPr>
+      </w:pPr>
+      <w:proofErr w:type="spellStart"/>
+      <w:r>
+        <w:rPr>
+          <w:sz w:val="28"/>
+          <w:szCs w:val="28"/>
+        </w:rPr>
         <w:t>Router</w:t>
       </w:r>
       <w:proofErr w:type="spellEnd"/>
@@ -33644,7 +33807,7 @@
           <w:ilvl w:val="0"/>
           <w:numId w:val="95"/>
         </w:numPr>
-        <w:spacing w:after="160" w:line="259" w:lineRule="auto"/>
+        <w:spacing w:after="160" w:line="360" w:lineRule="auto"/>
         <w:jc w:val="both"/>
         <w:rPr>
           <w:sz w:val="28"/>
@@ -33666,7 +33829,7 @@
           <w:ilvl w:val="0"/>
           <w:numId w:val="95"/>
         </w:numPr>
-        <w:spacing w:after="160" w:line="259" w:lineRule="auto"/>
+        <w:spacing w:after="160" w:line="360" w:lineRule="auto"/>
         <w:jc w:val="both"/>
         <w:rPr>
           <w:sz w:val="28"/>
@@ -33709,7 +33872,7 @@
     <w:p>
       <w:pPr>
         <w:widowControl/>
-        <w:spacing w:after="160" w:line="259" w:lineRule="auto"/>
+        <w:spacing w:after="160" w:line="360" w:lineRule="auto"/>
         <w:ind w:firstLine="567"/>
         <w:jc w:val="both"/>
         <w:rPr>
@@ -33732,7 +33895,7 @@
           <w:ilvl w:val="0"/>
           <w:numId w:val="96"/>
         </w:numPr>
-        <w:spacing w:after="160" w:line="259" w:lineRule="auto"/>
+        <w:spacing w:after="160" w:line="360" w:lineRule="auto"/>
         <w:jc w:val="both"/>
         <w:rPr>
           <w:sz w:val="28"/>
@@ -33754,7 +33917,7 @@
           <w:ilvl w:val="0"/>
           <w:numId w:val="96"/>
         </w:numPr>
-        <w:spacing w:after="160" w:line="259" w:lineRule="auto"/>
+        <w:spacing w:after="160" w:line="360" w:lineRule="auto"/>
         <w:jc w:val="both"/>
         <w:rPr>
           <w:sz w:val="28"/>
@@ -33776,7 +33939,7 @@
           <w:ilvl w:val="0"/>
           <w:numId w:val="96"/>
         </w:numPr>
-        <w:spacing w:after="160" w:line="259" w:lineRule="auto"/>
+        <w:spacing w:after="160" w:line="360" w:lineRule="auto"/>
         <w:jc w:val="both"/>
         <w:rPr>
           <w:sz w:val="28"/>
@@ -33794,7 +33957,7 @@
     <w:p>
       <w:pPr>
         <w:widowControl/>
-        <w:spacing w:after="160" w:line="259" w:lineRule="auto"/>
+        <w:spacing w:after="160" w:line="360" w:lineRule="auto"/>
         <w:ind w:firstLine="567"/>
         <w:jc w:val="both"/>
         <w:rPr>
@@ -33845,7 +34008,7 @@
     <w:p>
       <w:pPr>
         <w:widowControl/>
-        <w:spacing w:after="160" w:line="259" w:lineRule="auto"/>
+        <w:spacing w:after="160" w:line="360" w:lineRule="auto"/>
         <w:ind w:firstLine="567"/>
         <w:jc w:val="both"/>
         <w:rPr>
@@ -33896,7 +34059,7 @@
     <w:p>
       <w:pPr>
         <w:widowControl/>
-        <w:spacing w:after="160" w:line="259" w:lineRule="auto"/>
+        <w:spacing w:after="160" w:line="360" w:lineRule="auto"/>
         <w:ind w:firstLine="567"/>
         <w:jc w:val="both"/>
         <w:rPr>
@@ -33910,6 +34073,7 @@
           <w:sz w:val="28"/>
           <w:szCs w:val="28"/>
         </w:rPr>
+        <w:lastRenderedPageBreak/>
         <w:t>Transition</w:t>
       </w:r>
       <w:proofErr w:type="spellEnd"/>
@@ -34004,7 +34168,7 @@
     <w:p>
       <w:pPr>
         <w:widowControl/>
-        <w:spacing w:after="160" w:line="259" w:lineRule="auto"/>
+        <w:spacing w:after="160" w:line="360" w:lineRule="auto"/>
         <w:ind w:firstLine="567"/>
         <w:jc w:val="both"/>
         <w:rPr>
@@ -34036,7 +34200,7 @@
           <w:ilvl w:val="0"/>
           <w:numId w:val="97"/>
         </w:numPr>
-        <w:spacing w:after="160" w:line="259" w:lineRule="auto"/>
+        <w:spacing w:after="160" w:line="360" w:lineRule="auto"/>
         <w:jc w:val="both"/>
         <w:rPr>
           <w:sz w:val="28"/>
@@ -34074,7 +34238,7 @@
           <w:ilvl w:val="0"/>
           <w:numId w:val="97"/>
         </w:numPr>
-        <w:spacing w:after="160" w:line="259" w:lineRule="auto"/>
+        <w:spacing w:after="160" w:line="360" w:lineRule="auto"/>
         <w:jc w:val="both"/>
         <w:rPr>
           <w:sz w:val="28"/>
@@ -34112,7 +34276,7 @@
           <w:ilvl w:val="0"/>
           <w:numId w:val="97"/>
         </w:numPr>
-        <w:spacing w:after="160" w:line="259" w:lineRule="auto"/>
+        <w:spacing w:after="160" w:line="360" w:lineRule="auto"/>
         <w:jc w:val="both"/>
         <w:rPr>
           <w:sz w:val="28"/>
@@ -34150,7 +34314,7 @@
           <w:ilvl w:val="0"/>
           <w:numId w:val="97"/>
         </w:numPr>
-        <w:spacing w:after="160" w:line="259" w:lineRule="auto"/>
+        <w:spacing w:after="160" w:line="360" w:lineRule="auto"/>
         <w:jc w:val="both"/>
         <w:rPr>
           <w:sz w:val="28"/>
@@ -34188,7 +34352,7 @@
           <w:ilvl w:val="0"/>
           <w:numId w:val="97"/>
         </w:numPr>
-        <w:spacing w:after="160" w:line="259" w:lineRule="auto"/>
+        <w:spacing w:after="160" w:line="360" w:lineRule="auto"/>
         <w:jc w:val="both"/>
         <w:rPr>
           <w:sz w:val="28"/>
@@ -34254,7 +34418,7 @@
     <w:p>
       <w:pPr>
         <w:widowControl/>
-        <w:spacing w:after="160" w:line="259" w:lineRule="auto"/>
+        <w:spacing w:after="160" w:line="360" w:lineRule="auto"/>
         <w:ind w:firstLine="567"/>
         <w:jc w:val="both"/>
         <w:rPr>
@@ -34277,7 +34441,7 @@
           <w:ilvl w:val="0"/>
           <w:numId w:val="98"/>
         </w:numPr>
-        <w:spacing w:after="160" w:line="259" w:lineRule="auto"/>
+        <w:spacing w:after="160" w:line="360" w:lineRule="auto"/>
         <w:jc w:val="both"/>
         <w:rPr>
           <w:sz w:val="28"/>
@@ -34308,7 +34472,7 @@
           <w:ilvl w:val="0"/>
           <w:numId w:val="98"/>
         </w:numPr>
-        <w:spacing w:after="160" w:line="259" w:lineRule="auto"/>
+        <w:spacing w:after="160" w:line="360" w:lineRule="auto"/>
         <w:jc w:val="both"/>
         <w:rPr>
           <w:sz w:val="28"/>
@@ -34339,7 +34503,7 @@
           <w:ilvl w:val="0"/>
           <w:numId w:val="98"/>
         </w:numPr>
-        <w:spacing w:after="160" w:line="259" w:lineRule="auto"/>
+        <w:spacing w:after="160" w:line="360" w:lineRule="auto"/>
         <w:jc w:val="both"/>
         <w:rPr>
           <w:sz w:val="28"/>
@@ -34366,7 +34530,7 @@
     <w:p>
       <w:pPr>
         <w:widowControl/>
-        <w:spacing w:after="160" w:line="259" w:lineRule="auto"/>
+        <w:spacing w:after="160" w:line="360" w:lineRule="auto"/>
         <w:ind w:firstLine="567"/>
         <w:jc w:val="both"/>
         <w:rPr>
@@ -34405,7 +34569,7 @@
           <w:ilvl w:val="0"/>
           <w:numId w:val="99"/>
         </w:numPr>
-        <w:spacing w:after="160" w:line="259" w:lineRule="auto"/>
+        <w:spacing w:after="160" w:line="360" w:lineRule="auto"/>
         <w:jc w:val="both"/>
         <w:rPr>
           <w:sz w:val="28"/>
@@ -34452,7 +34616,7 @@
           <w:ilvl w:val="0"/>
           <w:numId w:val="99"/>
         </w:numPr>
-        <w:spacing w:after="160" w:line="259" w:lineRule="auto"/>
+        <w:spacing w:after="160" w:line="360" w:lineRule="auto"/>
         <w:jc w:val="both"/>
         <w:rPr>
           <w:sz w:val="28"/>
@@ -34483,7 +34647,7 @@
           <w:ilvl w:val="0"/>
           <w:numId w:val="99"/>
         </w:numPr>
-        <w:spacing w:after="160" w:line="259" w:lineRule="auto"/>
+        <w:spacing w:after="160" w:line="360" w:lineRule="auto"/>
         <w:jc w:val="both"/>
         <w:rPr>
           <w:sz w:val="28"/>
@@ -34546,7 +34710,7 @@
           <w:ilvl w:val="0"/>
           <w:numId w:val="99"/>
         </w:numPr>
-        <w:spacing w:after="160" w:line="259" w:lineRule="auto"/>
+        <w:spacing w:after="160" w:line="360" w:lineRule="auto"/>
         <w:jc w:val="both"/>
         <w:rPr>
           <w:sz w:val="28"/>
@@ -34589,7 +34753,7 @@
     <w:p>
       <w:pPr>
         <w:widowControl/>
-        <w:spacing w:after="160" w:line="259" w:lineRule="auto"/>
+        <w:spacing w:after="160" w:line="360" w:lineRule="auto"/>
         <w:ind w:firstLine="567"/>
         <w:jc w:val="both"/>
         <w:rPr>
@@ -34628,7 +34792,7 @@
           <w:ilvl w:val="0"/>
           <w:numId w:val="100"/>
         </w:numPr>
-        <w:spacing w:after="160" w:line="259" w:lineRule="auto"/>
+        <w:spacing w:after="160" w:line="360" w:lineRule="auto"/>
         <w:jc w:val="both"/>
         <w:rPr>
           <w:sz w:val="28"/>
@@ -34650,19 +34814,18 @@
           <w:ilvl w:val="0"/>
           <w:numId w:val="100"/>
         </w:numPr>
-        <w:spacing w:after="160" w:line="259" w:lineRule="auto"/>
-        <w:jc w:val="both"/>
-        <w:rPr>
-          <w:sz w:val="28"/>
-          <w:szCs w:val="28"/>
-        </w:rPr>
-      </w:pPr>
-      <w:r>
-        <w:rPr>
-          <w:sz w:val="28"/>
-          <w:szCs w:val="28"/>
-        </w:rPr>
-        <w:lastRenderedPageBreak/>
+        <w:spacing w:after="160" w:line="360" w:lineRule="auto"/>
+        <w:jc w:val="both"/>
+        <w:rPr>
+          <w:sz w:val="28"/>
+          <w:szCs w:val="28"/>
+        </w:rPr>
+      </w:pPr>
+      <w:r>
+        <w:rPr>
+          <w:sz w:val="28"/>
+          <w:szCs w:val="28"/>
+        </w:rPr>
         <w:t xml:space="preserve">зменшення зв’язності між компонентами; </w:t>
       </w:r>
     </w:p>
@@ -34673,7 +34836,7 @@
           <w:ilvl w:val="0"/>
           <w:numId w:val="100"/>
         </w:numPr>
-        <w:spacing w:after="160" w:line="259" w:lineRule="auto"/>
+        <w:spacing w:after="160" w:line="360" w:lineRule="auto"/>
         <w:jc w:val="both"/>
         <w:rPr>
           <w:sz w:val="28"/>
@@ -34727,7 +34890,7 @@
           <w:ilvl w:val="0"/>
           <w:numId w:val="100"/>
         </w:numPr>
-        <w:spacing w:after="160" w:line="259" w:lineRule="auto"/>
+        <w:spacing w:after="160" w:line="360" w:lineRule="auto"/>
         <w:jc w:val="both"/>
         <w:rPr>
           <w:sz w:val="28"/>
@@ -34745,7 +34908,7 @@
     <w:p>
       <w:pPr>
         <w:widowControl/>
-        <w:spacing w:after="160" w:line="259" w:lineRule="auto"/>
+        <w:spacing w:after="160" w:line="360" w:lineRule="auto"/>
         <w:ind w:firstLine="567"/>
         <w:jc w:val="both"/>
         <w:rPr>
@@ -34757,8 +34920,8 @@
     <w:p>
       <w:pPr>
         <w:widowControl/>
-        <w:spacing w:after="160" w:line="259" w:lineRule="auto"/>
-        <w:jc w:val="both"/>
+        <w:spacing w:after="160" w:line="360" w:lineRule="auto"/>
+        <w:jc w:val="center"/>
         <w:rPr>
           <w:sz w:val="28"/>
           <w:szCs w:val="28"/>
@@ -34770,6 +34933,7 @@
           <w:sz w:val="28"/>
           <w:szCs w:val="28"/>
         </w:rPr>
+        <w:lastRenderedPageBreak/>
         <w:drawing>
           <wp:inline distT="0" distB="0" distL="0" distR="0" wp14:anchorId="5889DDD9" wp14:editId="1B56EEF0">
             <wp:extent cx="5734050" cy="6772275"/>
@@ -34823,7 +34987,7 @@
     <w:p>
       <w:pPr>
         <w:widowControl/>
-        <w:spacing w:after="160" w:line="259" w:lineRule="auto"/>
+        <w:spacing w:after="160" w:line="360" w:lineRule="auto"/>
         <w:jc w:val="center"/>
         <w:rPr>
           <w:i/>
@@ -34858,16 +35022,7 @@
           <w:sz w:val="28"/>
           <w:szCs w:val="28"/>
         </w:rPr>
-        <w:t xml:space="preserve">, </w:t>
-      </w:r>
-      <w:r>
-        <w:rPr>
-          <w:i/>
-          <w:iCs/>
-          <w:sz w:val="28"/>
-          <w:szCs w:val="28"/>
-        </w:rPr>
-        <w:t xml:space="preserve">Діаграма шаблону </w:t>
+        <w:t xml:space="preserve">, Діаграма шаблону </w:t>
       </w:r>
       <w:proofErr w:type="spellStart"/>
       <w:r>
@@ -34885,18 +35040,18 @@
     <w:p>
       <w:pPr>
         <w:widowControl/>
-        <w:spacing w:after="160" w:line="259" w:lineRule="auto"/>
-        <w:jc w:val="both"/>
-        <w:rPr>
-          <w:sz w:val="28"/>
-          <w:szCs w:val="28"/>
-        </w:rPr>
-      </w:pPr>
-    </w:p>
-    <w:p>
-      <w:pPr>
-        <w:widowControl/>
-        <w:spacing w:after="160" w:line="259" w:lineRule="auto"/>
+        <w:spacing w:after="160" w:line="360" w:lineRule="auto"/>
+        <w:jc w:val="both"/>
+        <w:rPr>
+          <w:sz w:val="28"/>
+          <w:szCs w:val="28"/>
+        </w:rPr>
+      </w:pPr>
+    </w:p>
+    <w:p>
+      <w:pPr>
+        <w:widowControl/>
+        <w:spacing w:after="160" w:line="360" w:lineRule="auto"/>
         <w:jc w:val="both"/>
         <w:rPr>
           <w:sz w:val="28"/>
@@ -34948,7 +35103,93 @@
     <w:p>
       <w:pPr>
         <w:widowControl/>
-        <w:spacing w:after="160" w:line="259" w:lineRule="auto"/>
+        <w:spacing w:after="160" w:line="360" w:lineRule="auto"/>
+        <w:jc w:val="both"/>
+        <w:rPr>
+          <w:sz w:val="28"/>
+          <w:szCs w:val="28"/>
+        </w:rPr>
+      </w:pPr>
+      <w:r>
+        <w:rPr>
+          <w:sz w:val="28"/>
+          <w:szCs w:val="28"/>
+        </w:rPr>
+        <w:t>(</w:t>
+      </w:r>
+    </w:p>
+    <w:p>
+      <w:pPr>
+        <w:widowControl/>
+        <w:spacing w:after="160" w:line="360" w:lineRule="auto"/>
+        <w:jc w:val="both"/>
+        <w:rPr>
+          <w:sz w:val="28"/>
+          <w:szCs w:val="28"/>
+        </w:rPr>
+      </w:pPr>
+      <w:r>
+        <w:rPr>
+          <w:sz w:val="28"/>
+          <w:szCs w:val="28"/>
+        </w:rPr>
+        <w:t xml:space="preserve">    </w:t>
+      </w:r>
+      <w:proofErr w:type="spellStart"/>
+      <w:r>
+        <w:rPr>
+          <w:sz w:val="28"/>
+          <w:szCs w:val="28"/>
+        </w:rPr>
+        <w:t>object</w:t>
+      </w:r>
+      <w:proofErr w:type="spellEnd"/>
+      <w:r>
+        <w:rPr>
+          <w:sz w:val="28"/>
+          <w:szCs w:val="28"/>
+        </w:rPr>
+        <w:t>? sender,</w:t>
+      </w:r>
+    </w:p>
+    <w:p>
+      <w:pPr>
+        <w:widowControl/>
+        <w:spacing w:after="160" w:line="360" w:lineRule="auto"/>
+        <w:jc w:val="both"/>
+        <w:rPr>
+          <w:sz w:val="28"/>
+          <w:szCs w:val="28"/>
+        </w:rPr>
+      </w:pPr>
+      <w:r>
+        <w:rPr>
+          <w:sz w:val="28"/>
+          <w:szCs w:val="28"/>
+        </w:rPr>
+        <w:t xml:space="preserve">    </w:t>
+      </w:r>
+      <w:proofErr w:type="spellStart"/>
+      <w:r>
+        <w:rPr>
+          <w:sz w:val="28"/>
+          <w:szCs w:val="28"/>
+        </w:rPr>
+        <w:t>ServiceRequestEventArgs</w:t>
+      </w:r>
+      <w:proofErr w:type="spellEnd"/>
+      <w:r>
+        <w:rPr>
+          <w:sz w:val="28"/>
+          <w:szCs w:val="28"/>
+        </w:rPr>
+        <w:t xml:space="preserve"> e</w:t>
+      </w:r>
+    </w:p>
+    <w:p>
+      <w:pPr>
+        <w:widowControl/>
+        <w:spacing w:after="160" w:line="360" w:lineRule="auto"/>
         <w:jc w:val="both"/>
         <w:rPr>
           <w:sz w:val="28"/>
@@ -34961,209 +35202,227 @@
           <w:szCs w:val="28"/>
         </w:rPr>
         <w:lastRenderedPageBreak/>
+        <w:t>)</w:t>
+      </w:r>
+    </w:p>
+    <w:p>
+      <w:pPr>
+        <w:widowControl/>
+        <w:spacing w:after="160" w:line="360" w:lineRule="auto"/>
+        <w:jc w:val="both"/>
+        <w:rPr>
+          <w:sz w:val="28"/>
+          <w:szCs w:val="28"/>
+        </w:rPr>
+      </w:pPr>
+      <w:r>
+        <w:rPr>
+          <w:sz w:val="28"/>
+          <w:szCs w:val="28"/>
+        </w:rPr>
+        <w:t>{</w:t>
+      </w:r>
+    </w:p>
+    <w:p>
+      <w:pPr>
+        <w:widowControl/>
+        <w:spacing w:after="160" w:line="360" w:lineRule="auto"/>
+        <w:jc w:val="both"/>
+        <w:rPr>
+          <w:sz w:val="28"/>
+          <w:szCs w:val="28"/>
+        </w:rPr>
+      </w:pPr>
+      <w:r>
+        <w:rPr>
+          <w:sz w:val="28"/>
+          <w:szCs w:val="28"/>
+        </w:rPr>
+        <w:t xml:space="preserve">    </w:t>
+      </w:r>
+      <w:proofErr w:type="spellStart"/>
+      <w:r>
+        <w:rPr>
+          <w:sz w:val="28"/>
+          <w:szCs w:val="28"/>
+        </w:rPr>
+        <w:t>InitializeComponent</w:t>
+      </w:r>
+      <w:proofErr w:type="spellEnd"/>
+      <w:r>
+        <w:rPr>
+          <w:sz w:val="28"/>
+          <w:szCs w:val="28"/>
+        </w:rPr>
+        <w:t>(e);</w:t>
+      </w:r>
+    </w:p>
+    <w:p>
+      <w:pPr>
+        <w:widowControl/>
+        <w:spacing w:after="160" w:line="360" w:lineRule="auto"/>
+        <w:jc w:val="both"/>
+        <w:rPr>
+          <w:sz w:val="28"/>
+          <w:szCs w:val="28"/>
+        </w:rPr>
+      </w:pPr>
+    </w:p>
+    <w:p>
+      <w:pPr>
+        <w:widowControl/>
+        <w:spacing w:after="160" w:line="360" w:lineRule="auto"/>
+        <w:jc w:val="both"/>
+        <w:rPr>
+          <w:sz w:val="28"/>
+          <w:szCs w:val="28"/>
+        </w:rPr>
+      </w:pPr>
+      <w:r>
+        <w:rPr>
+          <w:sz w:val="28"/>
+          <w:szCs w:val="28"/>
+        </w:rPr>
+        <w:t xml:space="preserve">    </w:t>
+      </w:r>
+      <w:proofErr w:type="spellStart"/>
+      <w:r>
+        <w:rPr>
+          <w:sz w:val="28"/>
+          <w:szCs w:val="28"/>
+        </w:rPr>
+        <w:t>ApplicationRouter</w:t>
+      </w:r>
+      <w:proofErr w:type="spellEnd"/>
+    </w:p>
+    <w:p>
+      <w:pPr>
+        <w:widowControl/>
+        <w:spacing w:after="160" w:line="360" w:lineRule="auto"/>
+        <w:jc w:val="both"/>
+        <w:rPr>
+          <w:sz w:val="28"/>
+          <w:szCs w:val="28"/>
+        </w:rPr>
+      </w:pPr>
+      <w:r>
+        <w:rPr>
+          <w:sz w:val="28"/>
+          <w:szCs w:val="28"/>
+        </w:rPr>
+        <w:t xml:space="preserve">        .</w:t>
+      </w:r>
+      <w:proofErr w:type="spellStart"/>
+      <w:r>
+        <w:rPr>
+          <w:sz w:val="28"/>
+          <w:szCs w:val="28"/>
+        </w:rPr>
+        <w:t>Redirect</w:t>
+      </w:r>
+      <w:proofErr w:type="spellEnd"/>
+      <w:r>
+        <w:rPr>
+          <w:sz w:val="28"/>
+          <w:szCs w:val="28"/>
+        </w:rPr>
         <w:t>(</w:t>
       </w:r>
-    </w:p>
-    <w:p>
-      <w:pPr>
-        <w:widowControl/>
-        <w:spacing w:after="160" w:line="259" w:lineRule="auto"/>
-        <w:jc w:val="both"/>
-        <w:rPr>
-          <w:sz w:val="28"/>
-          <w:szCs w:val="28"/>
-        </w:rPr>
-      </w:pPr>
-      <w:r>
-        <w:rPr>
-          <w:sz w:val="28"/>
-          <w:szCs w:val="28"/>
-        </w:rPr>
-        <w:t xml:space="preserve">    </w:t>
-      </w:r>
-      <w:proofErr w:type="spellStart"/>
-      <w:r>
-        <w:rPr>
-          <w:sz w:val="28"/>
-          <w:szCs w:val="28"/>
-        </w:rPr>
-        <w:t>object</w:t>
-      </w:r>
-      <w:proofErr w:type="spellEnd"/>
-      <w:r>
-        <w:rPr>
-          <w:sz w:val="28"/>
-          <w:szCs w:val="28"/>
-        </w:rPr>
-        <w:t>? sender,</w:t>
-      </w:r>
-    </w:p>
-    <w:p>
-      <w:pPr>
-        <w:widowControl/>
-        <w:spacing w:after="160" w:line="259" w:lineRule="auto"/>
-        <w:jc w:val="both"/>
-        <w:rPr>
-          <w:sz w:val="28"/>
-          <w:szCs w:val="28"/>
-        </w:rPr>
-      </w:pPr>
-      <w:r>
-        <w:rPr>
-          <w:sz w:val="28"/>
-          <w:szCs w:val="28"/>
-        </w:rPr>
-        <w:t xml:space="preserve">    </w:t>
-      </w:r>
-      <w:proofErr w:type="spellStart"/>
-      <w:r>
-        <w:rPr>
-          <w:sz w:val="28"/>
-          <w:szCs w:val="28"/>
-        </w:rPr>
-        <w:t>ServiceRequestEventArgs</w:t>
-      </w:r>
-      <w:proofErr w:type="spellEnd"/>
-      <w:r>
-        <w:rPr>
-          <w:sz w:val="28"/>
-          <w:szCs w:val="28"/>
-        </w:rPr>
-        <w:t xml:space="preserve"> e</w:t>
-      </w:r>
-    </w:p>
-    <w:p>
-      <w:pPr>
-        <w:widowControl/>
-        <w:spacing w:after="160" w:line="259" w:lineRule="auto"/>
-        <w:jc w:val="both"/>
-        <w:rPr>
-          <w:sz w:val="28"/>
-          <w:szCs w:val="28"/>
-        </w:rPr>
-      </w:pPr>
-      <w:r>
-        <w:rPr>
-          <w:sz w:val="28"/>
-          <w:szCs w:val="28"/>
-        </w:rPr>
-        <w:t>)</w:t>
-      </w:r>
-    </w:p>
-    <w:p>
-      <w:pPr>
-        <w:widowControl/>
-        <w:spacing w:after="160" w:line="259" w:lineRule="auto"/>
-        <w:jc w:val="both"/>
-        <w:rPr>
-          <w:sz w:val="28"/>
-          <w:szCs w:val="28"/>
-        </w:rPr>
-      </w:pPr>
-      <w:r>
-        <w:rPr>
-          <w:sz w:val="28"/>
-          <w:szCs w:val="28"/>
-        </w:rPr>
-        <w:t>{</w:t>
-      </w:r>
-    </w:p>
-    <w:p>
-      <w:pPr>
-        <w:widowControl/>
-        <w:spacing w:after="160" w:line="259" w:lineRule="auto"/>
-        <w:jc w:val="both"/>
-        <w:rPr>
-          <w:sz w:val="28"/>
-          <w:szCs w:val="28"/>
-        </w:rPr>
-      </w:pPr>
-      <w:r>
-        <w:rPr>
-          <w:sz w:val="28"/>
-          <w:szCs w:val="28"/>
-        </w:rPr>
-        <w:t xml:space="preserve">    </w:t>
-      </w:r>
-      <w:proofErr w:type="spellStart"/>
-      <w:r>
-        <w:rPr>
-          <w:sz w:val="28"/>
-          <w:szCs w:val="28"/>
-        </w:rPr>
-        <w:t>InitializeComponent</w:t>
-      </w:r>
-      <w:proofErr w:type="spellEnd"/>
-      <w:r>
-        <w:rPr>
-          <w:sz w:val="28"/>
-          <w:szCs w:val="28"/>
-        </w:rPr>
-        <w:t>(e);</w:t>
-      </w:r>
-    </w:p>
-    <w:p>
-      <w:pPr>
-        <w:widowControl/>
-        <w:spacing w:after="160" w:line="259" w:lineRule="auto"/>
-        <w:jc w:val="both"/>
-        <w:rPr>
-          <w:sz w:val="28"/>
-          <w:szCs w:val="28"/>
-        </w:rPr>
-      </w:pPr>
-    </w:p>
-    <w:p>
-      <w:pPr>
-        <w:widowControl/>
-        <w:spacing w:after="160" w:line="259" w:lineRule="auto"/>
-        <w:jc w:val="both"/>
-        <w:rPr>
-          <w:sz w:val="28"/>
-          <w:szCs w:val="28"/>
-        </w:rPr>
-      </w:pPr>
-      <w:r>
-        <w:rPr>
-          <w:sz w:val="28"/>
-          <w:szCs w:val="28"/>
-        </w:rPr>
-        <w:t xml:space="preserve">    </w:t>
-      </w:r>
-      <w:proofErr w:type="spellStart"/>
-      <w:r>
-        <w:rPr>
-          <w:sz w:val="28"/>
-          <w:szCs w:val="28"/>
-        </w:rPr>
-        <w:t>ApplicationRouter</w:t>
-      </w:r>
-      <w:proofErr w:type="spellEnd"/>
-    </w:p>
-    <w:p>
-      <w:pPr>
-        <w:widowControl/>
-        <w:spacing w:after="160" w:line="259" w:lineRule="auto"/>
-        <w:jc w:val="both"/>
-        <w:rPr>
-          <w:sz w:val="28"/>
-          <w:szCs w:val="28"/>
-        </w:rPr>
-      </w:pPr>
-      <w:r>
-        <w:rPr>
-          <w:sz w:val="28"/>
-          <w:szCs w:val="28"/>
-        </w:rPr>
-        <w:t xml:space="preserve">        .</w:t>
-      </w:r>
-      <w:proofErr w:type="spellStart"/>
-      <w:r>
-        <w:rPr>
-          <w:sz w:val="28"/>
-          <w:szCs w:val="28"/>
-        </w:rPr>
-        <w:t>Redirect</w:t>
+      <w:proofErr w:type="spellStart"/>
+      <w:r>
+        <w:rPr>
+          <w:sz w:val="28"/>
+          <w:szCs w:val="28"/>
+        </w:rPr>
+        <w:t>DataContainer</w:t>
+      </w:r>
+      <w:proofErr w:type="spellEnd"/>
+      <w:r>
+        <w:rPr>
+          <w:sz w:val="28"/>
+          <w:szCs w:val="28"/>
+        </w:rPr>
+        <w:t xml:space="preserve">, </w:t>
+      </w:r>
+      <w:proofErr w:type="spellStart"/>
+      <w:r>
+        <w:rPr>
+          <w:sz w:val="28"/>
+          <w:szCs w:val="28"/>
+        </w:rPr>
+        <w:t>this</w:t>
+      </w:r>
+      <w:proofErr w:type="spellEnd"/>
+      <w:r>
+        <w:rPr>
+          <w:sz w:val="28"/>
+          <w:szCs w:val="28"/>
+        </w:rPr>
+        <w:t>);</w:t>
+      </w:r>
+    </w:p>
+    <w:p>
+      <w:pPr>
+        <w:widowControl/>
+        <w:spacing w:after="160" w:line="360" w:lineRule="auto"/>
+        <w:jc w:val="both"/>
+        <w:rPr>
+          <w:sz w:val="28"/>
+          <w:szCs w:val="28"/>
+        </w:rPr>
+      </w:pPr>
+      <w:r>
+        <w:rPr>
+          <w:sz w:val="28"/>
+          <w:szCs w:val="28"/>
+        </w:rPr>
+        <w:t>}</w:t>
+      </w:r>
+    </w:p>
+    <w:p>
+      <w:pPr>
+        <w:widowControl/>
+        <w:spacing w:after="160" w:line="360" w:lineRule="auto"/>
+        <w:jc w:val="both"/>
+        <w:rPr>
+          <w:sz w:val="28"/>
+          <w:szCs w:val="28"/>
+        </w:rPr>
+      </w:pPr>
+      <w:proofErr w:type="spellStart"/>
+      <w:r>
+        <w:rPr>
+          <w:sz w:val="28"/>
+          <w:szCs w:val="28"/>
+        </w:rPr>
+        <w:t>applicationSystem</w:t>
+      </w:r>
+      <w:proofErr w:type="spellEnd"/>
+    </w:p>
+    <w:p>
+      <w:pPr>
+        <w:widowControl/>
+        <w:spacing w:after="160" w:line="360" w:lineRule="auto"/>
+        <w:jc w:val="both"/>
+        <w:rPr>
+          <w:sz w:val="28"/>
+          <w:szCs w:val="28"/>
+        </w:rPr>
+      </w:pPr>
+      <w:r>
+        <w:rPr>
+          <w:sz w:val="28"/>
+          <w:szCs w:val="28"/>
+        </w:rPr>
+        <w:t xml:space="preserve">    .</w:t>
+      </w:r>
+      <w:proofErr w:type="spellStart"/>
+      <w:r>
+        <w:rPr>
+          <w:sz w:val="28"/>
+          <w:szCs w:val="28"/>
+        </w:rPr>
+        <w:t>SubscribeToEvent</w:t>
       </w:r>
       <w:proofErr w:type="spellEnd"/>
       <w:r>
@@ -35179,6 +35438,87 @@
           <w:sz w:val="28"/>
           <w:szCs w:val="28"/>
         </w:rPr>
+        <w:t>transitionHandler</w:t>
+      </w:r>
+      <w:proofErr w:type="spellEnd"/>
+      <w:r>
+        <w:rPr>
+          <w:sz w:val="28"/>
+          <w:szCs w:val="28"/>
+        </w:rPr>
+        <w:t>);</w:t>
+      </w:r>
+    </w:p>
+    <w:p>
+      <w:pPr>
+        <w:widowControl/>
+        <w:spacing w:after="160" w:line="360" w:lineRule="auto"/>
+        <w:jc w:val="both"/>
+        <w:rPr>
+          <w:sz w:val="28"/>
+          <w:szCs w:val="28"/>
+        </w:rPr>
+      </w:pPr>
+    </w:p>
+    <w:p>
+      <w:pPr>
+        <w:widowControl/>
+        <w:spacing w:after="160" w:line="360" w:lineRule="auto"/>
+        <w:jc w:val="both"/>
+        <w:rPr>
+          <w:sz w:val="28"/>
+          <w:szCs w:val="28"/>
+        </w:rPr>
+      </w:pPr>
+      <w:proofErr w:type="spellStart"/>
+      <w:r>
+        <w:rPr>
+          <w:sz w:val="28"/>
+          <w:szCs w:val="28"/>
+        </w:rPr>
+        <w:t>transitionHandler</w:t>
+      </w:r>
+      <w:proofErr w:type="spellEnd"/>
+    </w:p>
+    <w:p>
+      <w:pPr>
+        <w:widowControl/>
+        <w:spacing w:after="160" w:line="360" w:lineRule="auto"/>
+        <w:jc w:val="both"/>
+        <w:rPr>
+          <w:sz w:val="28"/>
+          <w:szCs w:val="28"/>
+        </w:rPr>
+      </w:pPr>
+      <w:r>
+        <w:rPr>
+          <w:sz w:val="28"/>
+          <w:szCs w:val="28"/>
+        </w:rPr>
+        <w:t xml:space="preserve">    .</w:t>
+      </w:r>
+      <w:proofErr w:type="spellStart"/>
+      <w:r>
+        <w:rPr>
+          <w:sz w:val="28"/>
+          <w:szCs w:val="28"/>
+        </w:rPr>
+        <w:t>ProcessRequest</w:t>
+      </w:r>
+      <w:proofErr w:type="spellEnd"/>
+      <w:r>
+        <w:rPr>
+          <w:sz w:val="28"/>
+          <w:szCs w:val="28"/>
+        </w:rPr>
+        <w:t>(</w:t>
+      </w:r>
+      <w:proofErr w:type="spellStart"/>
+      <w:r>
+        <w:rPr>
+          <w:sz w:val="28"/>
+          <w:szCs w:val="28"/>
+        </w:rPr>
         <w:t>DataContainer</w:t>
       </w:r>
       <w:proofErr w:type="spellEnd"/>
@@ -35187,47 +35527,24 @@
           <w:sz w:val="28"/>
           <w:szCs w:val="28"/>
         </w:rPr>
-        <w:t xml:space="preserve">, </w:t>
-      </w:r>
-      <w:proofErr w:type="spellStart"/>
-      <w:r>
-        <w:rPr>
-          <w:sz w:val="28"/>
-          <w:szCs w:val="28"/>
-        </w:rPr>
-        <w:t>this</w:t>
-      </w:r>
-      <w:proofErr w:type="spellEnd"/>
-      <w:r>
-        <w:rPr>
-          <w:sz w:val="28"/>
-          <w:szCs w:val="28"/>
-        </w:rPr>
         <w:t>);</w:t>
       </w:r>
     </w:p>
     <w:p>
       <w:pPr>
         <w:widowControl/>
-        <w:spacing w:after="160" w:line="259" w:lineRule="auto"/>
-        <w:jc w:val="both"/>
-        <w:rPr>
-          <w:sz w:val="28"/>
-          <w:szCs w:val="28"/>
-        </w:rPr>
-      </w:pPr>
-      <w:r>
-        <w:rPr>
-          <w:sz w:val="28"/>
-          <w:szCs w:val="28"/>
-        </w:rPr>
-        <w:t>}</w:t>
-      </w:r>
-    </w:p>
-    <w:p>
-      <w:pPr>
-        <w:widowControl/>
-        <w:spacing w:after="160" w:line="259" w:lineRule="auto"/>
+        <w:spacing w:after="160" w:line="360" w:lineRule="auto"/>
+        <w:jc w:val="both"/>
+        <w:rPr>
+          <w:sz w:val="28"/>
+          <w:szCs w:val="28"/>
+        </w:rPr>
+      </w:pPr>
+    </w:p>
+    <w:p>
+      <w:pPr>
+        <w:widowControl/>
+        <w:spacing w:after="160" w:line="360" w:lineRule="auto"/>
         <w:jc w:val="both"/>
         <w:rPr>
           <w:sz w:val="28"/>
@@ -35247,7 +35564,7 @@
     <w:p>
       <w:pPr>
         <w:widowControl/>
-        <w:spacing w:after="160" w:line="259" w:lineRule="auto"/>
+        <w:spacing w:after="160" w:line="360" w:lineRule="auto"/>
         <w:jc w:val="both"/>
         <w:rPr>
           <w:sz w:val="28"/>
@@ -35267,7 +35584,7 @@
           <w:sz w:val="28"/>
           <w:szCs w:val="28"/>
         </w:rPr>
-        <w:t>SubscribeToEvent</w:t>
+        <w:t>UnSubscribeToEvent</w:t>
       </w:r>
       <w:proofErr w:type="spellEnd"/>
       <w:r>
@@ -35297,180 +35614,18 @@
     <w:p>
       <w:pPr>
         <w:widowControl/>
-        <w:spacing w:after="160" w:line="259" w:lineRule="auto"/>
-        <w:jc w:val="both"/>
-        <w:rPr>
-          <w:sz w:val="28"/>
-          <w:szCs w:val="28"/>
-        </w:rPr>
-      </w:pPr>
-    </w:p>
-    <w:p>
-      <w:pPr>
-        <w:widowControl/>
-        <w:spacing w:after="160" w:line="259" w:lineRule="auto"/>
-        <w:jc w:val="both"/>
-        <w:rPr>
-          <w:sz w:val="28"/>
-          <w:szCs w:val="28"/>
-        </w:rPr>
-      </w:pPr>
-      <w:proofErr w:type="spellStart"/>
-      <w:r>
-        <w:rPr>
-          <w:sz w:val="28"/>
-          <w:szCs w:val="28"/>
-        </w:rPr>
-        <w:t>transitionHandler</w:t>
-      </w:r>
-      <w:proofErr w:type="spellEnd"/>
-    </w:p>
-    <w:p>
-      <w:pPr>
-        <w:widowControl/>
-        <w:spacing w:after="160" w:line="259" w:lineRule="auto"/>
-        <w:jc w:val="both"/>
-        <w:rPr>
-          <w:sz w:val="28"/>
-          <w:szCs w:val="28"/>
-        </w:rPr>
-      </w:pPr>
-      <w:r>
-        <w:rPr>
-          <w:sz w:val="28"/>
-          <w:szCs w:val="28"/>
-        </w:rPr>
-        <w:t xml:space="preserve">    .</w:t>
-      </w:r>
-      <w:proofErr w:type="spellStart"/>
-      <w:r>
-        <w:rPr>
-          <w:sz w:val="28"/>
-          <w:szCs w:val="28"/>
-        </w:rPr>
-        <w:t>ProcessRequest</w:t>
-      </w:r>
-      <w:proofErr w:type="spellEnd"/>
-      <w:r>
-        <w:rPr>
-          <w:sz w:val="28"/>
-          <w:szCs w:val="28"/>
-        </w:rPr>
-        <w:t>(</w:t>
-      </w:r>
-      <w:proofErr w:type="spellStart"/>
-      <w:r>
-        <w:rPr>
-          <w:sz w:val="28"/>
-          <w:szCs w:val="28"/>
-        </w:rPr>
-        <w:t>DataContainer</w:t>
-      </w:r>
-      <w:proofErr w:type="spellEnd"/>
-      <w:r>
-        <w:rPr>
-          <w:sz w:val="28"/>
-          <w:szCs w:val="28"/>
-        </w:rPr>
-        <w:t>);</w:t>
-      </w:r>
-    </w:p>
-    <w:p>
-      <w:pPr>
-        <w:widowControl/>
-        <w:spacing w:after="160" w:line="259" w:lineRule="auto"/>
-        <w:jc w:val="both"/>
-        <w:rPr>
-          <w:sz w:val="28"/>
-          <w:szCs w:val="28"/>
-        </w:rPr>
-      </w:pPr>
-    </w:p>
-    <w:p>
-      <w:pPr>
-        <w:widowControl/>
-        <w:spacing w:after="160" w:line="259" w:lineRule="auto"/>
-        <w:jc w:val="both"/>
-        <w:rPr>
-          <w:sz w:val="28"/>
-          <w:szCs w:val="28"/>
-        </w:rPr>
-      </w:pPr>
-      <w:proofErr w:type="spellStart"/>
-      <w:r>
-        <w:rPr>
-          <w:sz w:val="28"/>
-          <w:szCs w:val="28"/>
-        </w:rPr>
-        <w:t>applicationSystem</w:t>
-      </w:r>
-      <w:proofErr w:type="spellEnd"/>
-    </w:p>
-    <w:p>
-      <w:pPr>
-        <w:widowControl/>
-        <w:spacing w:after="160" w:line="259" w:lineRule="auto"/>
-        <w:jc w:val="both"/>
-        <w:rPr>
-          <w:sz w:val="28"/>
-          <w:szCs w:val="28"/>
-        </w:rPr>
-      </w:pPr>
-      <w:r>
-        <w:rPr>
-          <w:sz w:val="28"/>
-          <w:szCs w:val="28"/>
-        </w:rPr>
-        <w:t xml:space="preserve">    .</w:t>
-      </w:r>
-      <w:proofErr w:type="spellStart"/>
-      <w:r>
-        <w:rPr>
-          <w:sz w:val="28"/>
-          <w:szCs w:val="28"/>
-        </w:rPr>
-        <w:t>UnSubscribeToEvent</w:t>
-      </w:r>
-      <w:proofErr w:type="spellEnd"/>
-      <w:r>
-        <w:rPr>
-          <w:sz w:val="28"/>
-          <w:szCs w:val="28"/>
-        </w:rPr>
-        <w:t>(</w:t>
-      </w:r>
-      <w:proofErr w:type="spellStart"/>
-      <w:r>
-        <w:rPr>
-          <w:sz w:val="28"/>
-          <w:szCs w:val="28"/>
-        </w:rPr>
-        <w:t>transitionHandler</w:t>
-      </w:r>
-      <w:proofErr w:type="spellEnd"/>
-      <w:r>
-        <w:rPr>
-          <w:sz w:val="28"/>
-          <w:szCs w:val="28"/>
-        </w:rPr>
-        <w:t>);</w:t>
-      </w:r>
-    </w:p>
-    <w:p>
-      <w:pPr>
-        <w:widowControl/>
-        <w:spacing w:after="160" w:line="259" w:lineRule="auto"/>
-        <w:jc w:val="both"/>
-        <w:rPr>
-          <w:sz w:val="28"/>
-          <w:szCs w:val="28"/>
-        </w:rPr>
-      </w:pPr>
-    </w:p>
-    <w:p>
-      <w:pPr>
-        <w:widowControl/>
-        <w:spacing w:after="160" w:line="259" w:lineRule="auto"/>
+        <w:spacing w:after="160" w:line="360" w:lineRule="auto"/>
+        <w:jc w:val="both"/>
+        <w:rPr>
+          <w:sz w:val="28"/>
+          <w:szCs w:val="28"/>
+        </w:rPr>
+      </w:pPr>
+    </w:p>
+    <w:p>
+      <w:pPr>
+        <w:widowControl/>
+        <w:spacing w:after="160" w:line="360" w:lineRule="auto"/>
         <w:jc w:val="both"/>
         <w:rPr>
           <w:sz w:val="28"/>
@@ -35497,18 +35652,19 @@
     <w:p>
       <w:pPr>
         <w:widowControl/>
-        <w:spacing w:after="160" w:line="259" w:lineRule="auto"/>
-        <w:jc w:val="both"/>
-        <w:rPr>
-          <w:sz w:val="28"/>
-          <w:szCs w:val="28"/>
-        </w:rPr>
-      </w:pPr>
-    </w:p>
-    <w:p>
-      <w:pPr>
-        <w:widowControl/>
-        <w:spacing w:after="160" w:line="259" w:lineRule="auto"/>
+        <w:spacing w:after="160" w:line="360" w:lineRule="auto"/>
+        <w:jc w:val="both"/>
+        <w:rPr>
+          <w:sz w:val="28"/>
+          <w:szCs w:val="28"/>
+        </w:rPr>
+      </w:pPr>
+    </w:p>
+    <w:p>
+      <w:pPr>
+        <w:widowControl/>
+        <w:spacing w:after="160" w:line="360" w:lineRule="auto"/>
+        <w:jc w:val="both"/>
         <w:rPr>
           <w:sz w:val="28"/>
           <w:szCs w:val="28"/>
@@ -35521,8 +35677,10 @@
     <w:p>
       <w:pPr>
         <w:pStyle w:val="Heading2"/>
-      </w:pPr>
-      <w:bookmarkStart w:id="9" w:name="_Toc229587404"/>
+        <w:spacing w:line="360" w:lineRule="auto"/>
+        <w:jc w:val="both"/>
+      </w:pPr>
+      <w:bookmarkStart w:id="9" w:name="_Toc229753811"/>
       <w:r>
         <w:lastRenderedPageBreak/>
         <w:t xml:space="preserve">2.2 </w:t>
@@ -35535,7 +35693,7 @@
     <w:p>
       <w:pPr>
         <w:spacing w:line="360" w:lineRule="auto"/>
-        <w:jc w:val="center"/>
+        <w:jc w:val="both"/>
         <w:rPr>
           <w:noProof/>
           <w:sz w:val="28"/>
@@ -35648,8 +35806,9 @@
     <w:p>
       <w:pPr>
         <w:widowControl/>
-        <w:spacing w:after="160" w:line="259" w:lineRule="auto"/>
+        <w:spacing w:after="160" w:line="360" w:lineRule="auto"/>
         <w:ind w:firstLine="567"/>
+        <w:jc w:val="both"/>
         <w:rPr>
           <w:sz w:val="28"/>
           <w:szCs w:val="28"/>
@@ -35698,7 +35857,8 @@
     <w:p>
       <w:pPr>
         <w:widowControl/>
-        <w:spacing w:after="160" w:line="259" w:lineRule="auto"/>
+        <w:spacing w:after="160" w:line="360" w:lineRule="auto"/>
+        <w:jc w:val="both"/>
         <w:rPr>
           <w:sz w:val="28"/>
           <w:szCs w:val="28"/>
@@ -35795,7 +35955,8 @@
     <w:p>
       <w:pPr>
         <w:widowControl/>
-        <w:spacing w:after="160" w:line="259" w:lineRule="auto"/>
+        <w:spacing w:after="160" w:line="360" w:lineRule="auto"/>
+        <w:jc w:val="both"/>
         <w:rPr>
           <w:sz w:val="28"/>
           <w:szCs w:val="28"/>
@@ -35908,17 +36069,19 @@
     <w:p>
       <w:pPr>
         <w:widowControl/>
-        <w:spacing w:after="160" w:line="259" w:lineRule="auto"/>
-        <w:rPr>
-          <w:sz w:val="28"/>
-          <w:szCs w:val="28"/>
-        </w:rPr>
-      </w:pPr>
-      <w:r>
-        <w:rPr>
-          <w:sz w:val="28"/>
-          <w:szCs w:val="28"/>
-        </w:rPr>
+        <w:spacing w:after="160" w:line="360" w:lineRule="auto"/>
+        <w:jc w:val="both"/>
+        <w:rPr>
+          <w:sz w:val="28"/>
+          <w:szCs w:val="28"/>
+        </w:rPr>
+      </w:pPr>
+      <w:r>
+        <w:rPr>
+          <w:sz w:val="28"/>
+          <w:szCs w:val="28"/>
+        </w:rPr>
+        <w:lastRenderedPageBreak/>
         <w:t xml:space="preserve">Для передачі даних між компонентами використовується </w:t>
       </w:r>
       <w:proofErr w:type="spellStart"/>
@@ -35957,7 +36120,8 @@
     <w:p>
       <w:pPr>
         <w:widowControl/>
-        <w:spacing w:after="160" w:line="259" w:lineRule="auto"/>
+        <w:spacing w:after="160" w:line="360" w:lineRule="auto"/>
+        <w:jc w:val="both"/>
         <w:rPr>
           <w:sz w:val="28"/>
           <w:szCs w:val="28"/>
@@ -36003,7 +36167,8 @@
           <w:ilvl w:val="0"/>
           <w:numId w:val="101"/>
         </w:numPr>
-        <w:spacing w:after="160" w:line="259" w:lineRule="auto"/>
+        <w:spacing w:after="160" w:line="360" w:lineRule="auto"/>
+        <w:jc w:val="both"/>
         <w:rPr>
           <w:sz w:val="28"/>
           <w:szCs w:val="28"/>
@@ -36065,19 +36230,19 @@
           <w:ilvl w:val="0"/>
           <w:numId w:val="101"/>
         </w:numPr>
-        <w:spacing w:after="160" w:line="259" w:lineRule="auto"/>
-        <w:rPr>
-          <w:sz w:val="28"/>
-          <w:szCs w:val="28"/>
-        </w:rPr>
-      </w:pPr>
-      <w:proofErr w:type="spellStart"/>
-      <w:r>
-        <w:rPr>
-          <w:sz w:val="28"/>
-          <w:szCs w:val="28"/>
-        </w:rPr>
-        <w:lastRenderedPageBreak/>
+        <w:spacing w:after="160" w:line="360" w:lineRule="auto"/>
+        <w:jc w:val="both"/>
+        <w:rPr>
+          <w:sz w:val="28"/>
+          <w:szCs w:val="28"/>
+        </w:rPr>
+      </w:pPr>
+      <w:proofErr w:type="spellStart"/>
+      <w:r>
+        <w:rPr>
+          <w:sz w:val="28"/>
+          <w:szCs w:val="28"/>
+        </w:rPr>
         <w:t>Data</w:t>
       </w:r>
       <w:proofErr w:type="spellEnd"/>
@@ -36128,7 +36293,8 @@
           <w:ilvl w:val="0"/>
           <w:numId w:val="101"/>
         </w:numPr>
-        <w:spacing w:after="160" w:line="259" w:lineRule="auto"/>
+        <w:spacing w:after="160" w:line="360" w:lineRule="auto"/>
+        <w:jc w:val="both"/>
         <w:rPr>
           <w:sz w:val="28"/>
           <w:szCs w:val="28"/>
@@ -36170,7 +36336,8 @@
     <w:p>
       <w:pPr>
         <w:widowControl/>
-        <w:spacing w:after="160" w:line="259" w:lineRule="auto"/>
+        <w:spacing w:after="160" w:line="360" w:lineRule="auto"/>
+        <w:jc w:val="both"/>
         <w:rPr>
           <w:sz w:val="28"/>
           <w:szCs w:val="28"/>
@@ -36251,13 +36418,15 @@
     <w:p>
       <w:pPr>
         <w:widowControl/>
-        <w:spacing w:after="160" w:line="259" w:lineRule="auto"/>
-      </w:pPr>
-    </w:p>
-    <w:p>
-      <w:pPr>
-        <w:widowControl/>
-        <w:spacing w:after="160" w:line="259" w:lineRule="auto"/>
+        <w:spacing w:after="160" w:line="360" w:lineRule="auto"/>
+        <w:jc w:val="both"/>
+      </w:pPr>
+    </w:p>
+    <w:p>
+      <w:pPr>
+        <w:widowControl/>
+        <w:spacing w:after="160" w:line="360" w:lineRule="auto"/>
+        <w:jc w:val="both"/>
         <w:rPr>
           <w:sz w:val="28"/>
           <w:szCs w:val="28"/>
@@ -36270,8 +36439,10 @@
     <w:p>
       <w:pPr>
         <w:pStyle w:val="Heading2"/>
-      </w:pPr>
-      <w:bookmarkStart w:id="10" w:name="_Toc229587405"/>
+        <w:spacing w:line="360" w:lineRule="auto"/>
+        <w:jc w:val="both"/>
+      </w:pPr>
+      <w:bookmarkStart w:id="10" w:name="_Toc229753812"/>
       <w:r>
         <w:lastRenderedPageBreak/>
         <w:t xml:space="preserve">2.3 </w:t>
@@ -36291,8 +36462,9 @@
           <w:right w:val="nil"/>
           <w:between w:val="nil"/>
         </w:pBdr>
-        <w:spacing w:before="240" w:after="200" w:line="276" w:lineRule="auto"/>
+        <w:spacing w:before="240" w:after="200" w:line="360" w:lineRule="auto"/>
         <w:ind w:firstLine="567"/>
+        <w:jc w:val="both"/>
         <w:rPr>
           <w:color w:val="000000"/>
           <w:sz w:val="28"/>
@@ -36318,8 +36490,9 @@
           <w:right w:val="nil"/>
           <w:between w:val="nil"/>
         </w:pBdr>
-        <w:spacing w:before="240" w:after="200" w:line="276" w:lineRule="auto"/>
+        <w:spacing w:before="240" w:after="200" w:line="360" w:lineRule="auto"/>
         <w:ind w:left="360"/>
+        <w:jc w:val="both"/>
         <w:rPr>
           <w:color w:val="000000"/>
           <w:sz w:val="28"/>
@@ -36367,7 +36540,8 @@
           <w:right w:val="nil"/>
           <w:between w:val="nil"/>
         </w:pBdr>
-        <w:spacing w:before="240" w:after="200" w:line="276" w:lineRule="auto"/>
+        <w:spacing w:before="240" w:after="200" w:line="360" w:lineRule="auto"/>
+        <w:jc w:val="both"/>
         <w:rPr>
           <w:color w:val="000000"/>
           <w:sz w:val="28"/>
@@ -36415,7 +36589,8 @@
           <w:right w:val="nil"/>
           <w:between w:val="nil"/>
         </w:pBdr>
-        <w:spacing w:before="240" w:after="200" w:line="276" w:lineRule="auto"/>
+        <w:spacing w:before="240" w:after="200" w:line="360" w:lineRule="auto"/>
+        <w:jc w:val="both"/>
         <w:rPr>
           <w:color w:val="000000"/>
           <w:sz w:val="28"/>
@@ -36499,7 +36674,8 @@
           <w:right w:val="nil"/>
           <w:between w:val="nil"/>
         </w:pBdr>
-        <w:spacing w:before="240" w:after="200" w:line="276" w:lineRule="auto"/>
+        <w:spacing w:before="240" w:after="200" w:line="360" w:lineRule="auto"/>
+        <w:jc w:val="both"/>
         <w:rPr>
           <w:color w:val="000000"/>
           <w:sz w:val="28"/>
@@ -36547,7 +36723,8 @@
           <w:right w:val="nil"/>
           <w:between w:val="nil"/>
         </w:pBdr>
-        <w:spacing w:before="240" w:after="200" w:line="276" w:lineRule="auto"/>
+        <w:spacing w:before="240" w:after="200" w:line="360" w:lineRule="auto"/>
+        <w:jc w:val="both"/>
         <w:rPr>
           <w:color w:val="000000"/>
           <w:sz w:val="28"/>
@@ -36591,8 +36768,9 @@
           <w:right w:val="nil"/>
           <w:between w:val="nil"/>
         </w:pBdr>
-        <w:spacing w:before="240" w:after="200" w:line="276" w:lineRule="auto"/>
+        <w:spacing w:before="240" w:after="200" w:line="360" w:lineRule="auto"/>
         <w:ind w:firstLine="567"/>
+        <w:jc w:val="both"/>
         <w:rPr>
           <w:color w:val="000000"/>
           <w:sz w:val="28"/>
@@ -36654,7 +36832,7 @@
           <w:right w:val="nil"/>
           <w:between w:val="nil"/>
         </w:pBdr>
-        <w:spacing w:before="240" w:after="200" w:line="276" w:lineRule="auto"/>
+        <w:spacing w:before="240" w:after="200" w:line="360" w:lineRule="auto"/>
         <w:ind w:firstLine="567"/>
         <w:jc w:val="center"/>
         <w:rPr>
@@ -36738,15 +36916,6 @@
         <w:t>Login</w:t>
       </w:r>
       <w:proofErr w:type="spellEnd"/>
-      <w:r>
-        <w:rPr>
-          <w:i/>
-          <w:iCs/>
-          <w:sz w:val="28"/>
-          <w:szCs w:val="28"/>
-        </w:rPr>
-        <w:t xml:space="preserve"> </w:t>
-      </w:r>
     </w:p>
     <w:p>
       <w:pPr>
@@ -36758,7 +36927,7 @@
           <w:right w:val="nil"/>
           <w:between w:val="nil"/>
         </w:pBdr>
-        <w:spacing w:before="240" w:after="200" w:line="276" w:lineRule="auto"/>
+        <w:spacing w:before="240" w:after="200" w:line="360" w:lineRule="auto"/>
         <w:jc w:val="center"/>
         <w:rPr>
           <w:color w:val="000000"/>
@@ -36869,7 +37038,7 @@
           <w:szCs w:val="28"/>
           <w:lang w:val="en-US"/>
         </w:rPr>
-        <w:t>S</w:t>
+        <w:t>Sequence</w:t>
       </w:r>
       <w:r>
         <w:rPr>
@@ -36877,9 +37046,8 @@
           <w:iCs/>
           <w:sz w:val="28"/>
           <w:szCs w:val="28"/>
-          <w:lang w:val="en-US"/>
-        </w:rPr>
-        <w:t>equence</w:t>
+        </w:rPr>
+        <w:t xml:space="preserve"> </w:t>
       </w:r>
       <w:r>
         <w:rPr>
@@ -36887,8 +37055,9 @@
           <w:iCs/>
           <w:sz w:val="28"/>
           <w:szCs w:val="28"/>
-        </w:rPr>
-        <w:t xml:space="preserve"> </w:t>
+          <w:lang w:val="en-US"/>
+        </w:rPr>
+        <w:t>diagram</w:t>
       </w:r>
       <w:r>
         <w:rPr>
@@ -36896,9 +37065,8 @@
           <w:iCs/>
           <w:sz w:val="28"/>
           <w:szCs w:val="28"/>
-          <w:lang w:val="en-US"/>
-        </w:rPr>
-        <w:t>diagram</w:t>
+        </w:rPr>
+        <w:t xml:space="preserve"> </w:t>
       </w:r>
       <w:r>
         <w:rPr>
@@ -36906,8 +37074,9 @@
           <w:iCs/>
           <w:sz w:val="28"/>
           <w:szCs w:val="28"/>
-        </w:rPr>
-        <w:t xml:space="preserve"> </w:t>
+          <w:lang w:val="en-US"/>
+        </w:rPr>
+        <w:t>Login</w:t>
       </w:r>
       <w:r>
         <w:rPr>
@@ -36915,9 +37084,8 @@
           <w:iCs/>
           <w:sz w:val="28"/>
           <w:szCs w:val="28"/>
-          <w:lang w:val="en-US"/>
-        </w:rPr>
-        <w:t>Login</w:t>
+        </w:rPr>
+        <w:t xml:space="preserve"> </w:t>
       </w:r>
       <w:r>
         <w:rPr>
@@ -36925,15 +37093,6 @@
           <w:iCs/>
           <w:sz w:val="28"/>
           <w:szCs w:val="28"/>
-        </w:rPr>
-        <w:t xml:space="preserve"> </w:t>
-      </w:r>
-      <w:r>
-        <w:rPr>
-          <w:i/>
-          <w:iCs/>
-          <w:sz w:val="28"/>
-          <w:szCs w:val="28"/>
           <w:lang w:val="en-US"/>
         </w:rPr>
         <w:t>Transition</w:t>
@@ -36941,15 +37100,19 @@
     </w:p>
     <w:p>
       <w:pPr>
-        <w:rPr>
-          <w:sz w:val="28"/>
-          <w:szCs w:val="28"/>
-        </w:rPr>
-      </w:pPr>
-    </w:p>
-    <w:p>
-      <w:pPr>
+        <w:spacing w:line="360" w:lineRule="auto"/>
+        <w:jc w:val="both"/>
+        <w:rPr>
+          <w:sz w:val="28"/>
+          <w:szCs w:val="28"/>
+        </w:rPr>
+      </w:pPr>
+    </w:p>
+    <w:p>
+      <w:pPr>
+        <w:spacing w:line="360" w:lineRule="auto"/>
         <w:ind w:firstLine="567"/>
+        <w:jc w:val="both"/>
         <w:rPr>
           <w:sz w:val="28"/>
           <w:szCs w:val="28"/>
@@ -37111,6 +37274,8 @@
       <w:pPr>
         <w:autoSpaceDE/>
         <w:autoSpaceDN/>
+        <w:spacing w:line="360" w:lineRule="auto"/>
+        <w:jc w:val="both"/>
         <w:rPr>
           <w:sz w:val="28"/>
           <w:szCs w:val="28"/>
@@ -37127,16 +37292,19 @@
     <w:p>
       <w:pPr>
         <w:pStyle w:val="Heading1"/>
-        <w:jc w:val="center"/>
-        <w:rPr>
+        <w:spacing w:line="360" w:lineRule="auto"/>
+        <w:jc w:val="both"/>
+        <w:rPr>
+          <w:rFonts w:ascii="Times New Roman" w:hAnsi="Times New Roman" w:cs="Times New Roman"/>
           <w:b/>
           <w:bCs/>
           <w:color w:val="000000" w:themeColor="text1"/>
         </w:rPr>
       </w:pPr>
-      <w:bookmarkStart w:id="11" w:name="_Toc229587406"/>
-      <w:r>
-        <w:rPr>
+      <w:bookmarkStart w:id="11" w:name="_Toc229753813"/>
+      <w:r>
+        <w:rPr>
+          <w:rFonts w:ascii="Times New Roman" w:hAnsi="Times New Roman" w:cs="Times New Roman"/>
           <w:b/>
           <w:bCs/>
           <w:color w:val="000000" w:themeColor="text1"/>
@@ -37161,7 +37329,40 @@
           <w:sz w:val="28"/>
           <w:szCs w:val="28"/>
         </w:rPr>
-        <w:t xml:space="preserve">У процесі виконання курсової роботи було розроблено програмну систему </w:t>
+        <w:t xml:space="preserve">У процесі виконання </w:t>
+      </w:r>
+      <w:r>
+        <w:rPr>
+          <w:color w:val="000000" w:themeColor="text1"/>
+          <w:sz w:val="28"/>
+          <w:szCs w:val="28"/>
+        </w:rPr>
+        <w:t xml:space="preserve">курсового </w:t>
+      </w:r>
+      <w:proofErr w:type="spellStart"/>
+      <w:r>
+        <w:rPr>
+          <w:color w:val="000000" w:themeColor="text1"/>
+          <w:sz w:val="28"/>
+          <w:szCs w:val="28"/>
+        </w:rPr>
+        <w:t>проєкту</w:t>
+      </w:r>
+      <w:proofErr w:type="spellEnd"/>
+      <w:r>
+        <w:rPr>
+          <w:color w:val="000000" w:themeColor="text1"/>
+          <w:sz w:val="28"/>
+          <w:szCs w:val="28"/>
+        </w:rPr>
+        <w:t xml:space="preserve"> </w:t>
+      </w:r>
+      <w:r>
+        <w:rPr>
+          <w:sz w:val="28"/>
+          <w:szCs w:val="28"/>
+        </w:rPr>
+        <w:t xml:space="preserve">було розроблено програмну систему </w:t>
       </w:r>
       <w:proofErr w:type="spellStart"/>
       <w:r>
@@ -38007,6 +38208,7 @@
           <w:sz w:val="28"/>
           <w:szCs w:val="28"/>
         </w:rPr>
+        <w:lastRenderedPageBreak/>
         <w:t xml:space="preserve">спростити масштабування програмної системи; </w:t>
       </w:r>
     </w:p>
@@ -38028,7 +38230,6 @@
           <w:sz w:val="28"/>
           <w:szCs w:val="28"/>
         </w:rPr>
-        <w:lastRenderedPageBreak/>
         <w:t xml:space="preserve">реалізувати </w:t>
       </w:r>
       <w:proofErr w:type="spellStart"/>
@@ -38395,6 +38596,8 @@
       <w:pPr>
         <w:autoSpaceDE/>
         <w:autoSpaceDN/>
+        <w:spacing w:line="360" w:lineRule="auto"/>
+        <w:jc w:val="both"/>
         <w:rPr>
           <w:sz w:val="28"/>
           <w:szCs w:val="28"/>
@@ -38413,14 +38616,16 @@
         <w:pStyle w:val="Heading1"/>
         <w:jc w:val="center"/>
         <w:rPr>
+          <w:rFonts w:ascii="Times New Roman" w:hAnsi="Times New Roman" w:cs="Times New Roman"/>
           <w:b/>
           <w:bCs/>
           <w:color w:val="000000" w:themeColor="text1"/>
         </w:rPr>
       </w:pPr>
-      <w:bookmarkStart w:id="12" w:name="_Toc229587407"/>
-      <w:r>
-        <w:rPr>
+      <w:bookmarkStart w:id="12" w:name="_Toc229753814"/>
+      <w:r>
+        <w:rPr>
+          <w:rFonts w:ascii="Times New Roman" w:hAnsi="Times New Roman" w:cs="Times New Roman"/>
           <w:b/>
           <w:bCs/>
           <w:color w:val="000000" w:themeColor="text1"/>
@@ -57113,28 +57318,28 @@
 </file>
 
 <file path=customXml/item1.xml><?xml version="1.0" encoding="utf-8"?>
-<b:Sources xmlns:b="http://schemas.openxmlformats.org/officeDocument/2006/bibliography" xmlns="http://schemas.openxmlformats.org/officeDocument/2006/bibliography" SelectedStyle="\APASixthEditionOfficeOnline.xsl" StyleName="APA" Version="6"/>
-</file>
-
-<file path=customXml/item2.xml><?xml version="1.0" encoding="utf-8"?>
 <go:gDocsCustomXmlDataStorage xmlns:go="http://customooxmlschemas.google.com/" xmlns:r="http://schemas.openxmlformats.org/officeDocument/2006/relationships" uri="GoogleDocsCustomDataVersion2">
   <go:docsCustomData xmlns:go="http://customooxmlschemas.google.com/" roundtripDataSignature="AMtx7mip2jK3qwGDMQWR5VzP2XgbHRrKKA==">CgMxLjAyCGguZ2pkZ3hzMgloLjMwajB6bGwyCWguMWZvYjl0ZTIJaC4zem55c2g3MgloLjJldDkycDAyCGgudHlqY3d0MgloLjNkeTZ2a20yCWguMXQzaDVzZjIJaC40ZDM0b2c4MgloLjJzOGV5bzEyCWguMTdkcDh2dTIJaC4zcmRjcmpuMgloLjI2aW4xcmc4AHIhMWJJbk12aGFDTzkwcVNYel9VaUtwam92S2V3d25qWlYz</go:docsCustomData>
 </go:gDocsCustomXmlDataStorage>
 </file>
 
-<file path=customXml/itemProps1.xml><?xml version="1.0" encoding="utf-8"?>
-<ds:datastoreItem xmlns:ds="http://schemas.openxmlformats.org/officeDocument/2006/customXml" ds:itemID="{05980B62-83BF-41DA-8D71-24C9FB89E6B2}">
-  <ds:schemaRefs>
-    <ds:schemaRef ds:uri="http://schemas.openxmlformats.org/officeDocument/2006/bibliography"/>
-  </ds:schemaRefs>
-</ds:datastoreItem>
+<file path=customXml/item2.xml><?xml version="1.0" encoding="utf-8"?>
+<b:Sources xmlns:b="http://schemas.openxmlformats.org/officeDocument/2006/bibliography" xmlns="http://schemas.openxmlformats.org/officeDocument/2006/bibliography" SelectedStyle="\APASixthEditionOfficeOnline.xsl" StyleName="APA" Version="6"/>
 </file>
 
-<file path=customXml/itemProps2.xml><?xml version="1.0" encoding="utf-8"?>
+<file path=customXml/itemProps1.xml><?xml version="1.0" encoding="utf-8"?>
 <ds:datastoreItem xmlns:ds="http://schemas.openxmlformats.org/officeDocument/2006/customXml" ds:itemID="{11111111-1234-1234-1234-123412341234}">
   <ds:schemaRefs>
     <ds:schemaRef ds:uri="http://customooxmlschemas.google.com/"/>
     <ds:schemaRef ds:uri="http://schemas.openxmlformats.org/officeDocument/2006/relationships"/>
   </ds:schemaRefs>
 </ds:datastoreItem>
+</file>
+
+<file path=customXml/itemProps2.xml><?xml version="1.0" encoding="utf-8"?>
+<ds:datastoreItem xmlns:ds="http://schemas.openxmlformats.org/officeDocument/2006/customXml" ds:itemID="{05980B62-83BF-41DA-8D71-24C9FB89E6B2}">
+  <ds:schemaRefs>
+    <ds:schemaRef ds:uri="http://schemas.openxmlformats.org/officeDocument/2006/bibliography"/>
+  </ds:schemaRefs>
+</ds:datastoreItem>
 </file>